--- a/4-质量管理/运行记录类文件/040206-管理评审报告.docx
+++ b/4-质量管理/运行记录类文件/040206-管理评审报告.docx
@@ -1,13 +1,13 @@
 
 <file path=word/document.xml><?xml version="1.0" encoding="utf-8"?>
-<w:document xmlns:wpc="http://schemas.microsoft.com/office/word/2010/wordprocessingCanvas" xmlns:cx="http://schemas.microsoft.com/office/drawing/2014/chartex" xmlns:cx1="http://schemas.microsoft.com/office/drawing/2015/9/8/chartex" xmlns:cx2="http://schemas.microsoft.com/office/drawing/2015/10/21/chartex" xmlns:cx3="http://schemas.microsoft.com/office/drawing/2016/5/9/chartex" xmlns:cx4="http://schemas.microsoft.com/office/drawing/2016/5/10/chartex" xmlns:cx5="http://schemas.microsoft.com/office/drawing/2016/5/11/chartex" xmlns:cx6="http://schemas.microsoft.com/office/drawing/2016/5/12/chartex" xmlns:cx7="http://schemas.microsoft.com/office/drawing/2016/5/13/chartex" xmlns:cx8="http://schemas.microsoft.com/office/drawing/2016/5/14/chartex" xmlns:mc="http://schemas.openxmlformats.org/markup-compatibility/2006" xmlns:aink="http://schemas.microsoft.com/office/drawing/2016/ink" xmlns:am3d="http://schemas.microsoft.com/office/drawing/2017/model3d" xmlns:o="urn:schemas-microsoft-com:office:office" xmlns:oel="http://schemas.microsoft.com/office/2019/extlst" xmlns:r="http://schemas.openxmlformats.org/officeDocument/2006/relationships" xmlns:m="http://schemas.openxmlformats.org/officeDocument/2006/math" xmlns:v="urn:schemas-microsoft-com:vml" xmlns:wp14="http://schemas.microsoft.com/office/word/2010/wordprocessingDrawing" xmlns:wp="http://schemas.openxmlformats.org/drawingml/2006/wordprocessingDrawing" xmlns:w10="urn:schemas-microsoft-com:office:word" xmlns:w="http://schemas.openxmlformats.org/wordprocessingml/2006/main" xmlns:w14="http://schemas.microsoft.com/office/word/2010/wordml" xmlns:w15="http://schemas.microsoft.com/office/word/2012/wordml" xmlns:w16cex="http://schemas.microsoft.com/office/word/2018/wordml/cex" xmlns:w16cid="http://schemas.microsoft.com/office/word/2016/wordml/cid" xmlns:w16="http://schemas.microsoft.com/office/word/2018/wordml" xmlns:w16du="http://schemas.microsoft.com/office/word/2023/wordml/word16du" xmlns:w16sdtdh="http://schemas.microsoft.com/office/word/2020/wordml/sdtdatahash" xmlns:w16sdtfl="http://schemas.microsoft.com/office/word/2024/wordml/sdtformatlock" xmlns:w16se="http://schemas.microsoft.com/office/word/2015/wordml/symex" xmlns:wpg="http://schemas.microsoft.com/office/word/2010/wordprocessingGroup" xmlns:wpi="http://schemas.microsoft.com/office/word/2010/wordprocessingInk" xmlns:wne="http://schemas.microsoft.com/office/word/2006/wordml" xmlns:wps="http://schemas.microsoft.com/office/word/2010/wordprocessingShape" mc:Ignorable="w14 w15 w16se w16cid w16 w16cex w16sdtdh w16sdtfl w16du wp14">
+<w:document xmlns:wpc="http://schemas.microsoft.com/office/word/2010/wordprocessingCanvas" xmlns:mc="http://schemas.openxmlformats.org/markup-compatibility/2006" xmlns:o="urn:schemas-microsoft-com:office:office" xmlns:r="http://schemas.openxmlformats.org/officeDocument/2006/relationships" xmlns:m="http://schemas.openxmlformats.org/officeDocument/2006/math" xmlns:v="urn:schemas-microsoft-com:vml" xmlns:wp14="http://schemas.microsoft.com/office/word/2010/wordprocessingDrawing" xmlns:wp="http://schemas.openxmlformats.org/drawingml/2006/wordprocessingDrawing" xmlns:w="http://schemas.openxmlformats.org/wordprocessingml/2006/main" xmlns:w14="http://schemas.microsoft.com/office/word/2010/wordml" xmlns:w10="urn:schemas-microsoft-com:office:word" xmlns:w15="http://schemas.microsoft.com/office/word/2012/wordml" xmlns:wpg="http://schemas.microsoft.com/office/word/2010/wordprocessingGroup" xmlns:wpi="http://schemas.microsoft.com/office/word/2010/wordprocessingInk" xmlns:wne="http://schemas.microsoft.com/office/word/2006/wordml" xmlns:wps="http://schemas.microsoft.com/office/word/2010/wordprocessingShape" xmlns:wpsCustomData="http://www.wps.cn/officeDocument/2013/wpsCustomData" mc:Ignorable="w14 w15 wp14">
   <w:body>
     <w:p>
       <w:pPr>
         <w:spacing w:before="78" w:line="219" w:lineRule="auto"/>
         <w:ind w:left="25"/>
         <w:rPr>
-          <w:rFonts w:ascii="宋体" w:hAnsi="宋体" w:cs="宋体" w:hint="eastAsia"/>
+          <w:rFonts w:hint="eastAsia" w:ascii="宋体" w:hAnsi="宋体" w:cs="宋体"/>
           <w:b/>
           <w:bCs/>
           <w:spacing w:val="-3"/>
@@ -21,7 +21,7 @@
         <w:spacing w:before="78" w:line="219" w:lineRule="auto"/>
         <w:ind w:left="25"/>
         <w:rPr>
-          <w:rFonts w:ascii="宋体" w:hAnsi="宋体" w:cs="宋体" w:hint="eastAsia"/>
+          <w:rFonts w:hint="eastAsia" w:ascii="宋体" w:hAnsi="宋体" w:cs="宋体"/>
           <w:b/>
           <w:bCs/>
           <w:spacing w:val="-3"/>
@@ -35,7 +35,7 @@
         <w:spacing w:before="78" w:line="219" w:lineRule="auto"/>
         <w:ind w:left="25"/>
         <w:rPr>
-          <w:rFonts w:ascii="宋体" w:hAnsi="宋体" w:cs="宋体" w:hint="eastAsia"/>
+          <w:rFonts w:hint="eastAsia" w:ascii="宋体" w:hAnsi="宋体" w:cs="宋体"/>
           <w:b/>
           <w:bCs/>
           <w:spacing w:val="-3"/>
@@ -49,7 +49,7 @@
         <w:spacing w:before="78" w:line="219" w:lineRule="auto"/>
         <w:ind w:left="25"/>
         <w:rPr>
-          <w:rFonts w:ascii="宋体" w:hAnsi="宋体" w:cs="宋体" w:hint="eastAsia"/>
+          <w:rFonts w:hint="eastAsia" w:ascii="宋体" w:hAnsi="宋体" w:cs="宋体"/>
           <w:sz w:val="24"/>
           <w:szCs w:val="24"/>
           <w:lang w:eastAsia="zh-CN"/>
@@ -65,37 +65,11 @@
           <w:szCs w:val="24"/>
           <w:lang w:eastAsia="zh-CN"/>
         </w:rPr>
-        <w:t>文件编号：</w:t>
-      </w:r>
-      <w:proofErr w:type="spellStart"/>
-      <w:r>
-        <w:rPr>
-          <w:rFonts w:ascii="宋体" w:hAnsi="宋体" w:cs="宋体"/>
-          <w:b/>
-          <w:bCs/>
-          <w:spacing w:val="-3"/>
-          <w:sz w:val="24"/>
-          <w:szCs w:val="24"/>
-          <w:lang w:eastAsia="zh-CN"/>
-        </w:rPr>
-        <w:t>ITSS</w:t>
-      </w:r>
-      <w:proofErr w:type="spellEnd"/>
-      <w:r>
-        <w:rPr>
-          <w:rFonts w:ascii="宋体" w:hAnsi="宋体" w:cs="宋体"/>
-          <w:b/>
-          <w:bCs/>
-          <w:spacing w:val="-3"/>
-          <w:sz w:val="24"/>
-          <w:szCs w:val="24"/>
-          <w:lang w:eastAsia="zh-CN"/>
-        </w:rPr>
-        <w:t>-10-0</w:t>
+        <w:t>文件编号：ITSS-10-0</w:t>
       </w:r>
       <w:r>
         <w:rPr>
-          <w:rFonts w:ascii="宋体" w:hAnsi="宋体" w:cs="宋体" w:hint="eastAsia"/>
+          <w:rFonts w:hint="eastAsia" w:ascii="宋体" w:hAnsi="宋体" w:cs="宋体"/>
           <w:b/>
           <w:bCs/>
           <w:spacing w:val="-3"/>
@@ -114,11 +88,11 @@
         <w:autoSpaceDN/>
         <w:adjustRightInd/>
         <w:snapToGrid/>
-        <w:spacing w:afterLines="1000" w:after="3120" w:line="219" w:lineRule="auto"/>
+        <w:spacing w:after="3120" w:afterLines="1000" w:line="219" w:lineRule="auto"/>
         <w:ind w:left="23"/>
         <w:textAlignment w:val="auto"/>
         <w:rPr>
-          <w:rFonts w:ascii="宋体" w:hAnsi="宋体" w:cs="宋体" w:hint="eastAsia"/>
+          <w:rFonts w:hint="eastAsia" w:ascii="宋体" w:hAnsi="宋体" w:cs="宋体"/>
           <w:sz w:val="24"/>
           <w:szCs w:val="24"/>
           <w:lang w:eastAsia="zh-CN"/>
@@ -157,26 +131,12 @@
           <w:szCs w:val="24"/>
           <w:lang w:eastAsia="zh-CN"/>
         </w:rPr>
-        <w:t>：</w:t>
+        <w:t>：V1.0</w:t>
       </w:r>
-      <w:proofErr w:type="spellStart"/>
-      <w:r>
-        <w:rPr>
-          <w:rFonts w:ascii="宋体" w:hAnsi="宋体" w:cs="宋体"/>
-          <w:b/>
-          <w:bCs/>
-          <w:spacing w:val="-5"/>
-          <w:sz w:val="24"/>
-          <w:szCs w:val="24"/>
-          <w:lang w:eastAsia="zh-CN"/>
-        </w:rPr>
-        <w:t>V1.0</w:t>
-      </w:r>
-      <w:proofErr w:type="spellEnd"/>
     </w:p>
     <w:p>
       <w:pPr>
-        <w:pStyle w:val="ab"/>
+        <w:pStyle w:val="24"/>
         <w:spacing w:after="1872"/>
         <w:rPr>
           <w:lang w:eastAsia="zh-CN"/>
@@ -193,7 +153,7 @@
     </w:p>
     <w:p>
       <w:pPr>
-        <w:pStyle w:val="ac"/>
+        <w:pStyle w:val="25"/>
         <w:spacing w:after="2808"/>
         <w:rPr>
           <w:rFonts w:hint="eastAsia"/>
@@ -209,26 +169,48 @@
     </w:p>
     <w:tbl>
       <w:tblPr>
-        <w:tblStyle w:val="a9"/>
+        <w:tblStyle w:val="21"/>
         <w:tblW w:w="0" w:type="auto"/>
         <w:tblInd w:w="2443" w:type="dxa"/>
         <w:tblBorders>
-          <w:top w:val="nil"/>
-          <w:left w:val="nil"/>
-          <w:bottom w:val="nil"/>
-          <w:right w:val="nil"/>
-          <w:insideH w:val="nil"/>
-          <w:insideV w:val="nil"/>
+          <w:top w:val="none" w:color="auto" w:sz="0" w:space="0"/>
+          <w:left w:val="none" w:color="auto" w:sz="0" w:space="0"/>
+          <w:bottom w:val="none" w:color="auto" w:sz="0" w:space="0"/>
+          <w:right w:val="none" w:color="auto" w:sz="0" w:space="0"/>
+          <w:insideH w:val="none" w:color="auto" w:sz="0" w:space="0"/>
+          <w:insideV w:val="none" w:color="auto" w:sz="0" w:space="0"/>
         </w:tblBorders>
-        <w:tblLook w:val="04A0" w:firstRow="1" w:lastRow="0" w:firstColumn="1" w:lastColumn="0" w:noHBand="0" w:noVBand="1"/>
+        <w:tblLayout w:type="autofit"/>
+        <w:tblCellMar>
+          <w:top w:w="0" w:type="dxa"/>
+          <w:left w:w="108" w:type="dxa"/>
+          <w:bottom w:w="0" w:type="dxa"/>
+          <w:right w:w="108" w:type="dxa"/>
+        </w:tblCellMar>
       </w:tblPr>
       <w:tblGrid>
-        <w:gridCol w:w="1754"/>
-        <w:gridCol w:w="4109"/>
+        <w:gridCol w:w="1818"/>
+        <w:gridCol w:w="4261"/>
       </w:tblGrid>
       <w:tr>
+        <w:tblPrEx>
+          <w:tblBorders>
+            <w:top w:val="none" w:color="auto" w:sz="0" w:space="0"/>
+            <w:left w:val="none" w:color="auto" w:sz="0" w:space="0"/>
+            <w:bottom w:val="none" w:color="auto" w:sz="0" w:space="0"/>
+            <w:right w:val="none" w:color="auto" w:sz="0" w:space="0"/>
+            <w:insideH w:val="none" w:color="auto" w:sz="0" w:space="0"/>
+            <w:insideV w:val="none" w:color="auto" w:sz="0" w:space="0"/>
+          </w:tblBorders>
+          <w:tblCellMar>
+            <w:top w:w="0" w:type="dxa"/>
+            <w:left w:w="108" w:type="dxa"/>
+            <w:bottom w:w="0" w:type="dxa"/>
+            <w:right w:w="108" w:type="dxa"/>
+          </w:tblCellMar>
+        </w:tblPrEx>
         <w:trPr>
-          <w:trHeight w:val="810"/>
+          <w:trHeight w:val="810" w:hRule="atLeast"/>
         </w:trPr>
         <w:tc>
           <w:tcPr>
@@ -236,6 +218,8 @@
           </w:tcPr>
           <w:p>
             <w:pPr>
+              <w:widowControl w:val="0"/>
+              <w:jc w:val="both"/>
               <w:rPr>
                 <w:lang w:eastAsia="zh-CN"/>
               </w:rPr>
@@ -249,7 +233,7 @@
             </w:r>
             <w:r>
               <w:rPr>
-                <w:rFonts w:asciiTheme="minorHAnsi" w:eastAsiaTheme="minorEastAsia" w:hAnsiTheme="minorHAnsi"/>
+                <w:rFonts w:asciiTheme="minorHAnsi" w:hAnsiTheme="minorHAnsi" w:eastAsiaTheme="minorEastAsia"/>
                 <w:spacing w:val="227"/>
                 <w:lang w:eastAsia="zh-CN"/>
               </w:rPr>
@@ -271,6 +255,8 @@
           </w:tcPr>
           <w:p>
             <w:pPr>
+              <w:widowControl w:val="0"/>
+              <w:jc w:val="both"/>
               <w:rPr>
                 <w:lang w:eastAsia="zh-CN"/>
               </w:rPr>
@@ -284,7 +270,7 @@
             </w:r>
             <w:r>
               <w:rPr>
-                <w:rFonts w:asciiTheme="minorHAnsi" w:eastAsiaTheme="minorEastAsia" w:hAnsiTheme="minorHAnsi" w:hint="eastAsia"/>
+                <w:rFonts w:hint="eastAsia" w:asciiTheme="minorHAnsi" w:hAnsiTheme="minorHAnsi" w:eastAsiaTheme="minorEastAsia"/>
                 <w:spacing w:val="227"/>
                 <w:lang w:eastAsia="zh-CN"/>
               </w:rPr>
@@ -302,9 +288,9 @@
               <w:rPr>
                 <w:rFonts w:hint="eastAsia"/>
                 <w:u w:val="single"/>
-                <w:lang w:eastAsia="zh-CN"/>
-              </w:rPr>
-              <w:t>6</w:t>
+                <w:lang w:val="en-US" w:eastAsia="zh-CN"/>
+              </w:rPr>
+              <w:t>5</w:t>
             </w:r>
             <w:r>
               <w:rPr>
@@ -312,14 +298,46 @@
                 <w:u w:val="single"/>
                 <w:lang w:eastAsia="zh-CN"/>
               </w:rPr>
-              <w:t>.1.20</w:t>
+              <w:t>.1</w:t>
+            </w:r>
+            <w:r>
+              <w:rPr>
+                <w:rFonts w:hint="eastAsia"/>
+                <w:u w:val="single"/>
+                <w:lang w:val="en-US" w:eastAsia="zh-CN"/>
+              </w:rPr>
+              <w:t>2</w:t>
+            </w:r>
+            <w:r>
+              <w:rPr>
+                <w:rFonts w:hint="eastAsia"/>
+                <w:u w:val="single"/>
+                <w:lang w:eastAsia="zh-CN"/>
+              </w:rPr>
+              <w:t>.20</w:t>
             </w:r>
           </w:p>
         </w:tc>
       </w:tr>
       <w:tr>
+        <w:tblPrEx>
+          <w:tblBorders>
+            <w:top w:val="none" w:color="auto" w:sz="0" w:space="0"/>
+            <w:left w:val="none" w:color="auto" w:sz="0" w:space="0"/>
+            <w:bottom w:val="none" w:color="auto" w:sz="0" w:space="0"/>
+            <w:right w:val="none" w:color="auto" w:sz="0" w:space="0"/>
+            <w:insideH w:val="none" w:color="auto" w:sz="0" w:space="0"/>
+            <w:insideV w:val="none" w:color="auto" w:sz="0" w:space="0"/>
+          </w:tblBorders>
+          <w:tblCellMar>
+            <w:top w:w="0" w:type="dxa"/>
+            <w:left w:w="108" w:type="dxa"/>
+            <w:bottom w:w="0" w:type="dxa"/>
+            <w:right w:w="108" w:type="dxa"/>
+          </w:tblCellMar>
+        </w:tblPrEx>
         <w:trPr>
-          <w:trHeight w:val="810"/>
+          <w:trHeight w:val="810" w:hRule="atLeast"/>
         </w:trPr>
         <w:tc>
           <w:tcPr>
@@ -327,6 +345,8 @@
           </w:tcPr>
           <w:p>
             <w:pPr>
+              <w:widowControl w:val="0"/>
+              <w:jc w:val="both"/>
               <w:rPr>
                 <w:rFonts w:eastAsia="Arial"/>
                 <w:lang w:eastAsia="zh-CN"/>
@@ -341,7 +361,7 @@
             </w:r>
             <w:r>
               <w:rPr>
-                <w:rFonts w:asciiTheme="minorHAnsi" w:eastAsiaTheme="minorEastAsia" w:hAnsiTheme="minorHAnsi"/>
+                <w:rFonts w:asciiTheme="minorHAnsi" w:hAnsiTheme="minorHAnsi" w:eastAsiaTheme="minorEastAsia"/>
                 <w:spacing w:val="227"/>
                 <w:lang w:eastAsia="zh-CN"/>
               </w:rPr>
@@ -350,11 +370,10 @@
             <w:r>
               <w:rPr>
                 <w:rFonts w:hint="eastAsia"/>
-                <w:spacing w:val="105"/>
                 <w:u w:val="single"/>
-                <w:lang w:eastAsia="zh-CN"/>
-              </w:rPr>
-              <w:t>严长运</w:t>
+                <w:lang w:val="en-US" w:eastAsia="zh-CN"/>
+              </w:rPr>
+              <w:t>刘钢要</w:t>
             </w:r>
           </w:p>
         </w:tc>
@@ -364,6 +383,8 @@
           </w:tcPr>
           <w:p>
             <w:pPr>
+              <w:widowControl w:val="0"/>
+              <w:jc w:val="both"/>
               <w:rPr>
                 <w:rFonts w:eastAsia="Arial"/>
                 <w:lang w:eastAsia="zh-CN"/>
@@ -378,7 +399,7 @@
             </w:r>
             <w:r>
               <w:rPr>
-                <w:rFonts w:asciiTheme="minorHAnsi" w:eastAsiaTheme="minorEastAsia" w:hAnsiTheme="minorHAnsi" w:hint="eastAsia"/>
+                <w:rFonts w:hint="eastAsia" w:asciiTheme="minorHAnsi" w:hAnsiTheme="minorHAnsi" w:eastAsiaTheme="minorEastAsia"/>
                 <w:spacing w:val="227"/>
                 <w:lang w:eastAsia="zh-CN"/>
               </w:rPr>
@@ -396,9 +417,9 @@
               <w:rPr>
                 <w:rFonts w:hint="eastAsia"/>
                 <w:u w:val="single"/>
-                <w:lang w:eastAsia="zh-CN"/>
-              </w:rPr>
-              <w:t>6</w:t>
+                <w:lang w:val="en-US" w:eastAsia="zh-CN"/>
+              </w:rPr>
+              <w:t>5</w:t>
             </w:r>
             <w:r>
               <w:rPr>
@@ -406,14 +427,46 @@
                 <w:u w:val="single"/>
                 <w:lang w:eastAsia="zh-CN"/>
               </w:rPr>
-              <w:t>.1.20</w:t>
+              <w:t>.1</w:t>
+            </w:r>
+            <w:r>
+              <w:rPr>
+                <w:rFonts w:hint="eastAsia"/>
+                <w:u w:val="single"/>
+                <w:lang w:val="en-US" w:eastAsia="zh-CN"/>
+              </w:rPr>
+              <w:t>2</w:t>
+            </w:r>
+            <w:r>
+              <w:rPr>
+                <w:rFonts w:hint="eastAsia"/>
+                <w:u w:val="single"/>
+                <w:lang w:eastAsia="zh-CN"/>
+              </w:rPr>
+              <w:t>.20</w:t>
             </w:r>
           </w:p>
         </w:tc>
       </w:tr>
       <w:tr>
+        <w:tblPrEx>
+          <w:tblBorders>
+            <w:top w:val="none" w:color="auto" w:sz="0" w:space="0"/>
+            <w:left w:val="none" w:color="auto" w:sz="0" w:space="0"/>
+            <w:bottom w:val="none" w:color="auto" w:sz="0" w:space="0"/>
+            <w:right w:val="none" w:color="auto" w:sz="0" w:space="0"/>
+            <w:insideH w:val="none" w:color="auto" w:sz="0" w:space="0"/>
+            <w:insideV w:val="none" w:color="auto" w:sz="0" w:space="0"/>
+          </w:tblBorders>
+          <w:tblCellMar>
+            <w:top w:w="0" w:type="dxa"/>
+            <w:left w:w="108" w:type="dxa"/>
+            <w:bottom w:w="0" w:type="dxa"/>
+            <w:right w:w="108" w:type="dxa"/>
+          </w:tblCellMar>
+        </w:tblPrEx>
         <w:trPr>
-          <w:trHeight w:val="635"/>
+          <w:trHeight w:val="635" w:hRule="atLeast"/>
         </w:trPr>
         <w:tc>
           <w:tcPr>
@@ -421,6 +474,8 @@
           </w:tcPr>
           <w:p>
             <w:pPr>
+              <w:widowControl w:val="0"/>
+              <w:jc w:val="both"/>
               <w:rPr>
                 <w:lang w:eastAsia="zh-CN"/>
               </w:rPr>
@@ -434,7 +489,7 @@
             </w:r>
             <w:r>
               <w:rPr>
-                <w:rFonts w:asciiTheme="minorHAnsi" w:eastAsiaTheme="minorEastAsia" w:hAnsiTheme="minorHAnsi" w:hint="eastAsia"/>
+                <w:rFonts w:hint="eastAsia" w:asciiTheme="minorHAnsi" w:hAnsiTheme="minorHAnsi" w:eastAsiaTheme="minorEastAsia"/>
                 <w:spacing w:val="227"/>
                 <w:lang w:eastAsia="zh-CN"/>
               </w:rPr>
@@ -446,7 +501,36 @@
                 <w:u w:val="single"/>
                 <w:lang w:eastAsia="zh-CN"/>
               </w:rPr>
-              <w:t>鲁玉</w:t>
+              <w:t>鲁玉锋</w:t>
+            </w:r>
+          </w:p>
+        </w:tc>
+        <w:tc>
+          <w:tcPr>
+            <w:tcW w:w="4261" w:type="dxa"/>
+          </w:tcPr>
+          <w:p>
+            <w:pPr>
+              <w:widowControl w:val="0"/>
+              <w:jc w:val="both"/>
+              <w:rPr>
+                <w:lang w:eastAsia="zh-CN"/>
+              </w:rPr>
+            </w:pPr>
+            <w:r>
+              <w:rPr>
+                <w:rFonts w:hint="eastAsia"/>
+                <w:lang w:eastAsia="zh-CN"/>
+              </w:rPr>
+              <w:t>审批时间</w:t>
+            </w:r>
+            <w:r>
+              <w:rPr>
+                <w:rFonts w:hint="eastAsia" w:asciiTheme="minorHAnsi" w:hAnsiTheme="minorHAnsi" w:eastAsiaTheme="minorEastAsia"/>
+                <w:spacing w:val="227"/>
+                <w:lang w:eastAsia="zh-CN"/>
+              </w:rPr>
+              <w:t>:</w:t>
             </w:r>
             <w:r>
               <w:rPr>
@@ -454,44 +538,15 @@
                 <w:u w:val="single"/>
                 <w:lang w:eastAsia="zh-CN"/>
               </w:rPr>
-              <w:lastRenderedPageBreak/>
-              <w:t>锋</w:t>
-            </w:r>
-          </w:p>
-        </w:tc>
-        <w:tc>
-          <w:tcPr>
-            <w:tcW w:w="4261" w:type="dxa"/>
-          </w:tcPr>
-          <w:p>
-            <w:pPr>
-              <w:rPr>
-                <w:lang w:eastAsia="zh-CN"/>
-              </w:rPr>
-            </w:pPr>
-            <w:r>
-              <w:rPr>
-                <w:rFonts w:hint="eastAsia"/>
-                <w:lang w:eastAsia="zh-CN"/>
-              </w:rPr>
-              <w:lastRenderedPageBreak/>
-              <w:t>审批时间</w:t>
-            </w:r>
-            <w:r>
-              <w:rPr>
-                <w:rFonts w:asciiTheme="minorHAnsi" w:eastAsiaTheme="minorEastAsia" w:hAnsiTheme="minorHAnsi" w:hint="eastAsia"/>
-                <w:spacing w:val="227"/>
-                <w:lang w:eastAsia="zh-CN"/>
-              </w:rPr>
-              <w:t>:</w:t>
+              <w:t>202</w:t>
             </w:r>
             <w:r>
               <w:rPr>
                 <w:rFonts w:hint="eastAsia"/>
                 <w:u w:val="single"/>
-                <w:lang w:eastAsia="zh-CN"/>
-              </w:rPr>
-              <w:t>202</w:t>
+                <w:lang w:val="en-US" w:eastAsia="zh-CN"/>
+              </w:rPr>
+              <w:t>5</w:t>
             </w:r>
             <w:r>
               <w:rPr>
@@ -499,15 +554,23 @@
                 <w:u w:val="single"/>
                 <w:lang w:eastAsia="zh-CN"/>
               </w:rPr>
-              <w:t>6</w:t>
+              <w:t>.1</w:t>
             </w:r>
             <w:r>
               <w:rPr>
                 <w:rFonts w:hint="eastAsia"/>
                 <w:u w:val="single"/>
-                <w:lang w:eastAsia="zh-CN"/>
-              </w:rPr>
-              <w:t>.1.20</w:t>
+                <w:lang w:val="en-US" w:eastAsia="zh-CN"/>
+              </w:rPr>
+              <w:t>2</w:t>
+            </w:r>
+            <w:r>
+              <w:rPr>
+                <w:rFonts w:hint="eastAsia"/>
+                <w:u w:val="single"/>
+                <w:lang w:eastAsia="zh-CN"/>
+              </w:rPr>
+              <w:t>.20</w:t>
             </w:r>
           </w:p>
         </w:tc>
@@ -523,12 +586,11 @@
         <w:spacing w:before="153" w:line="225" w:lineRule="auto"/>
         <w:ind w:left="3634"/>
         <w:rPr>
-          <w:rFonts w:ascii="宋体" w:hAnsi="宋体" w:cs="宋体" w:hint="eastAsia"/>
+          <w:rFonts w:hint="eastAsia" w:ascii="宋体" w:hAnsi="宋体" w:cs="宋体"/>
           <w:sz w:val="31"/>
           <w:szCs w:val="31"/>
         </w:rPr>
       </w:pPr>
-      <w:proofErr w:type="spellStart"/>
       <w:r>
         <w:rPr>
           <w:rFonts w:ascii="宋体" w:hAnsi="宋体" w:cs="宋体"/>
@@ -538,26 +600,29 @@
           <w:sz w:val="31"/>
           <w:szCs w:val="31"/>
         </w:rPr>
-        <w:lastRenderedPageBreak/>
         <w:t>修订记录</w:t>
       </w:r>
-      <w:proofErr w:type="spellEnd"/>
     </w:p>
     <w:tbl>
       <w:tblPr>
-        <w:tblStyle w:val="TableNormal0"/>
+        <w:tblStyle w:val="26"/>
         <w:tblW w:w="8301" w:type="dxa"/>
         <w:tblInd w:w="2" w:type="dxa"/>
         <w:tblBorders>
-          <w:top w:val="single" w:sz="2" w:space="0" w:color="000000"/>
-          <w:left w:val="single" w:sz="2" w:space="0" w:color="000000"/>
-          <w:bottom w:val="single" w:sz="2" w:space="0" w:color="000000"/>
-          <w:right w:val="single" w:sz="2" w:space="0" w:color="000000"/>
-          <w:insideH w:val="single" w:sz="2" w:space="0" w:color="000000"/>
-          <w:insideV w:val="single" w:sz="2" w:space="0" w:color="000000"/>
+          <w:top w:val="single" w:color="000000" w:sz="2" w:space="0"/>
+          <w:left w:val="single" w:color="000000" w:sz="2" w:space="0"/>
+          <w:bottom w:val="single" w:color="000000" w:sz="2" w:space="0"/>
+          <w:right w:val="single" w:color="000000" w:sz="2" w:space="0"/>
+          <w:insideH w:val="single" w:color="000000" w:sz="2" w:space="0"/>
+          <w:insideV w:val="single" w:color="000000" w:sz="2" w:space="0"/>
         </w:tblBorders>
         <w:tblLayout w:type="fixed"/>
-        <w:tblLook w:val="04A0" w:firstRow="1" w:lastRow="0" w:firstColumn="1" w:lastColumn="0" w:noHBand="0" w:noVBand="1"/>
+        <w:tblCellMar>
+          <w:top w:w="0" w:type="dxa"/>
+          <w:left w:w="0" w:type="dxa"/>
+          <w:bottom w:w="0" w:type="dxa"/>
+          <w:right w:w="0" w:type="dxa"/>
+        </w:tblCellMar>
       </w:tblPr>
       <w:tblGrid>
         <w:gridCol w:w="1555"/>
@@ -568,8 +633,24 @@
         <w:gridCol w:w="1240"/>
       </w:tblGrid>
       <w:tr>
+        <w:tblPrEx>
+          <w:tblBorders>
+            <w:top w:val="single" w:color="000000" w:sz="2" w:space="0"/>
+            <w:left w:val="single" w:color="000000" w:sz="2" w:space="0"/>
+            <w:bottom w:val="single" w:color="000000" w:sz="2" w:space="0"/>
+            <w:right w:val="single" w:color="000000" w:sz="2" w:space="0"/>
+            <w:insideH w:val="single" w:color="000000" w:sz="2" w:space="0"/>
+            <w:insideV w:val="single" w:color="000000" w:sz="2" w:space="0"/>
+          </w:tblBorders>
+          <w:tblCellMar>
+            <w:top w:w="0" w:type="dxa"/>
+            <w:left w:w="0" w:type="dxa"/>
+            <w:bottom w:w="0" w:type="dxa"/>
+            <w:right w:w="0" w:type="dxa"/>
+          </w:tblCellMar>
+        </w:tblPrEx>
         <w:trPr>
-          <w:trHeight w:val="593"/>
+          <w:trHeight w:val="593" w:hRule="atLeast"/>
         </w:trPr>
         <w:tc>
           <w:tcPr>
@@ -580,12 +661,11 @@
               <w:spacing w:before="176" w:line="228" w:lineRule="auto"/>
               <w:ind w:left="607"/>
               <w:rPr>
-                <w:rFonts w:ascii="宋体" w:hAnsi="宋体" w:cs="宋体" w:hint="eastAsia"/>
+                <w:rFonts w:hint="eastAsia" w:ascii="宋体" w:hAnsi="宋体" w:cs="宋体"/>
                 <w:sz w:val="20"/>
                 <w:szCs w:val="20"/>
               </w:rPr>
             </w:pPr>
-            <w:proofErr w:type="spellStart"/>
             <w:r>
               <w:rPr>
                 <w:rFonts w:ascii="宋体" w:hAnsi="宋体" w:cs="宋体"/>
@@ -595,7 +675,6 @@
               </w:rPr>
               <w:t>日期</w:t>
             </w:r>
-            <w:proofErr w:type="spellEnd"/>
           </w:p>
         </w:tc>
         <w:tc>
@@ -607,12 +686,11 @@
               <w:spacing w:before="175" w:line="227" w:lineRule="auto"/>
               <w:ind w:left="253"/>
               <w:rPr>
-                <w:rFonts w:ascii="宋体" w:hAnsi="宋体" w:cs="宋体" w:hint="eastAsia"/>
+                <w:rFonts w:hint="eastAsia" w:ascii="宋体" w:hAnsi="宋体" w:cs="宋体"/>
                 <w:sz w:val="20"/>
                 <w:szCs w:val="20"/>
               </w:rPr>
             </w:pPr>
-            <w:proofErr w:type="spellStart"/>
             <w:r>
               <w:rPr>
                 <w:rFonts w:ascii="宋体" w:hAnsi="宋体" w:cs="宋体"/>
@@ -622,7 +700,6 @@
               </w:rPr>
               <w:t>版本</w:t>
             </w:r>
-            <w:proofErr w:type="spellEnd"/>
           </w:p>
         </w:tc>
         <w:tc>
@@ -634,12 +711,11 @@
               <w:spacing w:before="175" w:line="228" w:lineRule="auto"/>
               <w:ind w:left="730"/>
               <w:rPr>
-                <w:rFonts w:ascii="宋体" w:hAnsi="宋体" w:cs="宋体" w:hint="eastAsia"/>
+                <w:rFonts w:hint="eastAsia" w:ascii="宋体" w:hAnsi="宋体" w:cs="宋体"/>
                 <w:sz w:val="20"/>
                 <w:szCs w:val="20"/>
               </w:rPr>
             </w:pPr>
-            <w:proofErr w:type="spellStart"/>
             <w:r>
               <w:rPr>
                 <w:rFonts w:ascii="宋体" w:hAnsi="宋体" w:cs="宋体"/>
@@ -649,7 +725,6 @@
               </w:rPr>
               <w:t>变更说明</w:t>
             </w:r>
-            <w:proofErr w:type="spellEnd"/>
           </w:p>
         </w:tc>
         <w:tc>
@@ -661,12 +736,11 @@
               <w:spacing w:before="175" w:line="228" w:lineRule="auto"/>
               <w:ind w:left="310"/>
               <w:rPr>
-                <w:rFonts w:ascii="宋体" w:hAnsi="宋体" w:cs="宋体" w:hint="eastAsia"/>
+                <w:rFonts w:hint="eastAsia" w:ascii="宋体" w:hAnsi="宋体" w:cs="宋体"/>
                 <w:sz w:val="20"/>
                 <w:szCs w:val="20"/>
               </w:rPr>
             </w:pPr>
-            <w:proofErr w:type="spellStart"/>
             <w:r>
               <w:rPr>
                 <w:rFonts w:ascii="宋体" w:hAnsi="宋体" w:cs="宋体"/>
@@ -676,7 +750,6 @@
               </w:rPr>
               <w:t>编写人</w:t>
             </w:r>
-            <w:proofErr w:type="spellEnd"/>
           </w:p>
         </w:tc>
         <w:tc>
@@ -688,7 +761,7 @@
               <w:spacing w:before="175" w:line="228" w:lineRule="auto"/>
               <w:ind w:left="310"/>
               <w:rPr>
-                <w:rFonts w:ascii="宋体" w:hAnsi="宋体" w:cs="宋体" w:hint="eastAsia"/>
+                <w:rFonts w:hint="eastAsia" w:ascii="宋体" w:hAnsi="宋体" w:cs="宋体"/>
                 <w:spacing w:val="6"/>
                 <w:sz w:val="20"/>
                 <w:szCs w:val="20"/>
@@ -697,7 +770,7 @@
             </w:pPr>
             <w:r>
               <w:rPr>
-                <w:rFonts w:ascii="宋体" w:hAnsi="宋体" w:cs="宋体" w:hint="eastAsia"/>
+                <w:rFonts w:hint="eastAsia" w:ascii="宋体" w:hAnsi="宋体" w:cs="宋体"/>
                 <w:spacing w:val="6"/>
                 <w:sz w:val="20"/>
                 <w:szCs w:val="20"/>
@@ -716,12 +789,11 @@
               <w:spacing w:before="176" w:line="229" w:lineRule="auto"/>
               <w:ind w:left="311"/>
               <w:rPr>
-                <w:rFonts w:ascii="宋体" w:hAnsi="宋体" w:cs="宋体" w:hint="eastAsia"/>
+                <w:rFonts w:hint="eastAsia" w:ascii="宋体" w:hAnsi="宋体" w:cs="宋体"/>
                 <w:sz w:val="20"/>
                 <w:szCs w:val="20"/>
               </w:rPr>
             </w:pPr>
-            <w:proofErr w:type="spellStart"/>
             <w:r>
               <w:rPr>
                 <w:rFonts w:ascii="宋体" w:hAnsi="宋体" w:cs="宋体"/>
@@ -731,13 +803,28 @@
               </w:rPr>
               <w:t>批准人</w:t>
             </w:r>
-            <w:proofErr w:type="spellEnd"/>
           </w:p>
         </w:tc>
       </w:tr>
       <w:tr>
+        <w:tblPrEx>
+          <w:tblBorders>
+            <w:top w:val="single" w:color="000000" w:sz="2" w:space="0"/>
+            <w:left w:val="single" w:color="000000" w:sz="2" w:space="0"/>
+            <w:bottom w:val="single" w:color="000000" w:sz="2" w:space="0"/>
+            <w:right w:val="single" w:color="000000" w:sz="2" w:space="0"/>
+            <w:insideH w:val="single" w:color="000000" w:sz="2" w:space="0"/>
+            <w:insideV w:val="single" w:color="000000" w:sz="2" w:space="0"/>
+          </w:tblBorders>
+          <w:tblCellMar>
+            <w:top w:w="0" w:type="dxa"/>
+            <w:left w:w="0" w:type="dxa"/>
+            <w:bottom w:w="0" w:type="dxa"/>
+            <w:right w:w="0" w:type="dxa"/>
+          </w:tblCellMar>
+        </w:tblPrEx>
         <w:trPr>
-          <w:trHeight w:val="556"/>
+          <w:trHeight w:val="556" w:hRule="atLeast"/>
         </w:trPr>
         <w:tc>
           <w:tcPr>
@@ -748,7 +835,7 @@
               <w:spacing w:before="173" w:line="267" w:lineRule="exact"/>
               <w:ind w:left="260"/>
               <w:rPr>
-                <w:rFonts w:ascii="宋体" w:hAnsi="宋体" w:cs="宋体" w:hint="eastAsia"/>
+                <w:rFonts w:hint="eastAsia" w:ascii="宋体" w:hAnsi="宋体" w:cs="宋体"/>
                 <w:sz w:val="20"/>
                 <w:szCs w:val="20"/>
                 <w:lang w:eastAsia="zh-CN"/>
@@ -766,14 +853,14 @@
             </w:r>
             <w:r>
               <w:rPr>
-                <w:rFonts w:ascii="宋体" w:hAnsi="宋体" w:cs="宋体" w:hint="eastAsia"/>
+                <w:rFonts w:hint="eastAsia" w:ascii="宋体" w:hAnsi="宋体" w:cs="宋体"/>
                 <w:spacing w:val="3"/>
                 <w:position w:val="1"/>
                 <w:sz w:val="20"/>
                 <w:szCs w:val="20"/>
-                <w:lang w:eastAsia="zh-CN"/>
-              </w:rPr>
-              <w:t>6</w:t>
+                <w:lang w:val="en-US" w:eastAsia="zh-CN"/>
+              </w:rPr>
+              <w:t>5</w:t>
             </w:r>
             <w:r>
               <w:rPr>
@@ -783,15 +870,36 @@
                 <w:sz w:val="20"/>
                 <w:szCs w:val="20"/>
               </w:rPr>
-              <w:t>.1.</w:t>
-            </w:r>
-            <w:r>
-              <w:rPr>
-                <w:rFonts w:ascii="宋体" w:hAnsi="宋体" w:cs="宋体" w:hint="eastAsia"/>
+              <w:t>.1</w:t>
+            </w:r>
+            <w:r>
+              <w:rPr>
+                <w:rFonts w:hint="eastAsia" w:ascii="宋体" w:hAnsi="宋体" w:cs="宋体"/>
                 <w:spacing w:val="3"/>
                 <w:position w:val="1"/>
                 <w:sz w:val="20"/>
                 <w:szCs w:val="20"/>
+                <w:lang w:val="en-US" w:eastAsia="zh-CN"/>
+              </w:rPr>
+              <w:t>2</w:t>
+            </w:r>
+            <w:r>
+              <w:rPr>
+                <w:rFonts w:ascii="宋体" w:hAnsi="宋体" w:cs="宋体"/>
+                <w:spacing w:val="3"/>
+                <w:position w:val="1"/>
+                <w:sz w:val="20"/>
+                <w:szCs w:val="20"/>
+              </w:rPr>
+              <w:t>.</w:t>
+            </w:r>
+            <w:r>
+              <w:rPr>
+                <w:rFonts w:hint="eastAsia" w:ascii="宋体" w:hAnsi="宋体" w:cs="宋体"/>
+                <w:spacing w:val="3"/>
+                <w:position w:val="1"/>
+                <w:sz w:val="20"/>
+                <w:szCs w:val="20"/>
                 <w:lang w:eastAsia="zh-CN"/>
               </w:rPr>
               <w:t>20</w:t>
@@ -807,12 +915,11 @@
               <w:spacing w:before="173" w:line="267" w:lineRule="exact"/>
               <w:ind w:left="248"/>
               <w:rPr>
-                <w:rFonts w:ascii="宋体" w:hAnsi="宋体" w:cs="宋体" w:hint="eastAsia"/>
+                <w:rFonts w:hint="eastAsia" w:ascii="宋体" w:hAnsi="宋体" w:cs="宋体"/>
                 <w:sz w:val="20"/>
                 <w:szCs w:val="20"/>
               </w:rPr>
             </w:pPr>
-            <w:proofErr w:type="spellStart"/>
             <w:r>
               <w:rPr>
                 <w:rFonts w:ascii="宋体" w:hAnsi="宋体" w:cs="宋体"/>
@@ -823,7 +930,6 @@
               </w:rPr>
               <w:t>V1.0</w:t>
             </w:r>
-            <w:proofErr w:type="spellEnd"/>
           </w:p>
         </w:tc>
         <w:tc>
@@ -836,12 +942,11 @@
               <w:ind w:left="114"/>
               <w:jc w:val="center"/>
               <w:rPr>
-                <w:rFonts w:ascii="宋体" w:hAnsi="宋体" w:cs="宋体" w:hint="eastAsia"/>
+                <w:rFonts w:hint="eastAsia" w:ascii="宋体" w:hAnsi="宋体" w:cs="宋体"/>
                 <w:sz w:val="20"/>
                 <w:szCs w:val="20"/>
               </w:rPr>
             </w:pPr>
-            <w:proofErr w:type="spellStart"/>
             <w:r>
               <w:rPr>
                 <w:rFonts w:ascii="宋体" w:hAnsi="宋体" w:cs="宋体"/>
@@ -851,7 +956,6 @@
               </w:rPr>
               <w:t>新建文档</w:t>
             </w:r>
-            <w:proofErr w:type="spellEnd"/>
           </w:p>
         </w:tc>
         <w:tc>
@@ -863,7 +967,7 @@
               <w:spacing w:before="172" w:line="228" w:lineRule="auto"/>
               <w:ind w:left="313"/>
               <w:rPr>
-                <w:rFonts w:ascii="宋体" w:hAnsi="宋体" w:cs="宋体" w:hint="eastAsia"/>
+                <w:rFonts w:hint="eastAsia" w:ascii="宋体" w:hAnsi="宋体" w:cs="宋体"/>
                 <w:sz w:val="20"/>
                 <w:szCs w:val="20"/>
                 <w:lang w:eastAsia="zh-CN"/>
@@ -887,7 +991,7 @@
               <w:spacing w:before="172" w:line="228" w:lineRule="auto"/>
               <w:ind w:left="313"/>
               <w:rPr>
-                <w:rFonts w:ascii="宋体" w:hAnsi="宋体" w:cs="宋体" w:hint="eastAsia"/>
+                <w:rFonts w:hint="eastAsia" w:ascii="宋体" w:hAnsi="宋体" w:cs="宋体"/>
                 <w:spacing w:val="5"/>
                 <w:sz w:val="20"/>
                 <w:szCs w:val="20"/>
@@ -895,33 +999,30 @@
             </w:pPr>
             <w:r>
               <w:rPr>
-                <w:rFonts w:ascii="宋体" w:hAnsi="宋体" w:cs="宋体" w:hint="eastAsia"/>
-                <w:spacing w:val="100"/>
+                <w:rFonts w:hint="eastAsia"/>
+                <w:lang w:val="en-US" w:eastAsia="zh-CN"/>
+              </w:rPr>
+              <w:t>刘钢要</w:t>
+            </w:r>
+          </w:p>
+        </w:tc>
+        <w:tc>
+          <w:tcPr>
+            <w:tcW w:w="1240" w:type="dxa"/>
+          </w:tcPr>
+          <w:p>
+            <w:pPr>
+              <w:spacing w:before="173" w:line="229" w:lineRule="auto"/>
+              <w:ind w:left="314"/>
+              <w:rPr>
+                <w:rFonts w:hint="eastAsia" w:ascii="宋体" w:hAnsi="宋体" w:cs="宋体"/>
                 <w:sz w:val="20"/>
                 <w:szCs w:val="20"/>
-                <w:lang w:eastAsia="zh-CN"/>
-              </w:rPr>
-              <w:t>严长运</w:t>
-            </w:r>
-          </w:p>
-        </w:tc>
-        <w:tc>
-          <w:tcPr>
-            <w:tcW w:w="1240" w:type="dxa"/>
-          </w:tcPr>
-          <w:p>
-            <w:pPr>
-              <w:spacing w:before="173" w:line="229" w:lineRule="auto"/>
-              <w:ind w:left="314"/>
-              <w:rPr>
-                <w:rFonts w:ascii="宋体" w:hAnsi="宋体" w:cs="宋体" w:hint="eastAsia"/>
-                <w:sz w:val="20"/>
-                <w:szCs w:val="20"/>
-              </w:rPr>
-            </w:pPr>
-            <w:r>
-              <w:rPr>
-                <w:rFonts w:ascii="宋体" w:hAnsi="宋体" w:cs="宋体" w:hint="eastAsia"/>
+              </w:rPr>
+            </w:pPr>
+            <w:r>
+              <w:rPr>
+                <w:rFonts w:hint="eastAsia" w:ascii="宋体" w:hAnsi="宋体" w:cs="宋体"/>
                 <w:spacing w:val="6"/>
                 <w:sz w:val="20"/>
                 <w:szCs w:val="20"/>
@@ -933,8 +1034,24 @@
         </w:tc>
       </w:tr>
       <w:tr>
+        <w:tblPrEx>
+          <w:tblBorders>
+            <w:top w:val="single" w:color="000000" w:sz="2" w:space="0"/>
+            <w:left w:val="single" w:color="000000" w:sz="2" w:space="0"/>
+            <w:bottom w:val="single" w:color="000000" w:sz="2" w:space="0"/>
+            <w:right w:val="single" w:color="000000" w:sz="2" w:space="0"/>
+            <w:insideH w:val="single" w:color="000000" w:sz="2" w:space="0"/>
+            <w:insideV w:val="single" w:color="000000" w:sz="2" w:space="0"/>
+          </w:tblBorders>
+          <w:tblCellMar>
+            <w:top w:w="0" w:type="dxa"/>
+            <w:left w:w="0" w:type="dxa"/>
+            <w:bottom w:w="0" w:type="dxa"/>
+            <w:right w:w="0" w:type="dxa"/>
+          </w:tblCellMar>
+        </w:tblPrEx>
         <w:trPr>
-          <w:trHeight w:val="556"/>
+          <w:trHeight w:val="556" w:hRule="atLeast"/>
         </w:trPr>
         <w:tc>
           <w:tcPr>
@@ -942,7 +1059,7 @@
           </w:tcPr>
           <w:p>
             <w:pPr>
-              <w:pStyle w:val="TableText"/>
+              <w:pStyle w:val="27"/>
               <w:rPr>
                 <w:rFonts w:hint="eastAsia"/>
               </w:rPr>
@@ -955,7 +1072,7 @@
           </w:tcPr>
           <w:p>
             <w:pPr>
-              <w:pStyle w:val="TableText"/>
+              <w:pStyle w:val="27"/>
               <w:rPr>
                 <w:rFonts w:hint="eastAsia"/>
               </w:rPr>
@@ -968,7 +1085,7 @@
           </w:tcPr>
           <w:p>
             <w:pPr>
-              <w:pStyle w:val="TableText"/>
+              <w:pStyle w:val="27"/>
               <w:rPr>
                 <w:rFonts w:hint="eastAsia"/>
               </w:rPr>
@@ -1003,7 +1120,7 @@
           </w:tcPr>
           <w:p>
             <w:pPr>
-              <w:pStyle w:val="TableText"/>
+              <w:pStyle w:val="27"/>
               <w:rPr>
                 <w:rFonts w:hint="eastAsia"/>
               </w:rPr>
@@ -1012,8 +1129,24 @@
         </w:tc>
       </w:tr>
       <w:tr>
+        <w:tblPrEx>
+          <w:tblBorders>
+            <w:top w:val="single" w:color="000000" w:sz="2" w:space="0"/>
+            <w:left w:val="single" w:color="000000" w:sz="2" w:space="0"/>
+            <w:bottom w:val="single" w:color="000000" w:sz="2" w:space="0"/>
+            <w:right w:val="single" w:color="000000" w:sz="2" w:space="0"/>
+            <w:insideH w:val="single" w:color="000000" w:sz="2" w:space="0"/>
+            <w:insideV w:val="single" w:color="000000" w:sz="2" w:space="0"/>
+          </w:tblBorders>
+          <w:tblCellMar>
+            <w:top w:w="0" w:type="dxa"/>
+            <w:left w:w="0" w:type="dxa"/>
+            <w:bottom w:w="0" w:type="dxa"/>
+            <w:right w:w="0" w:type="dxa"/>
+          </w:tblCellMar>
+        </w:tblPrEx>
         <w:trPr>
-          <w:trHeight w:val="556"/>
+          <w:trHeight w:val="556" w:hRule="atLeast"/>
         </w:trPr>
         <w:tc>
           <w:tcPr>
@@ -1021,7 +1154,7 @@
           </w:tcPr>
           <w:p>
             <w:pPr>
-              <w:pStyle w:val="TableText"/>
+              <w:pStyle w:val="27"/>
               <w:rPr>
                 <w:rFonts w:hint="eastAsia"/>
               </w:rPr>
@@ -1034,7 +1167,7 @@
           </w:tcPr>
           <w:p>
             <w:pPr>
-              <w:pStyle w:val="TableText"/>
+              <w:pStyle w:val="27"/>
               <w:rPr>
                 <w:rFonts w:hint="eastAsia"/>
               </w:rPr>
@@ -1047,7 +1180,7 @@
           </w:tcPr>
           <w:p>
             <w:pPr>
-              <w:pStyle w:val="TableText"/>
+              <w:pStyle w:val="27"/>
               <w:rPr>
                 <w:rFonts w:hint="eastAsia"/>
               </w:rPr>
@@ -1082,7 +1215,7 @@
           </w:tcPr>
           <w:p>
             <w:pPr>
-              <w:pStyle w:val="TableText"/>
+              <w:pStyle w:val="27"/>
               <w:rPr>
                 <w:rFonts w:hint="eastAsia"/>
               </w:rPr>
@@ -1091,8 +1224,24 @@
         </w:tc>
       </w:tr>
       <w:tr>
+        <w:tblPrEx>
+          <w:tblBorders>
+            <w:top w:val="single" w:color="000000" w:sz="2" w:space="0"/>
+            <w:left w:val="single" w:color="000000" w:sz="2" w:space="0"/>
+            <w:bottom w:val="single" w:color="000000" w:sz="2" w:space="0"/>
+            <w:right w:val="single" w:color="000000" w:sz="2" w:space="0"/>
+            <w:insideH w:val="single" w:color="000000" w:sz="2" w:space="0"/>
+            <w:insideV w:val="single" w:color="000000" w:sz="2" w:space="0"/>
+          </w:tblBorders>
+          <w:tblCellMar>
+            <w:top w:w="0" w:type="dxa"/>
+            <w:left w:w="0" w:type="dxa"/>
+            <w:bottom w:w="0" w:type="dxa"/>
+            <w:right w:w="0" w:type="dxa"/>
+          </w:tblCellMar>
+        </w:tblPrEx>
         <w:trPr>
-          <w:trHeight w:val="557"/>
+          <w:trHeight w:val="557" w:hRule="atLeast"/>
         </w:trPr>
         <w:tc>
           <w:tcPr>
@@ -1100,7 +1249,7 @@
           </w:tcPr>
           <w:p>
             <w:pPr>
-              <w:pStyle w:val="TableText"/>
+              <w:pStyle w:val="27"/>
               <w:rPr>
                 <w:rFonts w:hint="eastAsia"/>
               </w:rPr>
@@ -1113,7 +1262,7 @@
           </w:tcPr>
           <w:p>
             <w:pPr>
-              <w:pStyle w:val="TableText"/>
+              <w:pStyle w:val="27"/>
               <w:rPr>
                 <w:rFonts w:hint="eastAsia"/>
               </w:rPr>
@@ -1126,7 +1275,7 @@
           </w:tcPr>
           <w:p>
             <w:pPr>
-              <w:pStyle w:val="TableText"/>
+              <w:pStyle w:val="27"/>
               <w:rPr>
                 <w:rFonts w:hint="eastAsia"/>
               </w:rPr>
@@ -1139,7 +1288,7 @@
           </w:tcPr>
           <w:p>
             <w:pPr>
-              <w:pStyle w:val="TableText"/>
+              <w:pStyle w:val="27"/>
               <w:rPr>
                 <w:rFonts w:hint="eastAsia"/>
               </w:rPr>
@@ -1152,7 +1301,7 @@
           </w:tcPr>
           <w:p>
             <w:pPr>
-              <w:pStyle w:val="TableText"/>
+              <w:pStyle w:val="27"/>
               <w:rPr>
                 <w:rFonts w:hint="eastAsia"/>
               </w:rPr>
@@ -1165,7 +1314,7 @@
           </w:tcPr>
           <w:p>
             <w:pPr>
-              <w:pStyle w:val="TableText"/>
+              <w:pStyle w:val="27"/>
               <w:rPr>
                 <w:rFonts w:hint="eastAsia"/>
               </w:rPr>
@@ -1174,8 +1323,24 @@
         </w:tc>
       </w:tr>
       <w:tr>
+        <w:tblPrEx>
+          <w:tblBorders>
+            <w:top w:val="single" w:color="000000" w:sz="2" w:space="0"/>
+            <w:left w:val="single" w:color="000000" w:sz="2" w:space="0"/>
+            <w:bottom w:val="single" w:color="000000" w:sz="2" w:space="0"/>
+            <w:right w:val="single" w:color="000000" w:sz="2" w:space="0"/>
+            <w:insideH w:val="single" w:color="000000" w:sz="2" w:space="0"/>
+            <w:insideV w:val="single" w:color="000000" w:sz="2" w:space="0"/>
+          </w:tblBorders>
+          <w:tblCellMar>
+            <w:top w:w="0" w:type="dxa"/>
+            <w:left w:w="0" w:type="dxa"/>
+            <w:bottom w:w="0" w:type="dxa"/>
+            <w:right w:w="0" w:type="dxa"/>
+          </w:tblCellMar>
+        </w:tblPrEx>
         <w:trPr>
-          <w:trHeight w:val="556"/>
+          <w:trHeight w:val="556" w:hRule="atLeast"/>
         </w:trPr>
         <w:tc>
           <w:tcPr>
@@ -1183,7 +1348,7 @@
           </w:tcPr>
           <w:p>
             <w:pPr>
-              <w:pStyle w:val="TableText"/>
+              <w:pStyle w:val="27"/>
               <w:rPr>
                 <w:rFonts w:hint="eastAsia"/>
               </w:rPr>
@@ -1196,7 +1361,7 @@
           </w:tcPr>
           <w:p>
             <w:pPr>
-              <w:pStyle w:val="TableText"/>
+              <w:pStyle w:val="27"/>
               <w:rPr>
                 <w:rFonts w:hint="eastAsia"/>
               </w:rPr>
@@ -1209,7 +1374,7 @@
           </w:tcPr>
           <w:p>
             <w:pPr>
-              <w:pStyle w:val="TableText"/>
+              <w:pStyle w:val="27"/>
               <w:rPr>
                 <w:rFonts w:hint="eastAsia"/>
               </w:rPr>
@@ -1222,7 +1387,7 @@
           </w:tcPr>
           <w:p>
             <w:pPr>
-              <w:pStyle w:val="TableText"/>
+              <w:pStyle w:val="27"/>
               <w:rPr>
                 <w:rFonts w:hint="eastAsia"/>
               </w:rPr>
@@ -1235,7 +1400,7 @@
           </w:tcPr>
           <w:p>
             <w:pPr>
-              <w:pStyle w:val="TableText"/>
+              <w:pStyle w:val="27"/>
               <w:rPr>
                 <w:rFonts w:hint="eastAsia"/>
               </w:rPr>
@@ -1248,7 +1413,7 @@
           </w:tcPr>
           <w:p>
             <w:pPr>
-              <w:pStyle w:val="TableText"/>
+              <w:pStyle w:val="27"/>
               <w:rPr>
                 <w:rFonts w:hint="eastAsia"/>
               </w:rPr>
@@ -1257,8 +1422,24 @@
         </w:tc>
       </w:tr>
       <w:tr>
+        <w:tblPrEx>
+          <w:tblBorders>
+            <w:top w:val="single" w:color="000000" w:sz="2" w:space="0"/>
+            <w:left w:val="single" w:color="000000" w:sz="2" w:space="0"/>
+            <w:bottom w:val="single" w:color="000000" w:sz="2" w:space="0"/>
+            <w:right w:val="single" w:color="000000" w:sz="2" w:space="0"/>
+            <w:insideH w:val="single" w:color="000000" w:sz="2" w:space="0"/>
+            <w:insideV w:val="single" w:color="000000" w:sz="2" w:space="0"/>
+          </w:tblBorders>
+          <w:tblCellMar>
+            <w:top w:w="0" w:type="dxa"/>
+            <w:left w:w="0" w:type="dxa"/>
+            <w:bottom w:w="0" w:type="dxa"/>
+            <w:right w:w="0" w:type="dxa"/>
+          </w:tblCellMar>
+        </w:tblPrEx>
         <w:trPr>
-          <w:trHeight w:val="561"/>
+          <w:trHeight w:val="561" w:hRule="atLeast"/>
         </w:trPr>
         <w:tc>
           <w:tcPr>
@@ -1266,7 +1447,7 @@
           </w:tcPr>
           <w:p>
             <w:pPr>
-              <w:pStyle w:val="TableText"/>
+              <w:pStyle w:val="27"/>
               <w:rPr>
                 <w:rFonts w:hint="eastAsia"/>
               </w:rPr>
@@ -1279,7 +1460,7 @@
           </w:tcPr>
           <w:p>
             <w:pPr>
-              <w:pStyle w:val="TableText"/>
+              <w:pStyle w:val="27"/>
               <w:rPr>
                 <w:rFonts w:hint="eastAsia"/>
               </w:rPr>
@@ -1292,7 +1473,7 @@
           </w:tcPr>
           <w:p>
             <w:pPr>
-              <w:pStyle w:val="TableText"/>
+              <w:pStyle w:val="27"/>
               <w:rPr>
                 <w:rFonts w:hint="eastAsia"/>
               </w:rPr>
@@ -1305,7 +1486,7 @@
           </w:tcPr>
           <w:p>
             <w:pPr>
-              <w:pStyle w:val="TableText"/>
+              <w:pStyle w:val="27"/>
               <w:rPr>
                 <w:rFonts w:hint="eastAsia"/>
               </w:rPr>
@@ -1318,7 +1499,7 @@
           </w:tcPr>
           <w:p>
             <w:pPr>
-              <w:pStyle w:val="TableText"/>
+              <w:pStyle w:val="27"/>
               <w:rPr>
                 <w:rFonts w:hint="eastAsia"/>
               </w:rPr>
@@ -1331,7 +1512,7 @@
           </w:tcPr>
           <w:p>
             <w:pPr>
-              <w:pStyle w:val="TableText"/>
+              <w:pStyle w:val="27"/>
               <w:rPr>
                 <w:rFonts w:hint="eastAsia"/>
               </w:rPr>
@@ -1349,7 +1530,7 @@
       <w:pPr>
         <w:jc w:val="center"/>
         <w:rPr>
-          <w:rFonts w:ascii="宋体" w:hAnsi="宋体" w:cs="宋体" w:hint="eastAsia"/>
+          <w:rFonts w:hint="eastAsia" w:ascii="宋体" w:hAnsi="宋体" w:cs="宋体"/>
           <w:b/>
           <w:bCs/>
           <w:sz w:val="24"/>
@@ -1359,166 +1540,267 @@
       </w:pPr>
       <w:r>
         <w:rPr>
-          <w:rFonts w:ascii="宋体" w:hAnsi="宋体" w:cs="宋体" w:hint="eastAsia"/>
+          <w:rFonts w:hint="eastAsia" w:ascii="宋体" w:hAnsi="宋体" w:cs="宋体"/>
           <w:b/>
           <w:bCs/>
           <w:sz w:val="24"/>
           <w:szCs w:val="24"/>
           <w:lang w:eastAsia="zh-CN"/>
         </w:rPr>
-        <w:lastRenderedPageBreak/>
         <w:t>管理评审报告</w:t>
       </w:r>
     </w:p>
     <w:tbl>
       <w:tblPr>
-        <w:tblStyle w:val="TableNormal0"/>
-        <w:tblW w:w="8764" w:type="dxa"/>
-        <w:tblInd w:w="2" w:type="dxa"/>
+        <w:tblStyle w:val="26"/>
+        <w:tblW w:w="5002" w:type="pct"/>
+        <w:jc w:val="center"/>
         <w:tblBorders>
-          <w:top w:val="single" w:sz="2" w:space="0" w:color="000000"/>
-          <w:left w:val="single" w:sz="2" w:space="0" w:color="000000"/>
-          <w:bottom w:val="single" w:sz="2" w:space="0" w:color="000000"/>
-          <w:right w:val="single" w:sz="2" w:space="0" w:color="000000"/>
-          <w:insideH w:val="single" w:sz="2" w:space="0" w:color="000000"/>
-          <w:insideV w:val="single" w:sz="2" w:space="0" w:color="000000"/>
+          <w:top w:val="none" w:color="000000" w:sz="2" w:space="0"/>
+          <w:left w:val="none" w:color="000000" w:sz="2" w:space="0"/>
+          <w:bottom w:val="none" w:color="000000" w:sz="2" w:space="0"/>
+          <w:right w:val="none" w:color="000000" w:sz="2" w:space="0"/>
+          <w:insideH w:val="none" w:color="000000" w:sz="2" w:space="0"/>
+          <w:insideV w:val="none" w:color="000000" w:sz="2" w:space="0"/>
         </w:tblBorders>
-        <w:tblLayout w:type="fixed"/>
-        <w:tblLook w:val="04A0" w:firstRow="1" w:lastRow="0" w:firstColumn="1" w:lastColumn="0" w:noHBand="0" w:noVBand="1"/>
+        <w:tblLayout w:type="autofit"/>
+        <w:tblCellMar>
+          <w:top w:w="0" w:type="dxa"/>
+          <w:left w:w="0" w:type="dxa"/>
+          <w:bottom w:w="0" w:type="dxa"/>
+          <w:right w:w="0" w:type="dxa"/>
+        </w:tblCellMar>
       </w:tblPr>
       <w:tblGrid>
-        <w:gridCol w:w="1202"/>
-        <w:gridCol w:w="2957"/>
-        <w:gridCol w:w="1185"/>
-        <w:gridCol w:w="3420"/>
+        <w:gridCol w:w="772"/>
+        <w:gridCol w:w="2523"/>
+        <w:gridCol w:w="1743"/>
+        <w:gridCol w:w="3301"/>
       </w:tblGrid>
       <w:tr>
+        <w:tblPrEx>
+          <w:tblBorders>
+            <w:top w:val="none" w:color="000000" w:sz="2" w:space="0"/>
+            <w:left w:val="none" w:color="000000" w:sz="2" w:space="0"/>
+            <w:bottom w:val="none" w:color="000000" w:sz="2" w:space="0"/>
+            <w:right w:val="none" w:color="000000" w:sz="2" w:space="0"/>
+            <w:insideH w:val="none" w:color="000000" w:sz="2" w:space="0"/>
+            <w:insideV w:val="none" w:color="000000" w:sz="2" w:space="0"/>
+          </w:tblBorders>
+          <w:tblCellMar>
+            <w:top w:w="0" w:type="dxa"/>
+            <w:left w:w="0" w:type="dxa"/>
+            <w:bottom w:w="0" w:type="dxa"/>
+            <w:right w:w="0" w:type="dxa"/>
+          </w:tblCellMar>
+        </w:tblPrEx>
         <w:trPr>
-          <w:trHeight w:val="795"/>
+          <w:trHeight w:val="0" w:hRule="atLeast"/>
+          <w:jc w:val="center"/>
         </w:trPr>
         <w:tc>
           <w:tcPr>
-            <w:tcW w:w="1202" w:type="dxa"/>
-          </w:tcPr>
-          <w:p>
-            <w:proofErr w:type="spellStart"/>
+            <w:tcW w:w="463" w:type="pct"/>
+            <w:tcBorders>
+              <w:top w:val="single" w:color="auto" w:sz="12" w:space="0"/>
+              <w:left w:val="single" w:color="auto" w:sz="12" w:space="0"/>
+              <w:bottom w:val="nil"/>
+              <w:right w:val="nil"/>
+            </w:tcBorders>
+            <w:noWrap w:val="0"/>
+            <w:tcMar>
+              <w:top w:w="-1" w:type="dxa"/>
+              <w:left w:w="-1" w:type="dxa"/>
+              <w:bottom w:w="-1" w:type="dxa"/>
+              <w:right w:w="-1" w:type="dxa"/>
+            </w:tcMar>
+            <w:vAlign w:val="top"/>
+          </w:tcPr>
+          <w:p>
+            <w:pPr>
+              <w:snapToGrid w:val="0"/>
+            </w:pPr>
             <w:r>
               <w:t>评审目的</w:t>
             </w:r>
-            <w:proofErr w:type="spellEnd"/>
-          </w:p>
-        </w:tc>
-        <w:tc>
-          <w:tcPr>
-            <w:tcW w:w="7562" w:type="dxa"/>
+          </w:p>
+        </w:tc>
+        <w:tc>
+          <w:tcPr>
+            <w:tcW w:w="4536" w:type="pct"/>
             <w:gridSpan w:val="3"/>
-          </w:tcPr>
-          <w:p>
-            <w:pPr>
-              <w:rPr>
-                <w:lang w:eastAsia="zh-CN"/>
-              </w:rPr>
-            </w:pPr>
-            <w:r>
-              <w:rPr>
-                <w:lang w:eastAsia="zh-CN"/>
-              </w:rPr>
-              <w:t>对本公司建立的</w:t>
-            </w:r>
-            <w:proofErr w:type="spellStart"/>
-            <w:r>
-              <w:rPr>
-                <w:lang w:eastAsia="zh-CN"/>
-              </w:rPr>
-              <w:t>ITSS</w:t>
-            </w:r>
-            <w:proofErr w:type="spellEnd"/>
-            <w:r>
-              <w:rPr>
-                <w:lang w:eastAsia="zh-CN"/>
-              </w:rPr>
-              <w:t xml:space="preserve"> </w:t>
-            </w:r>
-            <w:r>
-              <w:rPr>
-                <w:lang w:eastAsia="zh-CN"/>
-              </w:rPr>
-              <w:t>运维服务能力管理体系进行评审，以确保其持续的适宜性、充分性和有效性，最终实现公司</w:t>
-            </w:r>
-            <w:proofErr w:type="spellStart"/>
-            <w:r>
-              <w:rPr>
-                <w:lang w:eastAsia="zh-CN"/>
-              </w:rPr>
-              <w:t>ITSS</w:t>
-            </w:r>
-            <w:proofErr w:type="spellEnd"/>
-            <w:r>
-              <w:rPr>
-                <w:lang w:eastAsia="zh-CN"/>
-              </w:rPr>
-              <w:t>运维服务能力管理体系的持续改进。</w:t>
+            <w:tcBorders>
+              <w:top w:val="single" w:color="auto" w:sz="12" w:space="0"/>
+              <w:left w:val="single" w:color="auto" w:sz="4" w:space="0"/>
+              <w:bottom w:val="nil"/>
+              <w:right w:val="single" w:color="auto" w:sz="12" w:space="0"/>
+            </w:tcBorders>
+            <w:noWrap w:val="0"/>
+            <w:tcMar>
+              <w:top w:w="-1" w:type="dxa"/>
+              <w:left w:w="-1" w:type="dxa"/>
+              <w:bottom w:w="-1" w:type="dxa"/>
+              <w:right w:w="-1" w:type="dxa"/>
+            </w:tcMar>
+            <w:vAlign w:val="top"/>
+          </w:tcPr>
+          <w:p>
+            <w:pPr>
+              <w:snapToGrid w:val="0"/>
+              <w:rPr>
+                <w:lang w:eastAsia="zh-CN"/>
+              </w:rPr>
+            </w:pPr>
+            <w:r>
+              <w:rPr>
+                <w:lang w:eastAsia="zh-CN"/>
+              </w:rPr>
+              <w:t>对本公司建立的ITSS 运维服务能力管理体系进行评审，以确保其持续的适宜性、充分性和有效性，最终实现公司ITSS运维服务能力管理体系的持续改进。</w:t>
             </w:r>
           </w:p>
         </w:tc>
       </w:tr>
       <w:tr>
+        <w:tblPrEx>
+          <w:tblBorders>
+            <w:top w:val="none" w:color="000000" w:sz="2" w:space="0"/>
+            <w:left w:val="none" w:color="000000" w:sz="2" w:space="0"/>
+            <w:bottom w:val="none" w:color="000000" w:sz="2" w:space="0"/>
+            <w:right w:val="none" w:color="000000" w:sz="2" w:space="0"/>
+            <w:insideH w:val="none" w:color="000000" w:sz="2" w:space="0"/>
+            <w:insideV w:val="none" w:color="000000" w:sz="2" w:space="0"/>
+          </w:tblBorders>
+          <w:tblCellMar>
+            <w:top w:w="0" w:type="dxa"/>
+            <w:left w:w="0" w:type="dxa"/>
+            <w:bottom w:w="0" w:type="dxa"/>
+            <w:right w:w="0" w:type="dxa"/>
+          </w:tblCellMar>
+        </w:tblPrEx>
         <w:trPr>
-          <w:trHeight w:val="479"/>
+          <w:trHeight w:val="0" w:hRule="atLeast"/>
+          <w:jc w:val="center"/>
         </w:trPr>
         <w:tc>
           <w:tcPr>
-            <w:tcW w:w="1202" w:type="dxa"/>
-          </w:tcPr>
-          <w:p>
-            <w:proofErr w:type="spellStart"/>
+            <w:tcW w:w="463" w:type="pct"/>
+            <w:tcBorders>
+              <w:top w:val="single" w:color="auto" w:sz="4" w:space="0"/>
+              <w:left w:val="single" w:color="auto" w:sz="12" w:space="0"/>
+              <w:bottom w:val="nil"/>
+              <w:right w:val="nil"/>
+            </w:tcBorders>
+            <w:noWrap w:val="0"/>
+            <w:tcMar>
+              <w:top w:w="-1" w:type="dxa"/>
+              <w:left w:w="-1" w:type="dxa"/>
+              <w:bottom w:w="-1" w:type="dxa"/>
+              <w:right w:w="-1" w:type="dxa"/>
+            </w:tcMar>
+            <w:vAlign w:val="top"/>
+          </w:tcPr>
+          <w:p>
+            <w:pPr>
+              <w:snapToGrid w:val="0"/>
+            </w:pPr>
             <w:r>
               <w:t>主持人</w:t>
             </w:r>
-            <w:proofErr w:type="spellEnd"/>
-          </w:p>
-        </w:tc>
-        <w:tc>
-          <w:tcPr>
-            <w:tcW w:w="2957" w:type="dxa"/>
-          </w:tcPr>
-          <w:p>
-            <w:r>
-              <w:rPr>
-                <w:rFonts w:hint="eastAsia"/>
-                <w:lang w:eastAsia="zh-CN"/>
-              </w:rPr>
-              <w:t>严长运</w:t>
-            </w:r>
-          </w:p>
-        </w:tc>
-        <w:tc>
-          <w:tcPr>
-            <w:tcW w:w="1185" w:type="dxa"/>
-          </w:tcPr>
-          <w:p>
-            <w:proofErr w:type="spellStart"/>
+          </w:p>
+        </w:tc>
+        <w:tc>
+          <w:tcPr>
+            <w:tcW w:w="1513" w:type="pct"/>
+            <w:tcBorders>
+              <w:top w:val="single" w:color="auto" w:sz="4" w:space="0"/>
+              <w:left w:val="single" w:color="auto" w:sz="4" w:space="0"/>
+              <w:bottom w:val="nil"/>
+              <w:right w:val="nil"/>
+            </w:tcBorders>
+            <w:noWrap w:val="0"/>
+            <w:tcMar>
+              <w:top w:w="-1" w:type="dxa"/>
+              <w:left w:w="-1" w:type="dxa"/>
+              <w:bottom w:w="-1" w:type="dxa"/>
+              <w:right w:w="-1" w:type="dxa"/>
+            </w:tcMar>
+            <w:vAlign w:val="top"/>
+          </w:tcPr>
+          <w:p>
+            <w:pPr>
+              <w:snapToGrid w:val="0"/>
+              <w:rPr>
+                <w:rFonts w:hint="eastAsia" w:eastAsia="宋体"/>
+                <w:lang w:val="en-US" w:eastAsia="zh-CN"/>
+              </w:rPr>
+            </w:pPr>
+            <w:r>
+              <w:rPr>
+                <w:rFonts w:hint="eastAsia"/>
+                <w:lang w:val="en-US" w:eastAsia="zh-CN"/>
+              </w:rPr>
+              <w:t>赵聪</w:t>
+            </w:r>
+          </w:p>
+        </w:tc>
+        <w:tc>
+          <w:tcPr>
+            <w:tcW w:w="1045" w:type="pct"/>
+            <w:tcBorders>
+              <w:top w:val="single" w:color="auto" w:sz="4" w:space="0"/>
+              <w:left w:val="single" w:color="auto" w:sz="4" w:space="0"/>
+              <w:bottom w:val="nil"/>
+              <w:right w:val="nil"/>
+            </w:tcBorders>
+            <w:noWrap w:val="0"/>
+            <w:tcMar>
+              <w:top w:w="-1" w:type="dxa"/>
+              <w:left w:w="-1" w:type="dxa"/>
+              <w:bottom w:w="-1" w:type="dxa"/>
+              <w:right w:w="-1" w:type="dxa"/>
+            </w:tcMar>
+            <w:vAlign w:val="top"/>
+          </w:tcPr>
+          <w:p>
+            <w:pPr>
+              <w:snapToGrid w:val="0"/>
+            </w:pPr>
             <w:r>
               <w:t>评审时间</w:t>
             </w:r>
-            <w:proofErr w:type="spellEnd"/>
-          </w:p>
-        </w:tc>
-        <w:tc>
-          <w:tcPr>
-            <w:tcW w:w="3420" w:type="dxa"/>
-          </w:tcPr>
-          <w:p>
-            <w:proofErr w:type="spellStart"/>
+          </w:p>
+        </w:tc>
+        <w:tc>
+          <w:tcPr>
+            <w:tcW w:w="1977" w:type="pct"/>
+            <w:tcBorders>
+              <w:top w:val="single" w:color="auto" w:sz="4" w:space="0"/>
+              <w:left w:val="single" w:color="auto" w:sz="4" w:space="0"/>
+              <w:bottom w:val="nil"/>
+              <w:right w:val="single" w:color="auto" w:sz="12" w:space="0"/>
+            </w:tcBorders>
+            <w:noWrap w:val="0"/>
+            <w:tcMar>
+              <w:top w:w="-1" w:type="dxa"/>
+              <w:left w:w="-1" w:type="dxa"/>
+              <w:bottom w:w="-1" w:type="dxa"/>
+              <w:right w:w="-1" w:type="dxa"/>
+            </w:tcMar>
+            <w:vAlign w:val="top"/>
+          </w:tcPr>
+          <w:p>
+            <w:pPr>
+              <w:snapToGrid w:val="0"/>
+            </w:pPr>
             <w:r>
               <w:t>202</w:t>
             </w:r>
             <w:r>
               <w:rPr>
                 <w:rFonts w:hint="eastAsia"/>
-                <w:lang w:eastAsia="zh-CN"/>
-              </w:rPr>
-              <w:t>6</w:t>
+                <w:lang w:val="en-US" w:eastAsia="zh-CN"/>
+              </w:rPr>
+              <w:t>5</w:t>
             </w:r>
             <w:r>
               <w:t>年</w:t>
@@ -1531,6 +1813,13 @@
               <w:t>1</w:t>
             </w:r>
             <w:r>
+              <w:rPr>
+                <w:rFonts w:hint="eastAsia"/>
+                <w:lang w:val="en-US" w:eastAsia="zh-CN"/>
+              </w:rPr>
+              <w:t>2</w:t>
+            </w:r>
+            <w:r>
               <w:t>月</w:t>
             </w:r>
             <w:r>
@@ -1543,117 +1832,295 @@
             <w:r>
               <w:t>日</w:t>
             </w:r>
-            <w:proofErr w:type="spellEnd"/>
           </w:p>
         </w:tc>
       </w:tr>
       <w:tr>
+        <w:tblPrEx>
+          <w:tblBorders>
+            <w:top w:val="none" w:color="000000" w:sz="2" w:space="0"/>
+            <w:left w:val="none" w:color="000000" w:sz="2" w:space="0"/>
+            <w:bottom w:val="none" w:color="000000" w:sz="2" w:space="0"/>
+            <w:right w:val="none" w:color="000000" w:sz="2" w:space="0"/>
+            <w:insideH w:val="none" w:color="000000" w:sz="2" w:space="0"/>
+            <w:insideV w:val="none" w:color="000000" w:sz="2" w:space="0"/>
+          </w:tblBorders>
+          <w:tblCellMar>
+            <w:top w:w="0" w:type="dxa"/>
+            <w:left w:w="0" w:type="dxa"/>
+            <w:bottom w:w="0" w:type="dxa"/>
+            <w:right w:w="0" w:type="dxa"/>
+          </w:tblCellMar>
+        </w:tblPrEx>
         <w:trPr>
-          <w:trHeight w:val="482"/>
+          <w:trHeight w:val="0" w:hRule="atLeast"/>
+          <w:jc w:val="center"/>
         </w:trPr>
         <w:tc>
           <w:tcPr>
-            <w:tcW w:w="1202" w:type="dxa"/>
-          </w:tcPr>
-          <w:p>
-            <w:proofErr w:type="spellStart"/>
+            <w:tcW w:w="463" w:type="pct"/>
+            <w:tcBorders>
+              <w:top w:val="single" w:color="auto" w:sz="4" w:space="0"/>
+              <w:left w:val="single" w:color="auto" w:sz="12" w:space="0"/>
+              <w:bottom w:val="nil"/>
+              <w:right w:val="nil"/>
+            </w:tcBorders>
+            <w:noWrap w:val="0"/>
+            <w:tcMar>
+              <w:top w:w="-1" w:type="dxa"/>
+              <w:left w:w="-1" w:type="dxa"/>
+              <w:bottom w:w="-1" w:type="dxa"/>
+              <w:right w:w="-1" w:type="dxa"/>
+            </w:tcMar>
+            <w:vAlign w:val="top"/>
+          </w:tcPr>
+          <w:p>
+            <w:pPr>
+              <w:snapToGrid w:val="0"/>
+            </w:pPr>
             <w:r>
               <w:t>评审方式</w:t>
             </w:r>
-            <w:proofErr w:type="spellEnd"/>
-          </w:p>
-        </w:tc>
-        <w:tc>
-          <w:tcPr>
-            <w:tcW w:w="2957" w:type="dxa"/>
-          </w:tcPr>
-          <w:p>
-            <w:proofErr w:type="spellStart"/>
+          </w:p>
+        </w:tc>
+        <w:tc>
+          <w:tcPr>
+            <w:tcW w:w="1513" w:type="pct"/>
+            <w:tcBorders>
+              <w:top w:val="single" w:color="auto" w:sz="4" w:space="0"/>
+              <w:left w:val="single" w:color="auto" w:sz="4" w:space="0"/>
+              <w:bottom w:val="nil"/>
+              <w:right w:val="nil"/>
+            </w:tcBorders>
+            <w:noWrap w:val="0"/>
+            <w:tcMar>
+              <w:top w:w="-1" w:type="dxa"/>
+              <w:left w:w="-1" w:type="dxa"/>
+              <w:bottom w:w="-1" w:type="dxa"/>
+              <w:right w:w="-1" w:type="dxa"/>
+            </w:tcMar>
+            <w:vAlign w:val="top"/>
+          </w:tcPr>
+          <w:p>
+            <w:pPr>
+              <w:snapToGrid w:val="0"/>
+            </w:pPr>
             <w:r>
               <w:t>集中会议讨论</w:t>
             </w:r>
-            <w:proofErr w:type="spellEnd"/>
-          </w:p>
-        </w:tc>
-        <w:tc>
-          <w:tcPr>
-            <w:tcW w:w="1185" w:type="dxa"/>
-          </w:tcPr>
-          <w:p>
-            <w:proofErr w:type="spellStart"/>
+          </w:p>
+        </w:tc>
+        <w:tc>
+          <w:tcPr>
+            <w:tcW w:w="1045" w:type="pct"/>
+            <w:tcBorders>
+              <w:top w:val="single" w:color="auto" w:sz="4" w:space="0"/>
+              <w:left w:val="single" w:color="auto" w:sz="4" w:space="0"/>
+              <w:bottom w:val="nil"/>
+              <w:right w:val="nil"/>
+            </w:tcBorders>
+            <w:noWrap w:val="0"/>
+            <w:tcMar>
+              <w:top w:w="-1" w:type="dxa"/>
+              <w:left w:w="-1" w:type="dxa"/>
+              <w:bottom w:w="-1" w:type="dxa"/>
+              <w:right w:w="-1" w:type="dxa"/>
+            </w:tcMar>
+            <w:vAlign w:val="top"/>
+          </w:tcPr>
+          <w:p>
+            <w:pPr>
+              <w:snapToGrid w:val="0"/>
+            </w:pPr>
             <w:r>
               <w:t>评审地点</w:t>
             </w:r>
-            <w:proofErr w:type="spellEnd"/>
-          </w:p>
-        </w:tc>
-        <w:tc>
-          <w:tcPr>
-            <w:tcW w:w="3420" w:type="dxa"/>
-          </w:tcPr>
-          <w:p>
-            <w:proofErr w:type="spellStart"/>
+          </w:p>
+        </w:tc>
+        <w:tc>
+          <w:tcPr>
+            <w:tcW w:w="1977" w:type="pct"/>
+            <w:tcBorders>
+              <w:top w:val="single" w:color="auto" w:sz="4" w:space="0"/>
+              <w:left w:val="single" w:color="auto" w:sz="4" w:space="0"/>
+              <w:bottom w:val="nil"/>
+              <w:right w:val="single" w:color="auto" w:sz="12" w:space="0"/>
+            </w:tcBorders>
+            <w:noWrap w:val="0"/>
+            <w:tcMar>
+              <w:top w:w="-1" w:type="dxa"/>
+              <w:left w:w="-1" w:type="dxa"/>
+              <w:bottom w:w="-1" w:type="dxa"/>
+              <w:right w:w="-1" w:type="dxa"/>
+            </w:tcMar>
+            <w:vAlign w:val="top"/>
+          </w:tcPr>
+          <w:p>
+            <w:pPr>
+              <w:snapToGrid w:val="0"/>
+            </w:pPr>
             <w:r>
               <w:t>会议室</w:t>
             </w:r>
-            <w:proofErr w:type="spellEnd"/>
           </w:p>
         </w:tc>
       </w:tr>
       <w:tr>
+        <w:tblPrEx>
+          <w:tblBorders>
+            <w:top w:val="none" w:color="000000" w:sz="2" w:space="0"/>
+            <w:left w:val="none" w:color="000000" w:sz="2" w:space="0"/>
+            <w:bottom w:val="none" w:color="000000" w:sz="2" w:space="0"/>
+            <w:right w:val="none" w:color="000000" w:sz="2" w:space="0"/>
+            <w:insideH w:val="none" w:color="000000" w:sz="2" w:space="0"/>
+            <w:insideV w:val="none" w:color="000000" w:sz="2" w:space="0"/>
+          </w:tblBorders>
+          <w:tblCellMar>
+            <w:top w:w="0" w:type="dxa"/>
+            <w:left w:w="0" w:type="dxa"/>
+            <w:bottom w:w="0" w:type="dxa"/>
+            <w:right w:w="0" w:type="dxa"/>
+          </w:tblCellMar>
+        </w:tblPrEx>
         <w:trPr>
-          <w:trHeight w:val="825"/>
+          <w:trHeight w:val="0" w:hRule="atLeast"/>
+          <w:jc w:val="center"/>
         </w:trPr>
         <w:tc>
           <w:tcPr>
-            <w:tcW w:w="1202" w:type="dxa"/>
-          </w:tcPr>
-          <w:p>
-            <w:proofErr w:type="spellStart"/>
+            <w:tcW w:w="463" w:type="pct"/>
+            <w:tcBorders>
+              <w:top w:val="single" w:color="auto" w:sz="4" w:space="0"/>
+              <w:left w:val="single" w:color="auto" w:sz="12" w:space="0"/>
+              <w:bottom w:val="nil"/>
+              <w:right w:val="nil"/>
+            </w:tcBorders>
+            <w:noWrap w:val="0"/>
+            <w:tcMar>
+              <w:top w:w="-1" w:type="dxa"/>
+              <w:left w:w="-1" w:type="dxa"/>
+              <w:bottom w:w="-1" w:type="dxa"/>
+              <w:right w:w="-1" w:type="dxa"/>
+            </w:tcMar>
+            <w:vAlign w:val="top"/>
+          </w:tcPr>
+          <w:p>
+            <w:pPr>
+              <w:snapToGrid w:val="0"/>
+            </w:pPr>
             <w:r>
               <w:t>参加评审人员</w:t>
             </w:r>
-            <w:proofErr w:type="spellEnd"/>
-          </w:p>
-        </w:tc>
-        <w:tc>
-          <w:tcPr>
-            <w:tcW w:w="7562" w:type="dxa"/>
+          </w:p>
+        </w:tc>
+        <w:tc>
+          <w:tcPr>
+            <w:tcW w:w="4536" w:type="pct"/>
             <w:gridSpan w:val="3"/>
-          </w:tcPr>
-          <w:p>
-            <w:pPr>
-              <w:rPr>
-                <w:lang w:eastAsia="zh-CN"/>
-              </w:rPr>
-            </w:pPr>
-            <w:r>
-              <w:rPr>
-                <w:rFonts w:hint="eastAsia"/>
-                <w:lang w:eastAsia="zh-CN"/>
-              </w:rPr>
-              <w:t>孙光莉、王潇、严长运、赵聪</w:t>
+            <w:tcBorders>
+              <w:top w:val="single" w:color="auto" w:sz="4" w:space="0"/>
+              <w:left w:val="single" w:color="auto" w:sz="4" w:space="0"/>
+              <w:bottom w:val="nil"/>
+              <w:right w:val="single" w:color="auto" w:sz="12" w:space="0"/>
+            </w:tcBorders>
+            <w:noWrap w:val="0"/>
+            <w:tcMar>
+              <w:top w:w="-1" w:type="dxa"/>
+              <w:left w:w="-1" w:type="dxa"/>
+              <w:bottom w:w="-1" w:type="dxa"/>
+              <w:right w:w="-1" w:type="dxa"/>
+            </w:tcMar>
+            <w:vAlign w:val="top"/>
+          </w:tcPr>
+          <w:p>
+            <w:pPr>
+              <w:snapToGrid w:val="0"/>
+              <w:rPr>
+                <w:lang w:eastAsia="zh-CN"/>
+              </w:rPr>
+            </w:pPr>
+            <w:r>
+              <w:rPr>
+                <w:rFonts w:hint="eastAsia"/>
+                <w:lang w:eastAsia="zh-CN"/>
+              </w:rPr>
+              <w:t>王潇、</w:t>
+            </w:r>
+            <w:r>
+              <w:rPr>
+                <w:rFonts w:hint="eastAsia"/>
+                <w:lang w:val="en-US" w:eastAsia="zh-CN"/>
+              </w:rPr>
+              <w:t>王琦、</w:t>
+            </w:r>
+            <w:r>
+              <w:rPr>
+                <w:lang w:eastAsia="zh-CN"/>
+              </w:rPr>
+              <w:t>严长运</w:t>
+            </w:r>
+            <w:r>
+              <w:rPr>
+                <w:rFonts w:hint="eastAsia"/>
+                <w:lang w:eastAsia="zh-CN"/>
+              </w:rPr>
+              <w:t>、</w:t>
+            </w:r>
+            <w:r>
+              <w:rPr>
+                <w:lang w:eastAsia="zh-CN"/>
+              </w:rPr>
+              <w:t>赵聪</w:t>
             </w:r>
           </w:p>
         </w:tc>
       </w:tr>
       <w:tr>
+        <w:tblPrEx>
+          <w:tblBorders>
+            <w:top w:val="none" w:color="000000" w:sz="2" w:space="0"/>
+            <w:left w:val="none" w:color="000000" w:sz="2" w:space="0"/>
+            <w:bottom w:val="none" w:color="000000" w:sz="2" w:space="0"/>
+            <w:right w:val="none" w:color="000000" w:sz="2" w:space="0"/>
+            <w:insideH w:val="none" w:color="000000" w:sz="2" w:space="0"/>
+            <w:insideV w:val="none" w:color="000000" w:sz="2" w:space="0"/>
+          </w:tblBorders>
+          <w:tblCellMar>
+            <w:top w:w="0" w:type="dxa"/>
+            <w:left w:w="0" w:type="dxa"/>
+            <w:bottom w:w="0" w:type="dxa"/>
+            <w:right w:w="0" w:type="dxa"/>
+          </w:tblCellMar>
+        </w:tblPrEx>
         <w:trPr>
-          <w:trHeight w:val="4371"/>
+          <w:trHeight w:val="0" w:hRule="atLeast"/>
+          <w:jc w:val="center"/>
         </w:trPr>
         <w:tc>
           <w:tcPr>
-            <w:tcW w:w="8764" w:type="dxa"/>
+            <w:tcW w:w="5000" w:type="pct"/>
             <w:gridSpan w:val="4"/>
-          </w:tcPr>
-          <w:p>
-            <w:proofErr w:type="spellStart"/>
-            <w:r>
-              <w:t>主要评审内容</w:t>
-            </w:r>
-            <w:proofErr w:type="spellEnd"/>
-            <w:r>
-              <w:t>：</w:t>
+            <w:tcBorders>
+              <w:top w:val="single" w:color="auto" w:sz="4" w:space="0"/>
+              <w:left w:val="single" w:color="auto" w:sz="12" w:space="0"/>
+              <w:bottom w:val="nil"/>
+              <w:right w:val="single" w:color="auto" w:sz="12" w:space="0"/>
+            </w:tcBorders>
+            <w:noWrap w:val="0"/>
+            <w:tcMar>
+              <w:top w:w="-1" w:type="dxa"/>
+              <w:left w:w="-1" w:type="dxa"/>
+              <w:bottom w:w="-1" w:type="dxa"/>
+              <w:right w:w="-1" w:type="dxa"/>
+            </w:tcMar>
+            <w:vAlign w:val="top"/>
+          </w:tcPr>
+          <w:p>
+            <w:pPr>
+              <w:snapToGrid w:val="0"/>
+            </w:pPr>
+            <w:r>
+              <w:t>主要评审内容：</w:t>
             </w:r>
           </w:p>
           <w:p>
@@ -1662,29 +2129,16 @@
                 <w:ilvl w:val="0"/>
                 <w:numId w:val="2"/>
               </w:numPr>
-              <w:rPr>
-                <w:lang w:eastAsia="zh-CN"/>
-              </w:rPr>
-            </w:pPr>
-            <w:proofErr w:type="spellStart"/>
-            <w:r>
-              <w:rPr>
-                <w:lang w:eastAsia="zh-CN"/>
-              </w:rPr>
-              <w:t>ITSS</w:t>
-            </w:r>
-            <w:proofErr w:type="spellEnd"/>
-            <w:r>
-              <w:rPr>
-                <w:lang w:eastAsia="zh-CN"/>
-              </w:rPr>
-              <w:t xml:space="preserve"> </w:t>
-            </w:r>
-            <w:r>
-              <w:rPr>
-                <w:lang w:eastAsia="zh-CN"/>
-              </w:rPr>
-              <w:t>运维服务能力管理体系运行情况</w:t>
+              <w:snapToGrid w:val="0"/>
+              <w:rPr>
+                <w:lang w:eastAsia="zh-CN"/>
+              </w:rPr>
+            </w:pPr>
+            <w:r>
+              <w:rPr>
+                <w:lang w:eastAsia="zh-CN"/>
+              </w:rPr>
+              <w:t>ITSS 运维服务能力管理体系运行情况</w:t>
             </w:r>
           </w:p>
           <w:p>
@@ -1693,6 +2147,7 @@
                 <w:ilvl w:val="0"/>
                 <w:numId w:val="2"/>
               </w:numPr>
+              <w:snapToGrid w:val="0"/>
               <w:rPr>
                 <w:lang w:eastAsia="zh-CN"/>
               </w:rPr>
@@ -1710,14 +2165,10 @@
                 <w:ilvl w:val="0"/>
                 <w:numId w:val="2"/>
               </w:numPr>
-            </w:pPr>
-            <w:proofErr w:type="spellStart"/>
-            <w:r>
-              <w:t>服务过程的实施情况</w:t>
-            </w:r>
-            <w:proofErr w:type="spellEnd"/>
-            <w:r>
-              <w:t>。</w:t>
+              <w:snapToGrid w:val="0"/>
+            </w:pPr>
+            <w:r>
+              <w:t>服务过程的实施情况。</w:t>
             </w:r>
           </w:p>
           <w:p>
@@ -1726,12 +2177,11 @@
                 <w:ilvl w:val="0"/>
                 <w:numId w:val="2"/>
               </w:numPr>
-            </w:pPr>
-            <w:proofErr w:type="spellStart"/>
+              <w:snapToGrid w:val="0"/>
+            </w:pPr>
             <w:r>
               <w:t>内部审核的结果</w:t>
             </w:r>
-            <w:proofErr w:type="spellEnd"/>
           </w:p>
           <w:p>
             <w:pPr>
@@ -1739,6 +2189,7 @@
                 <w:ilvl w:val="0"/>
                 <w:numId w:val="2"/>
               </w:numPr>
+              <w:snapToGrid w:val="0"/>
               <w:rPr>
                 <w:lang w:eastAsia="zh-CN"/>
               </w:rPr>
@@ -1756,12 +2207,11 @@
                 <w:ilvl w:val="0"/>
                 <w:numId w:val="2"/>
               </w:numPr>
-            </w:pPr>
-            <w:proofErr w:type="spellStart"/>
+              <w:snapToGrid w:val="0"/>
+            </w:pPr>
             <w:r>
               <w:t>业绩与符合性</w:t>
             </w:r>
-            <w:proofErr w:type="spellEnd"/>
           </w:p>
           <w:p>
             <w:pPr>
@@ -1769,12 +2219,11 @@
                 <w:ilvl w:val="0"/>
                 <w:numId w:val="2"/>
               </w:numPr>
-            </w:pPr>
-            <w:proofErr w:type="spellStart"/>
+              <w:snapToGrid w:val="0"/>
+            </w:pPr>
             <w:r>
               <w:t>预防和纠正措施的状况</w:t>
             </w:r>
-            <w:proofErr w:type="spellEnd"/>
           </w:p>
           <w:p>
             <w:pPr>
@@ -1782,6 +2231,7 @@
                 <w:ilvl w:val="0"/>
                 <w:numId w:val="2"/>
               </w:numPr>
+              <w:snapToGrid w:val="0"/>
               <w:rPr>
                 <w:lang w:eastAsia="zh-CN"/>
               </w:rPr>
@@ -1799,6 +2249,7 @@
                 <w:ilvl w:val="0"/>
                 <w:numId w:val="2"/>
               </w:numPr>
+              <w:snapToGrid w:val="0"/>
               <w:rPr>
                 <w:lang w:eastAsia="zh-CN"/>
               </w:rPr>
@@ -1816,32 +2267,60 @@
                 <w:ilvl w:val="0"/>
                 <w:numId w:val="2"/>
               </w:numPr>
-            </w:pPr>
-            <w:proofErr w:type="spellStart"/>
+              <w:snapToGrid w:val="0"/>
+            </w:pPr>
             <w:r>
               <w:t>改进的建议</w:t>
             </w:r>
-            <w:proofErr w:type="spellEnd"/>
           </w:p>
         </w:tc>
       </w:tr>
       <w:tr>
+        <w:tblPrEx>
+          <w:tblBorders>
+            <w:top w:val="none" w:color="000000" w:sz="2" w:space="0"/>
+            <w:left w:val="none" w:color="000000" w:sz="2" w:space="0"/>
+            <w:bottom w:val="none" w:color="000000" w:sz="2" w:space="0"/>
+            <w:right w:val="none" w:color="000000" w:sz="2" w:space="0"/>
+            <w:insideH w:val="none" w:color="000000" w:sz="2" w:space="0"/>
+            <w:insideV w:val="none" w:color="000000" w:sz="2" w:space="0"/>
+          </w:tblBorders>
+          <w:tblCellMar>
+            <w:top w:w="0" w:type="dxa"/>
+            <w:left w:w="0" w:type="dxa"/>
+            <w:bottom w:w="0" w:type="dxa"/>
+            <w:right w:w="0" w:type="dxa"/>
+          </w:tblCellMar>
+        </w:tblPrEx>
         <w:trPr>
-          <w:trHeight w:val="4219"/>
+          <w:trHeight w:val="0" w:hRule="atLeast"/>
+          <w:jc w:val="center"/>
         </w:trPr>
         <w:tc>
           <w:tcPr>
-            <w:tcW w:w="8764" w:type="dxa"/>
+            <w:tcW w:w="5000" w:type="pct"/>
             <w:gridSpan w:val="4"/>
-          </w:tcPr>
-          <w:p>
-            <w:proofErr w:type="spellStart"/>
-            <w:r>
-              <w:t>评审意见</w:t>
-            </w:r>
-            <w:proofErr w:type="spellEnd"/>
-            <w:r>
-              <w:t>：</w:t>
+            <w:tcBorders>
+              <w:top w:val="single" w:color="auto" w:sz="4" w:space="0"/>
+              <w:left w:val="single" w:color="auto" w:sz="12" w:space="0"/>
+              <w:bottom w:val="nil"/>
+              <w:right w:val="single" w:color="auto" w:sz="12" w:space="0"/>
+            </w:tcBorders>
+            <w:noWrap w:val="0"/>
+            <w:tcMar>
+              <w:top w:w="-1" w:type="dxa"/>
+              <w:left w:w="-1" w:type="dxa"/>
+              <w:bottom w:w="-1" w:type="dxa"/>
+              <w:right w:w="-1" w:type="dxa"/>
+            </w:tcMar>
+            <w:vAlign w:val="top"/>
+          </w:tcPr>
+          <w:p>
+            <w:pPr>
+              <w:snapToGrid w:val="0"/>
+            </w:pPr>
+            <w:r>
+              <w:t>评审意见：</w:t>
             </w:r>
           </w:p>
           <w:p>
@@ -1850,67 +2329,16 @@
                 <w:ilvl w:val="0"/>
                 <w:numId w:val="3"/>
               </w:numPr>
-              <w:rPr>
-                <w:lang w:eastAsia="zh-CN"/>
-              </w:rPr>
-            </w:pPr>
-            <w:r>
-              <w:rPr>
-                <w:lang w:eastAsia="zh-CN"/>
-              </w:rPr>
-              <w:t>自建立</w:t>
-            </w:r>
-            <w:proofErr w:type="spellStart"/>
-            <w:r>
-              <w:rPr>
-                <w:lang w:eastAsia="zh-CN"/>
-              </w:rPr>
-              <w:t>ITSS</w:t>
-            </w:r>
-            <w:proofErr w:type="spellEnd"/>
-            <w:r>
-              <w:rPr>
-                <w:lang w:eastAsia="zh-CN"/>
-              </w:rPr>
-              <w:t xml:space="preserve"> </w:t>
-            </w:r>
-            <w:r>
-              <w:rPr>
-                <w:lang w:eastAsia="zh-CN"/>
-              </w:rPr>
-              <w:t>运维服务能力管理体系运行以来，经过内审和管理评审及体系方面的完善，肯定了</w:t>
-            </w:r>
-            <w:proofErr w:type="spellStart"/>
-            <w:r>
-              <w:rPr>
-                <w:lang w:eastAsia="zh-CN"/>
-              </w:rPr>
-              <w:t>ITSS</w:t>
-            </w:r>
-            <w:proofErr w:type="spellEnd"/>
-            <w:r>
-              <w:rPr>
-                <w:lang w:eastAsia="zh-CN"/>
-              </w:rPr>
-              <w:t xml:space="preserve"> </w:t>
-            </w:r>
-            <w:r>
-              <w:rPr>
-                <w:lang w:eastAsia="zh-CN"/>
-              </w:rPr>
-              <w:t>运维服务能力管理体系的正确性，</w:t>
-            </w:r>
-            <w:r>
-              <w:rPr>
-                <w:lang w:eastAsia="zh-CN"/>
-              </w:rPr>
-              <w:t xml:space="preserve"> </w:t>
-            </w:r>
-            <w:r>
-              <w:rPr>
-                <w:lang w:eastAsia="zh-CN"/>
-              </w:rPr>
-              <w:t>目标已经基本达成，各方面运作都有较好效果，总体运行情况良好。</w:t>
+              <w:snapToGrid w:val="0"/>
+              <w:rPr>
+                <w:lang w:eastAsia="zh-CN"/>
+              </w:rPr>
+            </w:pPr>
+            <w:r>
+              <w:rPr>
+                <w:lang w:eastAsia="zh-CN"/>
+              </w:rPr>
+              <w:t>自建立ITSS 运维服务能力管理体系运行以来，经过内审和管理评审及体系方面的完善，肯定了ITSS 运维服务能力管理体系的正确性， 目标已经基本达成，各方面运作都有较好效果，总体运行情况良好。</w:t>
             </w:r>
           </w:p>
           <w:p>
@@ -1919,50 +2347,47 @@
                 <w:ilvl w:val="0"/>
                 <w:numId w:val="3"/>
               </w:numPr>
-              <w:rPr>
-                <w:lang w:eastAsia="zh-CN"/>
-              </w:rPr>
-            </w:pPr>
-            <w:r>
-              <w:rPr>
-                <w:lang w:eastAsia="zh-CN"/>
-              </w:rPr>
-              <w:t>公司制定的</w:t>
-            </w:r>
-            <w:r>
-              <w:rPr>
-                <w:lang w:eastAsia="zh-CN"/>
-              </w:rPr>
-              <w:t xml:space="preserve"> </w:t>
-            </w:r>
-            <w:proofErr w:type="spellStart"/>
-            <w:r>
-              <w:rPr>
-                <w:lang w:eastAsia="zh-CN"/>
-              </w:rPr>
-              <w:t>ITSS</w:t>
-            </w:r>
-            <w:proofErr w:type="spellEnd"/>
-            <w:r>
-              <w:rPr>
-                <w:lang w:eastAsia="zh-CN"/>
-              </w:rPr>
-              <w:t xml:space="preserve"> </w:t>
-            </w:r>
-            <w:r>
-              <w:rPr>
-                <w:lang w:eastAsia="zh-CN"/>
-              </w:rPr>
-              <w:t>运维服务能力管理体系方针包含了本公司维护服务工作总方向、原则，同时涵盖了业务和法律法规的要求，以及合同中的安全义务等，经评审大家一致认为是适宜的。各部门均能达到公司制定的维护服务目标，见《</w:t>
-            </w:r>
-            <w:r>
-              <w:rPr>
-                <w:lang w:eastAsia="zh-CN"/>
-              </w:rPr>
-              <w:t>2025</w:t>
-            </w:r>
-            <w:r>
-              <w:rPr>
+              <w:snapToGrid w:val="0"/>
+              <w:rPr>
+                <w:lang w:eastAsia="zh-CN"/>
+              </w:rPr>
+            </w:pPr>
+            <w:r>
+              <w:rPr>
+                <w:lang w:eastAsia="zh-CN"/>
+              </w:rPr>
+              <w:t>公司制定的 ITSS 运维服务能力管理体系方针包含了本公司维护服务工作总方向、原则，同时涵盖了业务和法律法规的要求，以及合同中的安全义务等，经评审大家一致认为是适宜的。各部门均能达到公司制定的维护服务目标，见《2025年</w:t>
+            </w:r>
+            <w:r>
+              <w:rPr>
+                <w:rFonts w:hint="eastAsia"/>
+                <w:lang w:eastAsia="zh-CN"/>
+              </w:rPr>
+              <w:t>7月</w:t>
+            </w:r>
+            <w:r>
+              <w:rPr>
+                <w:lang w:eastAsia="zh-CN"/>
+              </w:rPr>
+              <w:t>-</w:t>
+            </w:r>
+            <w:r>
+              <w:rPr>
+                <w:rFonts w:hint="eastAsia"/>
+                <w:lang w:eastAsia="zh-CN"/>
+              </w:rPr>
+              <w:t>202</w:t>
+            </w:r>
+            <w:r>
+              <w:rPr>
+                <w:rFonts w:hint="eastAsia"/>
+                <w:lang w:val="en-US" w:eastAsia="zh-CN"/>
+              </w:rPr>
+              <w:t>5</w:t>
+            </w:r>
+            <w:r>
+              <w:rPr>
+                <w:rFonts w:hint="eastAsia"/>
                 <w:lang w:eastAsia="zh-CN"/>
               </w:rPr>
               <w:t>年</w:t>
@@ -1970,43 +2395,9 @@
             <w:r>
               <w:rPr>
                 <w:rFonts w:hint="eastAsia"/>
-                <w:lang w:eastAsia="zh-CN"/>
-              </w:rPr>
-              <w:t>7</w:t>
-            </w:r>
-            <w:r>
-              <w:rPr>
-                <w:rFonts w:hint="eastAsia"/>
-                <w:lang w:eastAsia="zh-CN"/>
-              </w:rPr>
-              <w:t>月</w:t>
-            </w:r>
-            <w:r>
-              <w:rPr>
-                <w:lang w:eastAsia="zh-CN"/>
-              </w:rPr>
-              <w:t>-</w:t>
-            </w:r>
-            <w:r>
-              <w:rPr>
-                <w:rFonts w:hint="eastAsia"/>
-                <w:lang w:eastAsia="zh-CN"/>
-              </w:rPr>
-              <w:t>2026</w:t>
-            </w:r>
-            <w:r>
-              <w:rPr>
-                <w:rFonts w:hint="eastAsia"/>
-                <w:lang w:eastAsia="zh-CN"/>
-              </w:rPr>
-              <w:t>年</w:t>
-            </w:r>
-            <w:r>
-              <w:rPr>
-                <w:rFonts w:hint="eastAsia"/>
-                <w:lang w:eastAsia="zh-CN"/>
-              </w:rPr>
-              <w:t>6</w:t>
+                <w:lang w:val="en-US" w:eastAsia="zh-CN"/>
+              </w:rPr>
+              <w:t>12</w:t>
             </w:r>
             <w:r>
               <w:rPr>
@@ -2021,39 +2412,16 @@
                 <w:ilvl w:val="0"/>
                 <w:numId w:val="3"/>
               </w:numPr>
-              <w:rPr>
-                <w:lang w:eastAsia="zh-CN"/>
-              </w:rPr>
-            </w:pPr>
-            <w:r>
-              <w:rPr>
-                <w:lang w:eastAsia="zh-CN"/>
-              </w:rPr>
-              <w:t>公司承接运维服务项目，公司领导对运维工作寄予厚望，并提出了认真完善服务水平的方针。在服务过程中严格按照这一要求，以保障公司的发展，对用户负责的精神，把</w:t>
-            </w:r>
-            <w:r>
-              <w:rPr>
-                <w:lang w:eastAsia="zh-CN"/>
-              </w:rPr>
-              <w:t xml:space="preserve">“ </w:t>
-            </w:r>
-            <w:r>
-              <w:rPr>
-                <w:lang w:eastAsia="zh-CN"/>
-              </w:rPr>
-              <w:t>品质第一，服务至上</w:t>
-            </w:r>
-            <w:r>
-              <w:rPr>
-                <w:lang w:eastAsia="zh-CN"/>
-              </w:rPr>
-              <w:t xml:space="preserve"> ”</w:t>
-            </w:r>
-            <w:r>
-              <w:rPr>
-                <w:lang w:eastAsia="zh-CN"/>
-              </w:rPr>
-              <w:t>的原则贯穿于日常工作的各个环节之中。使本运维期过程中的客户满意度有了非常显著的提高，多次获得了用户的认可。</w:t>
+              <w:snapToGrid w:val="0"/>
+              <w:rPr>
+                <w:lang w:eastAsia="zh-CN"/>
+              </w:rPr>
+            </w:pPr>
+            <w:r>
+              <w:rPr>
+                <w:lang w:eastAsia="zh-CN"/>
+              </w:rPr>
+              <w:t>公司承接运维服务项目，公司领导对运维工作寄予厚望，并提出了认真完善服务水平的方针。在服务过程中严格按照这一要求，以保障公司的发展，对用户负责的精神，把“ 品质第一，服务至上 ”的原则贯穿于日常工作的各个环节之中。使本运维期过程中的客户满意度有了非常显著的提高，多次获得了用户的认可。</w:t>
             </w:r>
           </w:p>
           <w:p>
@@ -2062,57 +2430,20 @@
                 <w:ilvl w:val="0"/>
                 <w:numId w:val="3"/>
               </w:numPr>
-              <w:rPr>
-                <w:lang w:eastAsia="zh-CN"/>
-              </w:rPr>
-            </w:pPr>
-            <w:proofErr w:type="spellStart"/>
-            <w:r>
-              <w:rPr>
-                <w:lang w:eastAsia="zh-CN"/>
-              </w:rPr>
-              <w:t>ITSS</w:t>
-            </w:r>
-            <w:proofErr w:type="spellEnd"/>
-            <w:r>
-              <w:rPr>
-                <w:lang w:eastAsia="zh-CN"/>
-              </w:rPr>
-              <w:t xml:space="preserve"> </w:t>
-            </w:r>
-            <w:r>
-              <w:rPr>
-                <w:lang w:eastAsia="zh-CN"/>
-              </w:rPr>
-              <w:t>运维服务能力管理体系运行以来，管理及监督人员开展了有效的工作，监督管理工作有明显成效。</w:t>
-            </w:r>
-            <w:r>
-              <w:rPr>
-                <w:lang w:eastAsia="zh-CN"/>
-              </w:rPr>
-              <w:t>2025</w:t>
-            </w:r>
-            <w:r>
-              <w:rPr>
-                <w:lang w:eastAsia="zh-CN"/>
-              </w:rPr>
-              <w:t>年</w:t>
-            </w:r>
-            <w:r>
-              <w:rPr>
-                <w:rFonts w:hint="eastAsia"/>
-                <w:lang w:eastAsia="zh-CN"/>
-              </w:rPr>
-              <w:t>10</w:t>
-            </w:r>
-            <w:r>
-              <w:rPr>
-                <w:lang w:eastAsia="zh-CN"/>
-              </w:rPr>
-              <w:t>月</w:t>
-            </w:r>
-            <w:r>
-              <w:rPr>
+              <w:snapToGrid w:val="0"/>
+              <w:rPr>
+                <w:lang w:eastAsia="zh-CN"/>
+              </w:rPr>
+            </w:pPr>
+            <w:r>
+              <w:rPr>
+                <w:lang w:eastAsia="zh-CN"/>
+              </w:rPr>
+              <w:t>ITSS 运维服务能力管理体系运行以来，管理及监督人员开展了有效的工作，监督管理工作有明显成效。2025年</w:t>
+            </w:r>
+            <w:r>
+              <w:rPr>
+                <w:rFonts w:hint="eastAsia"/>
                 <w:lang w:eastAsia="zh-CN"/>
               </w:rPr>
               <w:t>1</w:t>
@@ -2120,6 +2451,19 @@
             <w:r>
               <w:rPr>
                 <w:rFonts w:hint="eastAsia"/>
+                <w:lang w:val="en-US" w:eastAsia="zh-CN"/>
+              </w:rPr>
+              <w:t>2</w:t>
+            </w:r>
+            <w:r>
+              <w:rPr>
+                <w:lang w:eastAsia="zh-CN"/>
+              </w:rPr>
+              <w:t>月1</w:t>
+            </w:r>
+            <w:r>
+              <w:rPr>
+                <w:rFonts w:hint="eastAsia"/>
                 <w:lang w:eastAsia="zh-CN"/>
               </w:rPr>
               <w:t>5</w:t>
@@ -2141,14 +2485,7 @@
               <w:rPr>
                 <w:lang w:eastAsia="zh-CN"/>
               </w:rPr>
-              <w:t>日由质量负责人组织成立的内审组在各部门人员配合下，按内部审核实施计划安排，采用面谈、现场观察、抽查运维体系文件及记录等方法，对</w:t>
-            </w:r>
-            <w:r>
-              <w:rPr>
-                <w:lang w:eastAsia="zh-CN"/>
-              </w:rPr>
-              <w:lastRenderedPageBreak/>
-              <w:t>人员、资源、技术、过程</w:t>
+              <w:t>日由质量负责人组织成立的内审组在各部门人员配合下，按内部审核实施计划安排，采用面谈、现场观察、抽查运维体系文件及记录等方法，对人员、资源、技术、过程</w:t>
             </w:r>
             <w:r>
               <w:rPr>
@@ -2174,19 +2511,7 @@
               <w:rPr>
                 <w:lang w:eastAsia="zh-CN"/>
               </w:rPr>
-              <w:t>交付部的运维体系各个环节，覆盖了本公司所有管理活动和技术活动，审核中共发现有</w:t>
-            </w:r>
-            <w:r>
-              <w:rPr>
-                <w:lang w:eastAsia="zh-CN"/>
-              </w:rPr>
-              <w:t>1</w:t>
-            </w:r>
-            <w:r>
-              <w:rPr>
-                <w:lang w:eastAsia="zh-CN"/>
-              </w:rPr>
-              <w:t>项不符合项，均为实施性不符合。发现的不符合项已向有关部门指明，并由他们确认，这些问题均已得到了纠正，纠正措施执行情况良好。</w:t>
+              <w:t>交付部的运维体系各个环节，覆盖了本公司所有管理活动和技术活动，审核中共发现有1项不符合项，均为实施性不符合。发现的不符合项已向有关部门指明，并由他们确认，这些问题均已得到了纠正，纠正措施执行情况良好。</w:t>
             </w:r>
           </w:p>
           <w:p>
@@ -2195,35 +2520,16 @@
                 <w:ilvl w:val="0"/>
                 <w:numId w:val="3"/>
               </w:numPr>
-              <w:rPr>
-                <w:lang w:eastAsia="zh-CN"/>
-              </w:rPr>
-            </w:pPr>
-            <w:proofErr w:type="spellStart"/>
-            <w:r>
-              <w:rPr>
-                <w:lang w:eastAsia="zh-CN"/>
-              </w:rPr>
-              <w:t>ITSS</w:t>
-            </w:r>
-            <w:proofErr w:type="spellEnd"/>
-            <w:r>
-              <w:rPr>
-                <w:lang w:eastAsia="zh-CN"/>
-              </w:rPr>
-              <w:t xml:space="preserve"> </w:t>
-            </w:r>
-            <w:r>
-              <w:rPr>
-                <w:lang w:eastAsia="zh-CN"/>
-              </w:rPr>
-              <w:t>运维服务能力管理体系实施到现在，无顾客投诉；顾客满意度调查统计结果</w:t>
-            </w:r>
-            <w:r>
-              <w:rPr>
-                <w:lang w:eastAsia="zh-CN"/>
-              </w:rPr>
-              <w:t>97.</w:t>
+              <w:snapToGrid w:val="0"/>
+              <w:rPr>
+                <w:lang w:eastAsia="zh-CN"/>
+              </w:rPr>
+            </w:pPr>
+            <w:r>
+              <w:rPr>
+                <w:lang w:eastAsia="zh-CN"/>
+              </w:rPr>
+              <w:t>ITSS 运维服务能力管理体系实施到现在，无顾客投诉；顾客满意度调查统计结果97.</w:t>
             </w:r>
             <w:r>
               <w:rPr>
@@ -2245,27 +2551,16 @@
                 <w:ilvl w:val="0"/>
                 <w:numId w:val="3"/>
               </w:numPr>
-              <w:rPr>
-                <w:lang w:eastAsia="zh-CN"/>
-              </w:rPr>
-            </w:pPr>
-            <w:r>
-              <w:rPr>
-                <w:lang w:eastAsia="zh-CN"/>
-              </w:rPr>
-              <w:t>在交付上全部能及时按</w:t>
-            </w:r>
-            <w:r>
-              <w:rPr>
-                <w:lang w:eastAsia="zh-CN"/>
-              </w:rPr>
-              <w:t>SLA</w:t>
-            </w:r>
-            <w:r>
-              <w:rPr>
-                <w:lang w:eastAsia="zh-CN"/>
-              </w:rPr>
-              <w:t>规定的时间服务，确保能及时服务客户，没产生影响客户规定使用现象，全部满足客户的要求。致使公司的客户数量逐渐增大，服务的改进也有了新的突破，为提高服务不断升级公司运维工具产品。</w:t>
+              <w:snapToGrid w:val="0"/>
+              <w:rPr>
+                <w:lang w:eastAsia="zh-CN"/>
+              </w:rPr>
+            </w:pPr>
+            <w:r>
+              <w:rPr>
+                <w:lang w:eastAsia="zh-CN"/>
+              </w:rPr>
+              <w:t>在交付上全部能及时按SLA规定的时间服务，确保能及时服务客户，没产生影响客户规定使用现象，全部满足客户的要求。致使公司的客户数量逐渐增大，服务的改进也有了新的突破，为提高服务不断升级公司运维工具产品。</w:t>
             </w:r>
           </w:p>
           <w:p>
@@ -2274,41 +2569,16 @@
                 <w:ilvl w:val="0"/>
                 <w:numId w:val="3"/>
               </w:numPr>
-              <w:rPr>
-                <w:lang w:eastAsia="zh-CN"/>
-              </w:rPr>
-            </w:pPr>
-            <w:r>
-              <w:rPr>
-                <w:lang w:eastAsia="zh-CN"/>
-              </w:rPr>
-              <w:t>建立</w:t>
-            </w:r>
-            <w:r>
-              <w:rPr>
-                <w:lang w:eastAsia="zh-CN"/>
-              </w:rPr>
-              <w:t xml:space="preserve"> </w:t>
-            </w:r>
-            <w:proofErr w:type="spellStart"/>
-            <w:r>
-              <w:rPr>
-                <w:lang w:eastAsia="zh-CN"/>
-              </w:rPr>
-              <w:t>ITSS</w:t>
-            </w:r>
-            <w:proofErr w:type="spellEnd"/>
-            <w:r>
-              <w:rPr>
-                <w:lang w:eastAsia="zh-CN"/>
-              </w:rPr>
-              <w:t xml:space="preserve"> </w:t>
-            </w:r>
-            <w:r>
-              <w:rPr>
-                <w:lang w:eastAsia="zh-CN"/>
-              </w:rPr>
-              <w:t>运维服务能力管理体系以来，主要针对过程和服务的实现程度、内部审核结果由</w:t>
+              <w:snapToGrid w:val="0"/>
+              <w:rPr>
+                <w:lang w:eastAsia="zh-CN"/>
+              </w:rPr>
+            </w:pPr>
+            <w:r>
+              <w:rPr>
+                <w:lang w:eastAsia="zh-CN"/>
+              </w:rPr>
+              <w:t>建立 ITSS 运维服务能力管理体系以来，主要针对过程和服务的实现程度、内部审核结果由</w:t>
             </w:r>
             <w:r>
               <w:rPr>
@@ -2321,7 +2591,22 @@
               <w:rPr>
                 <w:lang w:eastAsia="zh-CN"/>
               </w:rPr>
-              <w:t>和交付部进行纠正和预防措施的实施和监督。及时改进运行维护服务能力管理过程中的不足，持续提升运行维护服务能力。从目前的实施情况看，通过对不符合项的行为进行总结分析，对未达成的指标进行调查分析，根据分析结果确定改进措施，制定服务能力改进计划从而达到提升运行维护服务能力的目的。</w:t>
+              <w:t>和交付部进行纠正和预防措施的实施和监督。及时改进运行维护服务能力管理过程中的不足，持续提升运行维护服务能力。</w:t>
+            </w:r>
+            <w:r>
+              <w:rPr>
+                <w:rFonts w:hint="eastAsia"/>
+                <w:lang w:eastAsia="zh-CN"/>
+              </w:rPr>
+              <w:t>从目前的实施情况看，通过对内审发现的不符合项进行总结分析，对年度指标跟踪中未达成的指标进行调查分析，根据分析结果确定改进措施，制定服务能力改进计划，从而达到提升运行维护服务能力的目的</w:t>
+            </w:r>
+            <w:bookmarkStart w:id="1" w:name="_GoBack"/>
+            <w:bookmarkEnd w:id="1"/>
+            <w:r>
+              <w:rPr>
+                <w:lang w:eastAsia="zh-CN"/>
+              </w:rPr>
+              <w:t>。</w:t>
             </w:r>
           </w:p>
           <w:p>
@@ -2330,6 +2615,7 @@
                 <w:ilvl w:val="0"/>
                 <w:numId w:val="3"/>
               </w:numPr>
+              <w:snapToGrid w:val="0"/>
               <w:rPr>
                 <w:lang w:eastAsia="zh-CN"/>
               </w:rPr>
@@ -2344,23 +2630,51 @@
         </w:tc>
       </w:tr>
       <w:tr>
+        <w:tblPrEx>
+          <w:tblBorders>
+            <w:top w:val="none" w:color="000000" w:sz="2" w:space="0"/>
+            <w:left w:val="none" w:color="000000" w:sz="2" w:space="0"/>
+            <w:bottom w:val="none" w:color="000000" w:sz="2" w:space="0"/>
+            <w:right w:val="none" w:color="000000" w:sz="2" w:space="0"/>
+            <w:insideH w:val="none" w:color="000000" w:sz="2" w:space="0"/>
+            <w:insideV w:val="none" w:color="000000" w:sz="2" w:space="0"/>
+          </w:tblBorders>
+          <w:tblCellMar>
+            <w:top w:w="0" w:type="dxa"/>
+            <w:left w:w="0" w:type="dxa"/>
+            <w:bottom w:w="0" w:type="dxa"/>
+            <w:right w:w="0" w:type="dxa"/>
+          </w:tblCellMar>
+        </w:tblPrEx>
         <w:trPr>
-          <w:trHeight w:val="561"/>
+          <w:trHeight w:val="0" w:hRule="atLeast"/>
+          <w:jc w:val="center"/>
         </w:trPr>
         <w:tc>
           <w:tcPr>
-            <w:tcW w:w="8764" w:type="dxa"/>
+            <w:tcW w:w="5000" w:type="pct"/>
             <w:gridSpan w:val="4"/>
-          </w:tcPr>
-          <w:p>
-            <w:proofErr w:type="spellStart"/>
-            <w:r>
-              <w:lastRenderedPageBreak/>
-              <w:t>会议做出以下决议</w:t>
-            </w:r>
-            <w:proofErr w:type="spellEnd"/>
-            <w:r>
-              <w:t>：</w:t>
+            <w:tcBorders>
+              <w:top w:val="single" w:color="auto" w:sz="4" w:space="0"/>
+              <w:left w:val="single" w:color="auto" w:sz="12" w:space="0"/>
+              <w:bottom w:val="nil"/>
+              <w:right w:val="single" w:color="auto" w:sz="12" w:space="0"/>
+            </w:tcBorders>
+            <w:noWrap w:val="0"/>
+            <w:tcMar>
+              <w:top w:w="-1" w:type="dxa"/>
+              <w:left w:w="-1" w:type="dxa"/>
+              <w:bottom w:w="-1" w:type="dxa"/>
+              <w:right w:w="-1" w:type="dxa"/>
+            </w:tcMar>
+            <w:vAlign w:val="top"/>
+          </w:tcPr>
+          <w:p>
+            <w:pPr>
+              <w:snapToGrid w:val="0"/>
+            </w:pPr>
+            <w:r>
+              <w:t>会议做出以下决议：</w:t>
             </w:r>
           </w:p>
           <w:p>
@@ -2369,29 +2683,16 @@
                 <w:ilvl w:val="0"/>
                 <w:numId w:val="4"/>
               </w:numPr>
-              <w:rPr>
-                <w:lang w:eastAsia="zh-CN"/>
-              </w:rPr>
-            </w:pPr>
-            <w:r>
-              <w:rPr>
-                <w:lang w:eastAsia="zh-CN"/>
-              </w:rPr>
-              <w:t>现行实施的</w:t>
-            </w:r>
-            <w:proofErr w:type="spellStart"/>
-            <w:r>
-              <w:rPr>
-                <w:lang w:eastAsia="zh-CN"/>
-              </w:rPr>
-              <w:t>ITSS</w:t>
-            </w:r>
-            <w:proofErr w:type="spellEnd"/>
-            <w:r>
-              <w:rPr>
-                <w:lang w:eastAsia="zh-CN"/>
-              </w:rPr>
-              <w:t>运维服务能力管理体系文件是本公司运维体系运行的唯一的指导性文件。</w:t>
+              <w:snapToGrid w:val="0"/>
+              <w:rPr>
+                <w:lang w:eastAsia="zh-CN"/>
+              </w:rPr>
+            </w:pPr>
+            <w:r>
+              <w:rPr>
+                <w:lang w:eastAsia="zh-CN"/>
+              </w:rPr>
+              <w:t>现行实施的ITSS运维服务能力管理体系文件是本公司运维体系运行的唯一的指导性文件。</w:t>
             </w:r>
           </w:p>
           <w:p>
@@ -2400,6 +2701,7 @@
                 <w:ilvl w:val="0"/>
                 <w:numId w:val="4"/>
               </w:numPr>
+              <w:snapToGrid w:val="0"/>
               <w:rPr>
                 <w:lang w:eastAsia="zh-CN"/>
               </w:rPr>
@@ -2417,29 +2719,16 @@
                 <w:ilvl w:val="0"/>
                 <w:numId w:val="4"/>
               </w:numPr>
-              <w:rPr>
-                <w:lang w:eastAsia="zh-CN"/>
-              </w:rPr>
-            </w:pPr>
-            <w:r>
-              <w:rPr>
-                <w:lang w:eastAsia="zh-CN"/>
-              </w:rPr>
-              <w:t>总经理应带领全体员工积极营造创建良好办公环境和氛围，保证</w:t>
-            </w:r>
-            <w:proofErr w:type="spellStart"/>
-            <w:r>
-              <w:rPr>
-                <w:lang w:eastAsia="zh-CN"/>
-              </w:rPr>
-              <w:t>ITSS</w:t>
-            </w:r>
-            <w:proofErr w:type="spellEnd"/>
-            <w:r>
-              <w:rPr>
-                <w:lang w:eastAsia="zh-CN"/>
-              </w:rPr>
-              <w:t>运维服务能力管理体系的有效运行。</w:t>
+              <w:snapToGrid w:val="0"/>
+              <w:rPr>
+                <w:lang w:eastAsia="zh-CN"/>
+              </w:rPr>
+            </w:pPr>
+            <w:r>
+              <w:rPr>
+                <w:lang w:eastAsia="zh-CN"/>
+              </w:rPr>
+              <w:t>总经理应带领全体员工积极营造创建良好办公环境和氛围，保证ITSS运维服务能力管理体系的有效运行。</w:t>
             </w:r>
           </w:p>
           <w:p>
@@ -2448,6 +2737,7 @@
                 <w:ilvl w:val="0"/>
                 <w:numId w:val="4"/>
               </w:numPr>
+              <w:snapToGrid w:val="0"/>
               <w:rPr>
                 <w:lang w:eastAsia="zh-CN"/>
               </w:rPr>
@@ -2472,6 +2762,7 @@
                 <w:ilvl w:val="0"/>
                 <w:numId w:val="4"/>
               </w:numPr>
+              <w:snapToGrid w:val="0"/>
               <w:rPr>
                 <w:lang w:eastAsia="zh-CN"/>
               </w:rPr>
@@ -2486,16 +2777,48 @@
         </w:tc>
       </w:tr>
       <w:tr>
+        <w:tblPrEx>
+          <w:tblBorders>
+            <w:top w:val="none" w:color="000000" w:sz="2" w:space="0"/>
+            <w:left w:val="none" w:color="000000" w:sz="2" w:space="0"/>
+            <w:bottom w:val="none" w:color="000000" w:sz="2" w:space="0"/>
+            <w:right w:val="none" w:color="000000" w:sz="2" w:space="0"/>
+            <w:insideH w:val="none" w:color="000000" w:sz="2" w:space="0"/>
+            <w:insideV w:val="none" w:color="000000" w:sz="2" w:space="0"/>
+          </w:tblBorders>
+          <w:tblCellMar>
+            <w:top w:w="0" w:type="dxa"/>
+            <w:left w:w="0" w:type="dxa"/>
+            <w:bottom w:w="0" w:type="dxa"/>
+            <w:right w:w="0" w:type="dxa"/>
+          </w:tblCellMar>
+        </w:tblPrEx>
         <w:trPr>
-          <w:trHeight w:val="561"/>
+          <w:trHeight w:val="0" w:hRule="atLeast"/>
+          <w:jc w:val="center"/>
         </w:trPr>
         <w:tc>
           <w:tcPr>
-            <w:tcW w:w="8764" w:type="dxa"/>
+            <w:tcW w:w="5000" w:type="pct"/>
             <w:gridSpan w:val="4"/>
-          </w:tcPr>
-          <w:p>
-            <w:pPr>
+            <w:tcBorders>
+              <w:top w:val="single" w:color="auto" w:sz="4" w:space="0"/>
+              <w:left w:val="single" w:color="auto" w:sz="12" w:space="0"/>
+              <w:bottom w:val="nil"/>
+              <w:right w:val="single" w:color="auto" w:sz="12" w:space="0"/>
+            </w:tcBorders>
+            <w:noWrap w:val="0"/>
+            <w:tcMar>
+              <w:top w:w="-1" w:type="dxa"/>
+              <w:left w:w="-1" w:type="dxa"/>
+              <w:bottom w:w="-1" w:type="dxa"/>
+              <w:right w:w="-1" w:type="dxa"/>
+            </w:tcMar>
+            <w:vAlign w:val="top"/>
+          </w:tcPr>
+          <w:p>
+            <w:pPr>
+              <w:snapToGrid w:val="0"/>
               <w:rPr>
                 <w:lang w:eastAsia="zh-CN"/>
               </w:rPr>
@@ -2513,35 +2836,16 @@
                 <w:ilvl w:val="0"/>
                 <w:numId w:val="5"/>
               </w:numPr>
-              <w:rPr>
-                <w:lang w:eastAsia="zh-CN"/>
-              </w:rPr>
-            </w:pPr>
-            <w:r>
-              <w:rPr>
-                <w:lang w:eastAsia="zh-CN"/>
-              </w:rPr>
-              <w:t>应不断提高公司全员的服务质量意识，保证</w:t>
-            </w:r>
-            <w:proofErr w:type="spellStart"/>
-            <w:r>
-              <w:rPr>
-                <w:lang w:eastAsia="zh-CN"/>
-              </w:rPr>
-              <w:t>ITSS</w:t>
-            </w:r>
-            <w:proofErr w:type="spellEnd"/>
-            <w:r>
-              <w:rPr>
-                <w:lang w:eastAsia="zh-CN"/>
-              </w:rPr>
-              <w:t xml:space="preserve"> </w:t>
-            </w:r>
-            <w:r>
-              <w:rPr>
-                <w:lang w:eastAsia="zh-CN"/>
-              </w:rPr>
-              <w:t>运维服务能力管理体系的有效运行和持续改进，提高体系文件的运行效率。</w:t>
+              <w:snapToGrid w:val="0"/>
+              <w:rPr>
+                <w:lang w:eastAsia="zh-CN"/>
+              </w:rPr>
+            </w:pPr>
+            <w:r>
+              <w:rPr>
+                <w:lang w:eastAsia="zh-CN"/>
+              </w:rPr>
+              <w:t>应不断提高公司全员的服务质量意识，保证ITSS 运维服务能力管理体系的有效运行和持续改进，提高体系文件的运行效率。</w:t>
             </w:r>
           </w:p>
           <w:p>
@@ -2550,41 +2854,16 @@
                 <w:ilvl w:val="0"/>
                 <w:numId w:val="5"/>
               </w:numPr>
-              <w:rPr>
-                <w:lang w:eastAsia="zh-CN"/>
-              </w:rPr>
-            </w:pPr>
-            <w:r>
-              <w:rPr>
-                <w:lang w:eastAsia="zh-CN"/>
-              </w:rPr>
-              <w:t>加强对</w:t>
-            </w:r>
-            <w:r>
-              <w:rPr>
-                <w:lang w:eastAsia="zh-CN"/>
-              </w:rPr>
-              <w:t xml:space="preserve"> </w:t>
-            </w:r>
-            <w:proofErr w:type="spellStart"/>
-            <w:r>
-              <w:rPr>
-                <w:lang w:eastAsia="zh-CN"/>
-              </w:rPr>
-              <w:t>ITSS</w:t>
-            </w:r>
-            <w:proofErr w:type="spellEnd"/>
-            <w:r>
-              <w:rPr>
-                <w:lang w:eastAsia="zh-CN"/>
-              </w:rPr>
-              <w:t xml:space="preserve"> </w:t>
-            </w:r>
-            <w:r>
-              <w:rPr>
-                <w:lang w:eastAsia="zh-CN"/>
-              </w:rPr>
-              <w:t>运维服务能力管理体系文件的宣贯和学习，讲究方式，提高效率；加强对相关法律法规的学习，加大对新上岗人员的培训和监督，确保他们具有与其所承担任务相适应的工作能力。</w:t>
+              <w:snapToGrid w:val="0"/>
+              <w:rPr>
+                <w:lang w:eastAsia="zh-CN"/>
+              </w:rPr>
+            </w:pPr>
+            <w:r>
+              <w:rPr>
+                <w:lang w:eastAsia="zh-CN"/>
+              </w:rPr>
+              <w:t>加强对 ITSS 运维服务能力管理体系文件的宣贯和学习，讲究方式，提高效率；加强对相关法律法规的学习，加大对新上岗人员的培训和监督，确保他们具有与其所承担任务相适应的工作能力。</w:t>
             </w:r>
           </w:p>
           <w:p>
@@ -2593,6 +2872,7 @@
                 <w:ilvl w:val="0"/>
                 <w:numId w:val="5"/>
               </w:numPr>
+              <w:snapToGrid w:val="0"/>
               <w:rPr>
                 <w:lang w:eastAsia="zh-CN"/>
               </w:rPr>
@@ -2610,147 +2890,100 @@
                 <w:ilvl w:val="0"/>
                 <w:numId w:val="5"/>
               </w:numPr>
-              <w:rPr>
-                <w:lang w:eastAsia="zh-CN"/>
-              </w:rPr>
-            </w:pPr>
-            <w:r>
-              <w:rPr>
-                <w:lang w:eastAsia="zh-CN"/>
-              </w:rPr>
-              <w:lastRenderedPageBreak/>
+              <w:snapToGrid w:val="0"/>
+              <w:rPr>
+                <w:lang w:eastAsia="zh-CN"/>
+              </w:rPr>
+            </w:pPr>
+            <w:r>
+              <w:rPr>
+                <w:lang w:eastAsia="zh-CN"/>
+              </w:rPr>
               <w:t>加强对预防措施学习，重视投诉意见的收集，加强对投诉的分析、处理能力，增强重点项目、重点客户的关注程度。</w:t>
             </w:r>
           </w:p>
         </w:tc>
       </w:tr>
       <w:tr>
+        <w:tblPrEx>
+          <w:tblBorders>
+            <w:top w:val="none" w:color="000000" w:sz="2" w:space="0"/>
+            <w:left w:val="none" w:color="000000" w:sz="2" w:space="0"/>
+            <w:bottom w:val="none" w:color="000000" w:sz="2" w:space="0"/>
+            <w:right w:val="none" w:color="000000" w:sz="2" w:space="0"/>
+            <w:insideH w:val="none" w:color="000000" w:sz="2" w:space="0"/>
+            <w:insideV w:val="none" w:color="000000" w:sz="2" w:space="0"/>
+          </w:tblBorders>
+          <w:tblCellMar>
+            <w:top w:w="0" w:type="dxa"/>
+            <w:left w:w="0" w:type="dxa"/>
+            <w:bottom w:w="0" w:type="dxa"/>
+            <w:right w:w="0" w:type="dxa"/>
+          </w:tblCellMar>
+        </w:tblPrEx>
         <w:trPr>
-          <w:trHeight w:val="561"/>
+          <w:trHeight w:val="0" w:hRule="atLeast"/>
+          <w:jc w:val="center"/>
         </w:trPr>
         <w:tc>
           <w:tcPr>
-            <w:tcW w:w="8764" w:type="dxa"/>
+            <w:tcW w:w="5000" w:type="pct"/>
             <w:gridSpan w:val="4"/>
-          </w:tcPr>
-          <w:p>
-            <w:pPr>
-              <w:rPr>
-                <w:lang w:eastAsia="zh-CN"/>
-              </w:rPr>
-            </w:pPr>
-            <w:r>
-              <w:rPr>
-                <w:lang w:eastAsia="zh-CN"/>
-              </w:rPr>
-              <w:lastRenderedPageBreak/>
+            <w:tcBorders>
+              <w:top w:val="single" w:color="auto" w:sz="4" w:space="0"/>
+              <w:left w:val="single" w:color="auto" w:sz="12" w:space="0"/>
+              <w:bottom w:val="single" w:color="auto" w:sz="12" w:space="0"/>
+              <w:right w:val="single" w:color="auto" w:sz="12" w:space="0"/>
+            </w:tcBorders>
+            <w:noWrap w:val="0"/>
+            <w:tcMar>
+              <w:top w:w="-1" w:type="dxa"/>
+              <w:left w:w="-1" w:type="dxa"/>
+              <w:bottom w:w="-1" w:type="dxa"/>
+              <w:right w:w="-1" w:type="dxa"/>
+            </w:tcMar>
+            <w:vAlign w:val="top"/>
+          </w:tcPr>
+          <w:p>
+            <w:pPr>
+              <w:snapToGrid w:val="0"/>
+              <w:rPr>
+                <w:lang w:eastAsia="zh-CN"/>
+              </w:rPr>
+            </w:pPr>
+            <w:r>
+              <w:rPr>
+                <w:lang w:eastAsia="zh-CN"/>
+              </w:rPr>
               <w:t>评审结论：</w:t>
             </w:r>
           </w:p>
           <w:p>
             <w:pPr>
-              <w:rPr>
-                <w:lang w:eastAsia="zh-CN"/>
-              </w:rPr>
-            </w:pPr>
-            <w:r>
-              <w:rPr>
-                <w:lang w:eastAsia="zh-CN"/>
-              </w:rPr>
-              <w:t>通过各部门对</w:t>
-            </w:r>
-            <w:proofErr w:type="spellStart"/>
-            <w:r>
-              <w:rPr>
-                <w:lang w:eastAsia="zh-CN"/>
-              </w:rPr>
-              <w:t>ITSS</w:t>
-            </w:r>
-            <w:proofErr w:type="spellEnd"/>
-            <w:r>
-              <w:rPr>
-                <w:lang w:eastAsia="zh-CN"/>
-              </w:rPr>
-              <w:t>运维服务能力管理体系运行情况的汇报，以及对各个问题的具体讨论情况来看，认为公司的</w:t>
-            </w:r>
-            <w:proofErr w:type="spellStart"/>
-            <w:r>
-              <w:rPr>
-                <w:lang w:eastAsia="zh-CN"/>
-              </w:rPr>
-              <w:t>ITSS</w:t>
-            </w:r>
-            <w:proofErr w:type="spellEnd"/>
-            <w:r>
-              <w:rPr>
-                <w:lang w:eastAsia="zh-CN"/>
-              </w:rPr>
-              <w:t>运维服务能力管理体系现状对变化的内、外部环境具备了一定的适宜性，在运行过程中起到了良好的效果和指导作用，证明体系运行是充分、有效的。希望公司全体员工继续努力，实现公司</w:t>
-            </w:r>
-            <w:proofErr w:type="spellStart"/>
-            <w:r>
-              <w:rPr>
-                <w:lang w:eastAsia="zh-CN"/>
-              </w:rPr>
-              <w:t>ITSS</w:t>
-            </w:r>
-            <w:proofErr w:type="spellEnd"/>
-            <w:r>
-              <w:rPr>
-                <w:lang w:eastAsia="zh-CN"/>
-              </w:rPr>
-              <w:t>运维服务能力管理体系得到持续改进。</w:t>
-            </w:r>
-          </w:p>
-          <w:p>
-            <w:pPr>
-              <w:rPr>
-                <w:lang w:eastAsia="zh-CN"/>
-              </w:rPr>
-            </w:pPr>
-            <w:r>
-              <w:rPr>
-                <w:lang w:eastAsia="zh-CN"/>
-              </w:rPr>
-              <w:t>通过进行验证，我们认为公司运行的</w:t>
-            </w:r>
-            <w:r>
-              <w:rPr>
-                <w:lang w:eastAsia="zh-CN"/>
-              </w:rPr>
-              <w:t xml:space="preserve"> </w:t>
-            </w:r>
-            <w:proofErr w:type="spellStart"/>
-            <w:r>
-              <w:rPr>
-                <w:lang w:eastAsia="zh-CN"/>
-              </w:rPr>
-              <w:t>ITSS</w:t>
-            </w:r>
-            <w:proofErr w:type="spellEnd"/>
-            <w:r>
-              <w:rPr>
-                <w:lang w:eastAsia="zh-CN"/>
-              </w:rPr>
-              <w:t xml:space="preserve"> </w:t>
-            </w:r>
-            <w:r>
-              <w:rPr>
-                <w:lang w:eastAsia="zh-CN"/>
-              </w:rPr>
-              <w:t>运维服务能力管理体系是适宜、充分、有效的，符合《信息技术服务</w:t>
-            </w:r>
-            <w:r>
-              <w:rPr>
-                <w:lang w:eastAsia="zh-CN"/>
-              </w:rPr>
-              <w:t xml:space="preserve"> </w:t>
-            </w:r>
-            <w:r>
-              <w:rPr>
-                <w:lang w:eastAsia="zh-CN"/>
-              </w:rPr>
-              <w:t>运行维护服务能力成熟度模型》三级要求。</w:t>
+              <w:snapToGrid w:val="0"/>
+              <w:rPr>
+                <w:lang w:eastAsia="zh-CN"/>
+              </w:rPr>
+            </w:pPr>
+            <w:r>
+              <w:rPr>
+                <w:lang w:eastAsia="zh-CN"/>
+              </w:rPr>
+              <w:t>通过各部门对ITSS运维服务能力管理体系运行情况的汇报，以及对各个问题的具体讨论情况来看，认为公司的ITSS运维服务能力管理体系现状对变化的内、外部环境具备了一定的适宜性，在运行过程中起到了良好的效果和指导作用，证明体系运行是充分、有效的。希望公司全体员工继续努力，实现公司ITSS运维服务能力管理体系得到持续改进。</w:t>
+            </w:r>
+          </w:p>
+          <w:p>
+            <w:pPr>
+              <w:snapToGrid w:val="0"/>
+              <w:rPr>
+                <w:lang w:eastAsia="zh-CN"/>
+              </w:rPr>
+            </w:pPr>
+            <w:r>
+              <w:rPr>
+                <w:lang w:eastAsia="zh-CN"/>
+              </w:rPr>
+              <w:t>通过进行验证，我们认为公司运行的ITSS运维服务能力管理体系是适宜、充分、有效的，符合《信息技术服务 运行维护服务能力成熟度模型》三级要求。</w:t>
             </w:r>
           </w:p>
         </w:tc>
@@ -2765,19 +2998,19 @@
       </w:pPr>
     </w:p>
     <w:sectPr>
-      <w:headerReference w:type="default" r:id="rId7"/>
+      <w:headerReference r:id="rId5" w:type="default"/>
       <w:pgSz w:w="11906" w:h="16838"/>
       <w:pgMar w:top="1417" w:right="1800" w:bottom="1440" w:left="1800" w:header="1140" w:footer="992" w:gutter="0"/>
-      <w:cols w:space="425"/>
-      <w:docGrid w:type="lines" w:linePitch="312"/>
+      <w:cols w:space="425" w:num="1"/>
+      <w:docGrid w:type="lines" w:linePitch="312" w:charSpace="0"/>
     </w:sectPr>
   </w:body>
 </w:document>
 </file>
 
 <file path=word/endnotes.xml><?xml version="1.0" encoding="utf-8"?>
-<w:endnotes xmlns:wpc="http://schemas.microsoft.com/office/word/2010/wordprocessingCanvas" xmlns:cx="http://schemas.microsoft.com/office/drawing/2014/chartex" xmlns:cx1="http://schemas.microsoft.com/office/drawing/2015/9/8/chartex" xmlns:cx2="http://schemas.microsoft.com/office/drawing/2015/10/21/chartex" xmlns:cx3="http://schemas.microsoft.com/office/drawing/2016/5/9/chartex" xmlns:cx4="http://schemas.microsoft.com/office/drawing/2016/5/10/chartex" xmlns:cx5="http://schemas.microsoft.com/office/drawing/2016/5/11/chartex" xmlns:cx6="http://schemas.microsoft.com/office/drawing/2016/5/12/chartex" xmlns:cx7="http://schemas.microsoft.com/office/drawing/2016/5/13/chartex" xmlns:cx8="http://schemas.microsoft.com/office/drawing/2016/5/14/chartex" xmlns:mc="http://schemas.openxmlformats.org/markup-compatibility/2006" xmlns:aink="http://schemas.microsoft.com/office/drawing/2016/ink" xmlns:am3d="http://schemas.microsoft.com/office/drawing/2017/model3d" xmlns:o="urn:schemas-microsoft-com:office:office" xmlns:oel="http://schemas.microsoft.com/office/2019/extlst" xmlns:r="http://schemas.openxmlformats.org/officeDocument/2006/relationships" xmlns:m="http://schemas.openxmlformats.org/officeDocument/2006/math" xmlns:v="urn:schemas-microsoft-com:vml" xmlns:wp14="http://schemas.microsoft.com/office/word/2010/wordprocessingDrawing" xmlns:wp="http://schemas.openxmlformats.org/drawingml/2006/wordprocessingDrawing" xmlns:w10="urn:schemas-microsoft-com:office:word" xmlns:w="http://schemas.openxmlformats.org/wordprocessingml/2006/main" xmlns:w14="http://schemas.microsoft.com/office/word/2010/wordml" xmlns:w15="http://schemas.microsoft.com/office/word/2012/wordml" xmlns:w16cex="http://schemas.microsoft.com/office/word/2018/wordml/cex" xmlns:w16cid="http://schemas.microsoft.com/office/word/2016/wordml/cid" xmlns:w16="http://schemas.microsoft.com/office/word/2018/wordml" xmlns:w16du="http://schemas.microsoft.com/office/word/2023/wordml/word16du" xmlns:w16sdtdh="http://schemas.microsoft.com/office/word/2020/wordml/sdtdatahash" xmlns:w16sdtfl="http://schemas.microsoft.com/office/word/2024/wordml/sdtformatlock" xmlns:w16se="http://schemas.microsoft.com/office/word/2015/wordml/symex" xmlns:wpg="http://schemas.microsoft.com/office/word/2010/wordprocessingGroup" xmlns:wpi="http://schemas.microsoft.com/office/word/2010/wordprocessingInk" xmlns:wne="http://schemas.microsoft.com/office/word/2006/wordml" xmlns:wps="http://schemas.microsoft.com/office/word/2010/wordprocessingShape" mc:Ignorable="w14 w15 w16se w16cid w16 w16cex w16sdtdh w16sdtfl w16du wp14">
-  <w:endnote w:type="separator" w:id="-1">
+<w:endnotes xmlns:wpc="http://schemas.microsoft.com/office/word/2010/wordprocessingCanvas" xmlns:mc="http://schemas.openxmlformats.org/markup-compatibility/2006" xmlns:o="urn:schemas-microsoft-com:office:office" xmlns:r="http://schemas.openxmlformats.org/officeDocument/2006/relationships" xmlns:m="http://schemas.openxmlformats.org/officeDocument/2006/math" xmlns:v="urn:schemas-microsoft-com:vml" xmlns:wp14="http://schemas.microsoft.com/office/word/2010/wordprocessingDrawing" xmlns:wp="http://schemas.openxmlformats.org/drawingml/2006/wordprocessingDrawing" xmlns:w="http://schemas.openxmlformats.org/wordprocessingml/2006/main" xmlns:w14="http://schemas.microsoft.com/office/word/2010/wordml" xmlns:w15="http://schemas.microsoft.com/office/word/2012/wordml" xmlns:w10="urn:schemas-microsoft-com:office:word" xmlns:wpg="http://schemas.microsoft.com/office/word/2010/wordprocessingGroup" xmlns:wpi="http://schemas.microsoft.com/office/word/2010/wordprocessingInk" xmlns:wne="http://schemas.microsoft.com/office/word/2006/wordml" xmlns:wps="http://schemas.microsoft.com/office/word/2010/wordprocessingShape" xmlns:wpsCustomData="http://www.wps.cn/officeDocument/2013/wpsCustomData" mc:Ignorable="w14 w15 wp14">
+  <w:endnote w:type="separator" w:id="0">
     <w:p>
       <w:pPr>
         <w:spacing w:line="240" w:lineRule="auto"/>
@@ -2787,7 +3020,7 @@
       </w:r>
     </w:p>
   </w:endnote>
-  <w:endnote w:type="continuationSeparator" w:id="0">
+  <w:endnote w:type="continuationSeparator" w:id="1">
     <w:p>
       <w:pPr>
         <w:spacing w:line="240" w:lineRule="auto"/>
@@ -2801,21 +3034,21 @@
 </file>
 
 <file path=word/footnotes.xml><?xml version="1.0" encoding="utf-8"?>
-<w:footnotes xmlns:wpc="http://schemas.microsoft.com/office/word/2010/wordprocessingCanvas" xmlns:cx="http://schemas.microsoft.com/office/drawing/2014/chartex" xmlns:cx1="http://schemas.microsoft.com/office/drawing/2015/9/8/chartex" xmlns:cx2="http://schemas.microsoft.com/office/drawing/2015/10/21/chartex" xmlns:cx3="http://schemas.microsoft.com/office/drawing/2016/5/9/chartex" xmlns:cx4="http://schemas.microsoft.com/office/drawing/2016/5/10/chartex" xmlns:cx5="http://schemas.microsoft.com/office/drawing/2016/5/11/chartex" xmlns:cx6="http://schemas.microsoft.com/office/drawing/2016/5/12/chartex" xmlns:cx7="http://schemas.microsoft.com/office/drawing/2016/5/13/chartex" xmlns:cx8="http://schemas.microsoft.com/office/drawing/2016/5/14/chartex" xmlns:mc="http://schemas.openxmlformats.org/markup-compatibility/2006" xmlns:aink="http://schemas.microsoft.com/office/drawing/2016/ink" xmlns:am3d="http://schemas.microsoft.com/office/drawing/2017/model3d" xmlns:o="urn:schemas-microsoft-com:office:office" xmlns:oel="http://schemas.microsoft.com/office/2019/extlst" xmlns:r="http://schemas.openxmlformats.org/officeDocument/2006/relationships" xmlns:m="http://schemas.openxmlformats.org/officeDocument/2006/math" xmlns:v="urn:schemas-microsoft-com:vml" xmlns:wp14="http://schemas.microsoft.com/office/word/2010/wordprocessingDrawing" xmlns:wp="http://schemas.openxmlformats.org/drawingml/2006/wordprocessingDrawing" xmlns:w10="urn:schemas-microsoft-com:office:word" xmlns:w="http://schemas.openxmlformats.org/wordprocessingml/2006/main" xmlns:w14="http://schemas.microsoft.com/office/word/2010/wordml" xmlns:w15="http://schemas.microsoft.com/office/word/2012/wordml" xmlns:w16cex="http://schemas.microsoft.com/office/word/2018/wordml/cex" xmlns:w16cid="http://schemas.microsoft.com/office/word/2016/wordml/cid" xmlns:w16="http://schemas.microsoft.com/office/word/2018/wordml" xmlns:w16du="http://schemas.microsoft.com/office/word/2023/wordml/word16du" xmlns:w16sdtdh="http://schemas.microsoft.com/office/word/2020/wordml/sdtdatahash" xmlns:w16sdtfl="http://schemas.microsoft.com/office/word/2024/wordml/sdtformatlock" xmlns:w16se="http://schemas.microsoft.com/office/word/2015/wordml/symex" xmlns:wpg="http://schemas.microsoft.com/office/word/2010/wordprocessingGroup" xmlns:wpi="http://schemas.microsoft.com/office/word/2010/wordprocessingInk" xmlns:wne="http://schemas.microsoft.com/office/word/2006/wordml" xmlns:wps="http://schemas.microsoft.com/office/word/2010/wordprocessingShape" mc:Ignorable="w14 w15 w16se w16cid w16 w16cex w16sdtdh w16sdtfl w16du wp14">
-  <w:footnote w:type="separator" w:id="-1">
+<w:footnotes xmlns:wpc="http://schemas.microsoft.com/office/word/2010/wordprocessingCanvas" xmlns:mc="http://schemas.openxmlformats.org/markup-compatibility/2006" xmlns:o="urn:schemas-microsoft-com:office:office" xmlns:r="http://schemas.openxmlformats.org/officeDocument/2006/relationships" xmlns:m="http://schemas.openxmlformats.org/officeDocument/2006/math" xmlns:v="urn:schemas-microsoft-com:vml" xmlns:wp14="http://schemas.microsoft.com/office/word/2010/wordprocessingDrawing" xmlns:wp="http://schemas.openxmlformats.org/drawingml/2006/wordprocessingDrawing" xmlns:w="http://schemas.openxmlformats.org/wordprocessingml/2006/main" xmlns:w14="http://schemas.microsoft.com/office/word/2010/wordml" xmlns:w15="http://schemas.microsoft.com/office/word/2012/wordml" xmlns:w10="urn:schemas-microsoft-com:office:word" xmlns:wpg="http://schemas.microsoft.com/office/word/2010/wordprocessingGroup" xmlns:wpi="http://schemas.microsoft.com/office/word/2010/wordprocessingInk" xmlns:wne="http://schemas.microsoft.com/office/word/2006/wordml" xmlns:wps="http://schemas.microsoft.com/office/word/2010/wordprocessingShape" xmlns:wpsCustomData="http://www.wps.cn/officeDocument/2013/wpsCustomData" mc:Ignorable="w14 w15 wp14">
+  <w:footnote w:type="separator" w:id="0">
     <w:p>
       <w:pPr>
-        <w:spacing w:line="240" w:lineRule="auto"/>
+        <w:spacing w:line="360" w:lineRule="auto"/>
       </w:pPr>
       <w:r>
         <w:separator/>
       </w:r>
     </w:p>
   </w:footnote>
-  <w:footnote w:type="continuationSeparator" w:id="0">
+  <w:footnote w:type="continuationSeparator" w:id="1">
     <w:p>
       <w:pPr>
-        <w:spacing w:line="240" w:lineRule="auto"/>
+        <w:spacing w:line="360" w:lineRule="auto"/>
       </w:pPr>
       <w:r>
         <w:continuationSeparator/>
@@ -2826,12 +3059,12 @@
 </file>
 
 <file path=word/header1.xml><?xml version="1.0" encoding="utf-8"?>
-<w:hdr xmlns:wpc="http://schemas.microsoft.com/office/word/2010/wordprocessingCanvas" xmlns:cx="http://schemas.microsoft.com/office/drawing/2014/chartex" xmlns:cx1="http://schemas.microsoft.com/office/drawing/2015/9/8/chartex" xmlns:cx2="http://schemas.microsoft.com/office/drawing/2015/10/21/chartex" xmlns:cx3="http://schemas.microsoft.com/office/drawing/2016/5/9/chartex" xmlns:cx4="http://schemas.microsoft.com/office/drawing/2016/5/10/chartex" xmlns:cx5="http://schemas.microsoft.com/office/drawing/2016/5/11/chartex" xmlns:cx6="http://schemas.microsoft.com/office/drawing/2016/5/12/chartex" xmlns:cx7="http://schemas.microsoft.com/office/drawing/2016/5/13/chartex" xmlns:cx8="http://schemas.microsoft.com/office/drawing/2016/5/14/chartex" xmlns:mc="http://schemas.openxmlformats.org/markup-compatibility/2006" xmlns:aink="http://schemas.microsoft.com/office/drawing/2016/ink" xmlns:am3d="http://schemas.microsoft.com/office/drawing/2017/model3d" xmlns:o="urn:schemas-microsoft-com:office:office" xmlns:oel="http://schemas.microsoft.com/office/2019/extlst" xmlns:r="http://schemas.openxmlformats.org/officeDocument/2006/relationships" xmlns:m="http://schemas.openxmlformats.org/officeDocument/2006/math" xmlns:v="urn:schemas-microsoft-com:vml" xmlns:wp14="http://schemas.microsoft.com/office/word/2010/wordprocessingDrawing" xmlns:wp="http://schemas.openxmlformats.org/drawingml/2006/wordprocessingDrawing" xmlns:w10="urn:schemas-microsoft-com:office:word" xmlns:w="http://schemas.openxmlformats.org/wordprocessingml/2006/main" xmlns:w14="http://schemas.microsoft.com/office/word/2010/wordml" xmlns:w15="http://schemas.microsoft.com/office/word/2012/wordml" xmlns:w16cex="http://schemas.microsoft.com/office/word/2018/wordml/cex" xmlns:w16cid="http://schemas.microsoft.com/office/word/2016/wordml/cid" xmlns:w16="http://schemas.microsoft.com/office/word/2018/wordml" xmlns:w16du="http://schemas.microsoft.com/office/word/2023/wordml/word16du" xmlns:w16sdtdh="http://schemas.microsoft.com/office/word/2020/wordml/sdtdatahash" xmlns:w16sdtfl="http://schemas.microsoft.com/office/word/2024/wordml/sdtformatlock" xmlns:w16se="http://schemas.microsoft.com/office/word/2015/wordml/symex" xmlns:wpg="http://schemas.microsoft.com/office/word/2010/wordprocessingGroup" xmlns:wpi="http://schemas.microsoft.com/office/word/2010/wordprocessingInk" xmlns:wne="http://schemas.microsoft.com/office/word/2006/wordml" xmlns:wps="http://schemas.microsoft.com/office/word/2010/wordprocessingShape" mc:Ignorable="w14 w15 w16se w16cid w16 w16cex w16sdtdh w16sdtfl w16du wp14">
+<w:hdr xmlns:wpc="http://schemas.microsoft.com/office/word/2010/wordprocessingCanvas" xmlns:mc="http://schemas.openxmlformats.org/markup-compatibility/2006" xmlns:o="urn:schemas-microsoft-com:office:office" xmlns:r="http://schemas.openxmlformats.org/officeDocument/2006/relationships" xmlns:m="http://schemas.openxmlformats.org/officeDocument/2006/math" xmlns:v="urn:schemas-microsoft-com:vml" xmlns:wp14="http://schemas.microsoft.com/office/word/2010/wordprocessingDrawing" xmlns:wp="http://schemas.openxmlformats.org/drawingml/2006/wordprocessingDrawing" xmlns:w10="urn:schemas-microsoft-com:office:word" xmlns:w="http://schemas.openxmlformats.org/wordprocessingml/2006/main" xmlns:w14="http://schemas.microsoft.com/office/word/2010/wordml" xmlns:w15="http://schemas.microsoft.com/office/word/2012/wordml" xmlns:wpg="http://schemas.microsoft.com/office/word/2010/wordprocessingGroup" xmlns:wpi="http://schemas.microsoft.com/office/word/2010/wordprocessingInk" xmlns:wne="http://schemas.microsoft.com/office/word/2006/wordml" xmlns:wps="http://schemas.microsoft.com/office/word/2010/wordprocessingShape" xmlns:wpsCustomData="http://www.wps.cn/officeDocument/2013/wpsCustomData" mc:Ignorable="w14 w15 wp14">
   <w:p>
     <w:pPr>
-      <w:pStyle w:val="a6"/>
+      <w:pStyle w:val="15"/>
       <w:pBdr>
-        <w:bottom w:val="single" w:sz="4" w:space="1" w:color="auto"/>
+        <w:bottom w:val="single" w:color="auto" w:sz="4" w:space="1"/>
       </w:pBdr>
       <w:jc w:val="right"/>
       <w:rPr>
@@ -2841,7 +3074,7 @@
     </w:pPr>
     <w:r>
       <w:rPr>
-        <w:rFonts w:eastAsiaTheme="minorEastAsia" w:hint="eastAsia"/>
+        <w:rFonts w:hint="eastAsia" w:eastAsiaTheme="minorEastAsia"/>
         <w:lang w:eastAsia="zh-CN"/>
       </w:rPr>
       <w:t>陕西益利德软件科技有限公司</w:t>
@@ -2851,15 +3084,15 @@
 </file>
 
 <file path=word/numbering.xml><?xml version="1.0" encoding="utf-8"?>
-<w:numbering xmlns:wpc="http://schemas.microsoft.com/office/word/2010/wordprocessingCanvas" xmlns:cx="http://schemas.microsoft.com/office/drawing/2014/chartex" xmlns:cx1="http://schemas.microsoft.com/office/drawing/2015/9/8/chartex" xmlns:cx2="http://schemas.microsoft.com/office/drawing/2015/10/21/chartex" xmlns:cx3="http://schemas.microsoft.com/office/drawing/2016/5/9/chartex" xmlns:cx4="http://schemas.microsoft.com/office/drawing/2016/5/10/chartex" xmlns:cx5="http://schemas.microsoft.com/office/drawing/2016/5/11/chartex" xmlns:cx6="http://schemas.microsoft.com/office/drawing/2016/5/12/chartex" xmlns:cx7="http://schemas.microsoft.com/office/drawing/2016/5/13/chartex" xmlns:cx8="http://schemas.microsoft.com/office/drawing/2016/5/14/chartex" xmlns:mc="http://schemas.openxmlformats.org/markup-compatibility/2006" xmlns:aink="http://schemas.microsoft.com/office/drawing/2016/ink" xmlns:am3d="http://schemas.microsoft.com/office/drawing/2017/model3d" xmlns:o="urn:schemas-microsoft-com:office:office" xmlns:oel="http://schemas.microsoft.com/office/2019/extlst" xmlns:r="http://schemas.openxmlformats.org/officeDocument/2006/relationships" xmlns:m="http://schemas.openxmlformats.org/officeDocument/2006/math" xmlns:v="urn:schemas-microsoft-com:vml" xmlns:wp14="http://schemas.microsoft.com/office/word/2010/wordprocessingDrawing" xmlns:wp="http://schemas.openxmlformats.org/drawingml/2006/wordprocessingDrawing" xmlns:w10="urn:schemas-microsoft-com:office:word" xmlns:w="http://schemas.openxmlformats.org/wordprocessingml/2006/main" xmlns:w14="http://schemas.microsoft.com/office/word/2010/wordml" xmlns:w15="http://schemas.microsoft.com/office/word/2012/wordml" xmlns:w16cex="http://schemas.microsoft.com/office/word/2018/wordml/cex" xmlns:w16cid="http://schemas.microsoft.com/office/word/2016/wordml/cid" xmlns:w16="http://schemas.microsoft.com/office/word/2018/wordml" xmlns:w16du="http://schemas.microsoft.com/office/word/2023/wordml/word16du" xmlns:w16sdtdh="http://schemas.microsoft.com/office/word/2020/wordml/sdtdatahash" xmlns:w16sdtfl="http://schemas.microsoft.com/office/word/2024/wordml/sdtformatlock" xmlns:w16se="http://schemas.microsoft.com/office/word/2015/wordml/symex" xmlns:wpg="http://schemas.microsoft.com/office/word/2010/wordprocessingGroup" xmlns:wpi="http://schemas.microsoft.com/office/word/2010/wordprocessingInk" xmlns:wne="http://schemas.microsoft.com/office/word/2006/wordml" xmlns:wps="http://schemas.microsoft.com/office/word/2010/wordprocessingShape" mc:Ignorable="w14 w15 w16se w16cid w16 w16cex w16sdtdh w16sdtfl w16du wp14">
-  <w:abstractNum w:abstractNumId="0" w15:restartNumberingAfterBreak="0">
+<w:numbering xmlns:wpc="http://schemas.microsoft.com/office/word/2010/wordprocessingCanvas" xmlns:mc="http://schemas.openxmlformats.org/markup-compatibility/2006" xmlns:o="urn:schemas-microsoft-com:office:office" xmlns:r="http://schemas.openxmlformats.org/officeDocument/2006/relationships" xmlns:m="http://schemas.openxmlformats.org/officeDocument/2006/math" xmlns:v="urn:schemas-microsoft-com:vml" xmlns:wp14="http://schemas.microsoft.com/office/word/2010/wordprocessingDrawing" xmlns:wp="http://schemas.openxmlformats.org/drawingml/2006/wordprocessingDrawing" xmlns:w10="urn:schemas-microsoft-com:office:word" xmlns:w="http://schemas.openxmlformats.org/wordprocessingml/2006/main" xmlns:w14="http://schemas.microsoft.com/office/word/2010/wordml" xmlns:wpg="http://schemas.microsoft.com/office/word/2010/wordprocessingGroup" xmlns:wpi="http://schemas.microsoft.com/office/word/2010/wordprocessingInk" xmlns:wne="http://schemas.microsoft.com/office/word/2006/wordml" xmlns:wps="http://schemas.microsoft.com/office/word/2010/wordprocessingShape" xmlns:wpsCustomData="http://www.wps.cn/officeDocument/2013/wpsCustomData" mc:Ignorable="w14 wp14">
+  <w:abstractNum w:abstractNumId="0">
     <w:nsid w:val="8E964DCE"/>
     <w:multiLevelType w:val="multilevel"/>
     <w:tmpl w:val="8E964DCE"/>
-    <w:lvl w:ilvl="0">
+    <w:lvl w:ilvl="0" w:tentative="0">
       <w:start w:val="1"/>
       <w:numFmt w:val="decimal"/>
-      <w:pStyle w:val="1"/>
+      <w:pStyle w:val="2"/>
       <w:lvlText w:val="%1."/>
       <w:lvlJc w:val="left"/>
       <w:pPr>
@@ -2869,10 +3102,10 @@
         <w:rFonts w:hint="default"/>
       </w:rPr>
     </w:lvl>
-    <w:lvl w:ilvl="1">
+    <w:lvl w:ilvl="1" w:tentative="0">
       <w:start w:val="1"/>
       <w:numFmt w:val="decimal"/>
-      <w:pStyle w:val="2"/>
+      <w:pStyle w:val="3"/>
       <w:lvlText w:val="%1.%2."/>
       <w:lvlJc w:val="left"/>
       <w:pPr>
@@ -2882,10 +3115,10 @@
         <w:rFonts w:hint="default"/>
       </w:rPr>
     </w:lvl>
-    <w:lvl w:ilvl="2">
+    <w:lvl w:ilvl="2" w:tentative="0">
       <w:start w:val="1"/>
       <w:numFmt w:val="decimal"/>
-      <w:pStyle w:val="3"/>
+      <w:pStyle w:val="4"/>
       <w:lvlText w:val="%1.%2.%3."/>
       <w:lvlJc w:val="left"/>
       <w:pPr>
@@ -2895,10 +3128,10 @@
         <w:rFonts w:hint="default"/>
       </w:rPr>
     </w:lvl>
-    <w:lvl w:ilvl="3">
+    <w:lvl w:ilvl="3" w:tentative="0">
       <w:start w:val="1"/>
       <w:numFmt w:val="decimal"/>
-      <w:pStyle w:val="4"/>
+      <w:pStyle w:val="5"/>
       <w:lvlText w:val="%1.%2.%3.%4."/>
       <w:lvlJc w:val="left"/>
       <w:pPr>
@@ -2908,10 +3141,10 @@
         <w:rFonts w:hint="default"/>
       </w:rPr>
     </w:lvl>
-    <w:lvl w:ilvl="4">
+    <w:lvl w:ilvl="4" w:tentative="0">
       <w:start w:val="1"/>
       <w:numFmt w:val="decimal"/>
-      <w:pStyle w:val="5"/>
+      <w:pStyle w:val="6"/>
       <w:lvlText w:val="%1.%2.%3.%4.%5."/>
       <w:lvlJc w:val="left"/>
       <w:pPr>
@@ -2921,10 +3154,10 @@
         <w:rFonts w:hint="default"/>
       </w:rPr>
     </w:lvl>
-    <w:lvl w:ilvl="5">
+    <w:lvl w:ilvl="5" w:tentative="0">
       <w:start w:val="1"/>
       <w:numFmt w:val="decimal"/>
-      <w:pStyle w:val="6"/>
+      <w:pStyle w:val="7"/>
       <w:lvlText w:val="%1.%2.%3.%4.%5.%6."/>
       <w:lvlJc w:val="left"/>
       <w:pPr>
@@ -2934,10 +3167,10 @@
         <w:rFonts w:hint="default"/>
       </w:rPr>
     </w:lvl>
-    <w:lvl w:ilvl="6">
+    <w:lvl w:ilvl="6" w:tentative="0">
       <w:start w:val="1"/>
       <w:numFmt w:val="decimal"/>
-      <w:pStyle w:val="7"/>
+      <w:pStyle w:val="8"/>
       <w:lvlText w:val="%1.%2.%3.%4.%5.%6.%7."/>
       <w:lvlJc w:val="left"/>
       <w:pPr>
@@ -2947,10 +3180,10 @@
         <w:rFonts w:hint="default"/>
       </w:rPr>
     </w:lvl>
-    <w:lvl w:ilvl="7">
+    <w:lvl w:ilvl="7" w:tentative="0">
       <w:start w:val="1"/>
       <w:numFmt w:val="decimal"/>
-      <w:pStyle w:val="8"/>
+      <w:pStyle w:val="9"/>
       <w:lvlText w:val="%1.%2.%3.%4.%5.%6.%7.%8."/>
       <w:lvlJc w:val="left"/>
       <w:pPr>
@@ -2960,10 +3193,10 @@
         <w:rFonts w:hint="default"/>
       </w:rPr>
     </w:lvl>
-    <w:lvl w:ilvl="8">
+    <w:lvl w:ilvl="8" w:tentative="0">
       <w:start w:val="1"/>
       <w:numFmt w:val="decimal"/>
-      <w:pStyle w:val="9"/>
+      <w:pStyle w:val="10"/>
       <w:lvlText w:val="%1.%2.%3.%4.%5.%6.%7.%8.%9."/>
       <w:lvlJc w:val="left"/>
       <w:pPr>
@@ -2974,11 +3207,11 @@
       </w:rPr>
     </w:lvl>
   </w:abstractNum>
-  <w:abstractNum w:abstractNumId="1" w15:restartNumberingAfterBreak="0">
+  <w:abstractNum w:abstractNumId="1">
     <w:nsid w:val="D658F223"/>
     <w:multiLevelType w:val="singleLevel"/>
     <w:tmpl w:val="D658F223"/>
-    <w:lvl w:ilvl="0">
+    <w:lvl w:ilvl="0" w:tentative="0">
       <w:start w:val="1"/>
       <w:numFmt w:val="decimal"/>
       <w:lvlText w:val="%1."/>
@@ -2991,11 +3224,11 @@
       </w:rPr>
     </w:lvl>
   </w:abstractNum>
-  <w:abstractNum w:abstractNumId="2" w15:restartNumberingAfterBreak="0">
+  <w:abstractNum w:abstractNumId="2">
     <w:nsid w:val="0DC47C09"/>
     <w:multiLevelType w:val="singleLevel"/>
     <w:tmpl w:val="0DC47C09"/>
-    <w:lvl w:ilvl="0">
+    <w:lvl w:ilvl="0" w:tentative="0">
       <w:start w:val="1"/>
       <w:numFmt w:val="decimal"/>
       <w:lvlText w:val="%1."/>
@@ -3008,11 +3241,11 @@
       </w:rPr>
     </w:lvl>
   </w:abstractNum>
-  <w:abstractNum w:abstractNumId="3" w15:restartNumberingAfterBreak="0">
+  <w:abstractNum w:abstractNumId="3">
     <w:nsid w:val="3FE95103"/>
     <w:multiLevelType w:val="singleLevel"/>
     <w:tmpl w:val="3FE95103"/>
-    <w:lvl w:ilvl="0">
+    <w:lvl w:ilvl="0" w:tentative="0">
       <w:start w:val="1"/>
       <w:numFmt w:val="decimal"/>
       <w:lvlText w:val="%1."/>
@@ -3025,11 +3258,11 @@
       </w:rPr>
     </w:lvl>
   </w:abstractNum>
-  <w:abstractNum w:abstractNumId="4" w15:restartNumberingAfterBreak="0">
+  <w:abstractNum w:abstractNumId="4">
     <w:nsid w:val="5AF6B735"/>
     <w:multiLevelType w:val="singleLevel"/>
     <w:tmpl w:val="5AF6B735"/>
-    <w:lvl w:ilvl="0">
+    <w:lvl w:ilvl="0" w:tentative="0">
       <w:start w:val="1"/>
       <w:numFmt w:val="decimal"/>
       <w:lvlText w:val="%1."/>
@@ -3042,336 +3275,288 @@
       </w:rPr>
     </w:lvl>
   </w:abstractNum>
-  <w:num w:numId="1" w16cid:durableId="748696266">
+  <w:num w:numId="1">
     <w:abstractNumId w:val="0"/>
   </w:num>
-  <w:num w:numId="2" w16cid:durableId="1611162017">
+  <w:num w:numId="2">
     <w:abstractNumId w:val="3"/>
   </w:num>
-  <w:num w:numId="3" w16cid:durableId="59526355">
+  <w:num w:numId="3">
     <w:abstractNumId w:val="1"/>
   </w:num>
-  <w:num w:numId="4" w16cid:durableId="1780056042">
+  <w:num w:numId="4">
     <w:abstractNumId w:val="2"/>
   </w:num>
-  <w:num w:numId="5" w16cid:durableId="475995707">
+  <w:num w:numId="5">
     <w:abstractNumId w:val="4"/>
   </w:num>
 </w:numbering>
 </file>
 
 <file path=word/styles.xml><?xml version="1.0" encoding="utf-8"?>
-<w:styles xmlns:mc="http://schemas.openxmlformats.org/markup-compatibility/2006" xmlns:r="http://schemas.openxmlformats.org/officeDocument/2006/relationships" xmlns:w="http://schemas.openxmlformats.org/wordprocessingml/2006/main" xmlns:w14="http://schemas.microsoft.com/office/word/2010/wordml" xmlns:w15="http://schemas.microsoft.com/office/word/2012/wordml" xmlns:w16cex="http://schemas.microsoft.com/office/word/2018/wordml/cex" xmlns:w16cid="http://schemas.microsoft.com/office/word/2016/wordml/cid" xmlns:w16="http://schemas.microsoft.com/office/word/2018/wordml" xmlns:w16du="http://schemas.microsoft.com/office/word/2023/wordml/word16du" xmlns:w16sdtdh="http://schemas.microsoft.com/office/word/2020/wordml/sdtdatahash" xmlns:w16sdtfl="http://schemas.microsoft.com/office/word/2024/wordml/sdtformatlock" xmlns:w16se="http://schemas.microsoft.com/office/word/2015/wordml/symex" mc:Ignorable="w14 w15 w16se w16cid w16 w16cex w16sdtdh w16sdtfl w16du">
+<w:styles xmlns:mc="http://schemas.openxmlformats.org/markup-compatibility/2006" xmlns:o="urn:schemas-microsoft-com:office:office" xmlns:r="http://schemas.openxmlformats.org/officeDocument/2006/relationships" xmlns:m="http://schemas.openxmlformats.org/officeDocument/2006/math" xmlns:v="urn:schemas-microsoft-com:vml" xmlns:w="http://schemas.openxmlformats.org/wordprocessingml/2006/main" xmlns:w14="http://schemas.microsoft.com/office/word/2010/wordml" xmlns:w10="urn:schemas-microsoft-com:office:word" xmlns:sl="http://schemas.openxmlformats.org/schemaLibrary/2006/main" xmlns:wpsCustomData="http://www.wps.cn/officeDocument/2013/wpsCustomData" mc:Ignorable="w14">
   <w:docDefaults>
     <w:rPrDefault>
       <w:rPr>
-        <w:rFonts w:ascii="Times New Roman" w:eastAsia="宋体" w:hAnsi="Times New Roman" w:cs="Times New Roman"/>
-        <w:lang w:val="en-US" w:eastAsia="zh-CN" w:bidi="ar-SA"/>
+        <w:rFonts w:ascii="Times New Roman" w:hAnsi="Times New Roman" w:eastAsia="宋体" w:cs="Times New Roman"/>
       </w:rPr>
     </w:rPrDefault>
     <w:pPrDefault/>
   </w:docDefaults>
-  <w:latentStyles w:defLockedState="0" w:defUIPriority="0" w:defSemiHidden="0" w:defUnhideWhenUsed="0" w:defQFormat="0" w:count="376">
-    <w:lsdException w:name="Normal" w:qFormat="1"/>
-    <w:lsdException w:name="heading 1" w:qFormat="1"/>
-    <w:lsdException w:name="heading 2" w:unhideWhenUsed="1" w:qFormat="1"/>
-    <w:lsdException w:name="heading 3" w:semiHidden="1" w:unhideWhenUsed="1" w:qFormat="1"/>
-    <w:lsdException w:name="heading 4" w:unhideWhenUsed="1" w:qFormat="1"/>
-    <w:lsdException w:name="heading 5" w:semiHidden="1" w:unhideWhenUsed="1" w:qFormat="1"/>
-    <w:lsdException w:name="heading 6" w:semiHidden="1" w:unhideWhenUsed="1" w:qFormat="1"/>
-    <w:lsdException w:name="heading 7" w:semiHidden="1" w:unhideWhenUsed="1" w:qFormat="1"/>
-    <w:lsdException w:name="heading 8" w:semiHidden="1" w:unhideWhenUsed="1" w:qFormat="1"/>
-    <w:lsdException w:name="heading 9" w:semiHidden="1" w:unhideWhenUsed="1" w:qFormat="1"/>
-    <w:lsdException w:name="toc 1" w:qFormat="1"/>
-    <w:lsdException w:name="toc 2" w:qFormat="1"/>
-    <w:lsdException w:name="toc 3" w:qFormat="1"/>
-    <w:lsdException w:name="annotation text" w:qFormat="1"/>
-    <w:lsdException w:name="header" w:qFormat="1"/>
-    <w:lsdException w:name="footer" w:qFormat="1"/>
-    <w:lsdException w:name="caption" w:semiHidden="1" w:unhideWhenUsed="1" w:qFormat="1"/>
-    <w:lsdException w:name="Title" w:qFormat="1"/>
-    <w:lsdException w:name="Default Paragraph Font" w:semiHidden="1" w:qFormat="1"/>
-    <w:lsdException w:name="Body Text" w:semiHidden="1" w:qFormat="1"/>
-    <w:lsdException w:name="Subtitle" w:qFormat="1"/>
-    <w:lsdException w:name="Note Heading" w:semiHidden="1" w:uiPriority="99" w:unhideWhenUsed="1"/>
-    <w:lsdException w:name="Strong" w:qFormat="1"/>
-    <w:lsdException w:name="Emphasis" w:qFormat="1"/>
-    <w:lsdException w:name="HTML Top of Form" w:semiHidden="1" w:uiPriority="99" w:unhideWhenUsed="1"/>
-    <w:lsdException w:name="HTML Bottom of Form" w:semiHidden="1" w:uiPriority="99" w:unhideWhenUsed="1"/>
-    <w:lsdException w:name="Normal (Web)" w:qFormat="1"/>
-    <w:lsdException w:name="Normal Table" w:semiHidden="1" w:unhideWhenUsed="1" w:qFormat="1"/>
-    <w:lsdException w:name="No List" w:semiHidden="1" w:uiPriority="99" w:unhideWhenUsed="1"/>
-    <w:lsdException w:name="Outline List 1" w:semiHidden="1" w:uiPriority="99" w:unhideWhenUsed="1"/>
-    <w:lsdException w:name="Outline List 2" w:semiHidden="1" w:uiPriority="99" w:unhideWhenUsed="1"/>
-    <w:lsdException w:name="Outline List 3" w:semiHidden="1" w:uiPriority="99" w:unhideWhenUsed="1"/>
-    <w:lsdException w:name="Table Simple 1" w:semiHidden="1" w:unhideWhenUsed="1"/>
-    <w:lsdException w:name="Table Simple 2" w:semiHidden="1" w:unhideWhenUsed="1"/>
-    <w:lsdException w:name="Table Simple 3" w:semiHidden="1" w:unhideWhenUsed="1"/>
-    <w:lsdException w:name="Table Classic 1" w:semiHidden="1" w:unhideWhenUsed="1"/>
-    <w:lsdException w:name="Table Classic 2" w:semiHidden="1" w:unhideWhenUsed="1"/>
-    <w:lsdException w:name="Table Classic 3" w:semiHidden="1" w:unhideWhenUsed="1"/>
-    <w:lsdException w:name="Table Classic 4" w:semiHidden="1" w:unhideWhenUsed="1"/>
-    <w:lsdException w:name="Table Colorful 1" w:semiHidden="1" w:unhideWhenUsed="1"/>
-    <w:lsdException w:name="Table Colorful 2" w:semiHidden="1" w:unhideWhenUsed="1"/>
-    <w:lsdException w:name="Table Colorful 3" w:semiHidden="1" w:unhideWhenUsed="1"/>
-    <w:lsdException w:name="Table Columns 1" w:semiHidden="1" w:unhideWhenUsed="1"/>
-    <w:lsdException w:name="Table Columns 2" w:semiHidden="1" w:unhideWhenUsed="1"/>
-    <w:lsdException w:name="Table Columns 3" w:semiHidden="1" w:unhideWhenUsed="1"/>
-    <w:lsdException w:name="Table Columns 4" w:semiHidden="1" w:unhideWhenUsed="1"/>
-    <w:lsdException w:name="Table Columns 5" w:semiHidden="1" w:unhideWhenUsed="1"/>
-    <w:lsdException w:name="Table Grid 1" w:semiHidden="1" w:unhideWhenUsed="1"/>
-    <w:lsdException w:name="Table Grid 2" w:semiHidden="1" w:unhideWhenUsed="1"/>
-    <w:lsdException w:name="Table Grid 3" w:semiHidden="1" w:unhideWhenUsed="1"/>
-    <w:lsdException w:name="Table Grid 4" w:semiHidden="1" w:unhideWhenUsed="1"/>
-    <w:lsdException w:name="Table Grid 5" w:semiHidden="1" w:unhideWhenUsed="1"/>
-    <w:lsdException w:name="Table Grid 6" w:semiHidden="1" w:unhideWhenUsed="1"/>
-    <w:lsdException w:name="Table Grid 7" w:semiHidden="1" w:unhideWhenUsed="1"/>
-    <w:lsdException w:name="Table Grid 8" w:semiHidden="1" w:unhideWhenUsed="1"/>
-    <w:lsdException w:name="Table List 1" w:semiHidden="1" w:unhideWhenUsed="1"/>
-    <w:lsdException w:name="Table List 2" w:semiHidden="1" w:unhideWhenUsed="1"/>
-    <w:lsdException w:name="Table List 3" w:semiHidden="1" w:unhideWhenUsed="1"/>
-    <w:lsdException w:name="Table List 4" w:semiHidden="1" w:unhideWhenUsed="1"/>
-    <w:lsdException w:name="Table List 5" w:semiHidden="1" w:unhideWhenUsed="1"/>
-    <w:lsdException w:name="Table List 6" w:semiHidden="1" w:unhideWhenUsed="1"/>
-    <w:lsdException w:name="Table List 7" w:semiHidden="1" w:unhideWhenUsed="1"/>
-    <w:lsdException w:name="Table List 8" w:semiHidden="1" w:unhideWhenUsed="1"/>
-    <w:lsdException w:name="Table 3D effects 1" w:semiHidden="1" w:unhideWhenUsed="1"/>
-    <w:lsdException w:name="Table 3D effects 2" w:semiHidden="1" w:unhideWhenUsed="1"/>
-    <w:lsdException w:name="Table 3D effects 3" w:semiHidden="1" w:unhideWhenUsed="1"/>
-    <w:lsdException w:name="Table Contemporary" w:semiHidden="1" w:unhideWhenUsed="1"/>
-    <w:lsdException w:name="Table Elegant" w:semiHidden="1" w:unhideWhenUsed="1"/>
-    <w:lsdException w:name="Table Professional" w:semiHidden="1" w:unhideWhenUsed="1"/>
-    <w:lsdException w:name="Table Subtle 1" w:semiHidden="1" w:unhideWhenUsed="1"/>
-    <w:lsdException w:name="Table Subtle 2" w:semiHidden="1" w:unhideWhenUsed="1"/>
-    <w:lsdException w:name="Table Web 1" w:semiHidden="1" w:unhideWhenUsed="1"/>
-    <w:lsdException w:name="Table Web 2" w:semiHidden="1" w:unhideWhenUsed="1"/>
-    <w:lsdException w:name="Table Web 3" w:semiHidden="1" w:unhideWhenUsed="1"/>
-    <w:lsdException w:name="Table Grid" w:qFormat="1"/>
-    <w:lsdException w:name="Table Theme" w:semiHidden="1" w:unhideWhenUsed="1"/>
-    <w:lsdException w:name="Placeholder Text" w:semiHidden="1" w:uiPriority="99" w:unhideWhenUsed="1"/>
-    <w:lsdException w:name="No Spacing" w:semiHidden="1" w:uiPriority="99" w:unhideWhenUsed="1"/>
-    <w:lsdException w:name="Light Shading" w:uiPriority="60"/>
-    <w:lsdException w:name="Light List" w:uiPriority="61"/>
-    <w:lsdException w:name="Light Grid" w:uiPriority="62"/>
-    <w:lsdException w:name="Medium Shading 1" w:uiPriority="63"/>
-    <w:lsdException w:name="Medium Shading 2" w:uiPriority="64"/>
-    <w:lsdException w:name="Medium List 1" w:uiPriority="65"/>
-    <w:lsdException w:name="Medium List 2" w:uiPriority="66"/>
-    <w:lsdException w:name="Medium Grid 1" w:uiPriority="67"/>
-    <w:lsdException w:name="Medium Grid 2" w:uiPriority="68"/>
-    <w:lsdException w:name="Medium Grid 3" w:uiPriority="69"/>
-    <w:lsdException w:name="Dark List" w:uiPriority="70"/>
-    <w:lsdException w:name="Colorful Shading" w:uiPriority="71"/>
-    <w:lsdException w:name="Colorful List" w:uiPriority="72"/>
-    <w:lsdException w:name="Colorful Grid" w:uiPriority="73"/>
-    <w:lsdException w:name="Light Shading Accent 1" w:uiPriority="60"/>
-    <w:lsdException w:name="Light List Accent 1" w:uiPriority="61"/>
-    <w:lsdException w:name="Light Grid Accent 1" w:uiPriority="62"/>
-    <w:lsdException w:name="Medium Shading 1 Accent 1" w:uiPriority="63"/>
-    <w:lsdException w:name="Medium Shading 2 Accent 1" w:uiPriority="64"/>
-    <w:lsdException w:name="Medium List 1 Accent 1" w:uiPriority="65"/>
-    <w:lsdException w:name="Revision" w:semiHidden="1" w:uiPriority="99" w:unhideWhenUsed="1"/>
-    <w:lsdException w:name="List Paragraph" w:semiHidden="1" w:uiPriority="99" w:unhideWhenUsed="1"/>
-    <w:lsdException w:name="Quote" w:semiHidden="1" w:uiPriority="99" w:unhideWhenUsed="1"/>
-    <w:lsdException w:name="Intense Quote" w:semiHidden="1" w:uiPriority="99" w:unhideWhenUsed="1"/>
-    <w:lsdException w:name="Medium List 2 Accent 1" w:uiPriority="66"/>
-    <w:lsdException w:name="Medium Grid 1 Accent 1" w:uiPriority="67"/>
-    <w:lsdException w:name="Medium Grid 2 Accent 1" w:uiPriority="68"/>
-    <w:lsdException w:name="Medium Grid 3 Accent 1" w:uiPriority="69"/>
-    <w:lsdException w:name="Dark List Accent 1" w:uiPriority="70"/>
-    <w:lsdException w:name="Colorful Shading Accent 1" w:uiPriority="71"/>
-    <w:lsdException w:name="Colorful List Accent 1" w:uiPriority="72"/>
-    <w:lsdException w:name="Colorful Grid Accent 1" w:uiPriority="73"/>
-    <w:lsdException w:name="Light Shading Accent 2" w:uiPriority="60"/>
-    <w:lsdException w:name="Light List Accent 2" w:uiPriority="61"/>
-    <w:lsdException w:name="Light Grid Accent 2" w:uiPriority="62"/>
-    <w:lsdException w:name="Medium Shading 1 Accent 2" w:uiPriority="63"/>
-    <w:lsdException w:name="Medium Shading 2 Accent 2" w:uiPriority="64"/>
-    <w:lsdException w:name="Medium List 1 Accent 2" w:uiPriority="65"/>
-    <w:lsdException w:name="Medium List 2 Accent 2" w:uiPriority="66"/>
-    <w:lsdException w:name="Medium Grid 1 Accent 2" w:uiPriority="67"/>
-    <w:lsdException w:name="Medium Grid 2 Accent 2" w:uiPriority="68"/>
-    <w:lsdException w:name="Medium Grid 3 Accent 2" w:uiPriority="69"/>
-    <w:lsdException w:name="Dark List Accent 2" w:uiPriority="70"/>
-    <w:lsdException w:name="Colorful Shading Accent 2" w:uiPriority="71"/>
-    <w:lsdException w:name="Colorful List Accent 2" w:uiPriority="72"/>
-    <w:lsdException w:name="Colorful Grid Accent 2" w:uiPriority="73"/>
-    <w:lsdException w:name="Light Shading Accent 3" w:uiPriority="60"/>
-    <w:lsdException w:name="Light List Accent 3" w:uiPriority="61"/>
-    <w:lsdException w:name="Light Grid Accent 3" w:uiPriority="62"/>
-    <w:lsdException w:name="Medium Shading 1 Accent 3" w:uiPriority="63"/>
-    <w:lsdException w:name="Medium Shading 2 Accent 3" w:uiPriority="64"/>
-    <w:lsdException w:name="Medium List 1 Accent 3" w:uiPriority="65"/>
-    <w:lsdException w:name="Medium List 2 Accent 3" w:uiPriority="66"/>
-    <w:lsdException w:name="Medium Grid 1 Accent 3" w:uiPriority="67"/>
-    <w:lsdException w:name="Medium Grid 2 Accent 3" w:uiPriority="68"/>
-    <w:lsdException w:name="Medium Grid 3 Accent 3" w:uiPriority="69"/>
-    <w:lsdException w:name="Dark List Accent 3" w:uiPriority="70"/>
-    <w:lsdException w:name="Colorful Shading Accent 3" w:uiPriority="71"/>
-    <w:lsdException w:name="Colorful List Accent 3" w:uiPriority="72"/>
-    <w:lsdException w:name="Colorful Grid Accent 3" w:uiPriority="73"/>
-    <w:lsdException w:name="Light Shading Accent 4" w:uiPriority="60"/>
-    <w:lsdException w:name="Light List Accent 4" w:uiPriority="61"/>
-    <w:lsdException w:name="Light Grid Accent 4" w:uiPriority="62"/>
-    <w:lsdException w:name="Medium Shading 1 Accent 4" w:uiPriority="63"/>
-    <w:lsdException w:name="Medium Shading 2 Accent 4" w:uiPriority="64"/>
-    <w:lsdException w:name="Medium List 1 Accent 4" w:uiPriority="65"/>
-    <w:lsdException w:name="Medium List 2 Accent 4" w:uiPriority="66"/>
-    <w:lsdException w:name="Medium Grid 1 Accent 4" w:uiPriority="67"/>
-    <w:lsdException w:name="Medium Grid 2 Accent 4" w:uiPriority="68"/>
-    <w:lsdException w:name="Medium Grid 3 Accent 4" w:uiPriority="69"/>
-    <w:lsdException w:name="Dark List Accent 4" w:uiPriority="70"/>
-    <w:lsdException w:name="Colorful Shading Accent 4" w:uiPriority="71"/>
-    <w:lsdException w:name="Colorful List Accent 4" w:uiPriority="72"/>
-    <w:lsdException w:name="Colorful Grid Accent 4" w:uiPriority="73"/>
-    <w:lsdException w:name="Light Shading Accent 5" w:uiPriority="60"/>
-    <w:lsdException w:name="Light List Accent 5" w:uiPriority="61"/>
-    <w:lsdException w:name="Light Grid Accent 5" w:uiPriority="62"/>
-    <w:lsdException w:name="Medium Shading 1 Accent 5" w:uiPriority="63"/>
-    <w:lsdException w:name="Medium Shading 2 Accent 5" w:uiPriority="64"/>
-    <w:lsdException w:name="Medium List 1 Accent 5" w:uiPriority="65"/>
-    <w:lsdException w:name="Medium List 2 Accent 5" w:uiPriority="66"/>
-    <w:lsdException w:name="Medium Grid 1 Accent 5" w:uiPriority="67"/>
-    <w:lsdException w:name="Medium Grid 2 Accent 5" w:uiPriority="68"/>
-    <w:lsdException w:name="Medium Grid 3 Accent 5" w:uiPriority="69"/>
-    <w:lsdException w:name="Dark List Accent 5" w:uiPriority="70"/>
-    <w:lsdException w:name="Colorful Shading Accent 5" w:uiPriority="71"/>
-    <w:lsdException w:name="Colorful List Accent 5" w:uiPriority="72"/>
-    <w:lsdException w:name="Colorful Grid Accent 5" w:uiPriority="73"/>
-    <w:lsdException w:name="Light Shading Accent 6" w:uiPriority="60"/>
-    <w:lsdException w:name="Light List Accent 6" w:uiPriority="61"/>
-    <w:lsdException w:name="Light Grid Accent 6" w:uiPriority="62"/>
-    <w:lsdException w:name="Medium Shading 1 Accent 6" w:uiPriority="63"/>
-    <w:lsdException w:name="Medium Shading 2 Accent 6" w:uiPriority="64"/>
-    <w:lsdException w:name="Medium List 1 Accent 6" w:uiPriority="65"/>
-    <w:lsdException w:name="Medium List 2 Accent 6" w:uiPriority="66"/>
-    <w:lsdException w:name="Medium Grid 1 Accent 6" w:uiPriority="67"/>
-    <w:lsdException w:name="Medium Grid 2 Accent 6" w:uiPriority="68"/>
-    <w:lsdException w:name="Medium Grid 3 Accent 6" w:uiPriority="69"/>
-    <w:lsdException w:name="Dark List Accent 6" w:uiPriority="70"/>
-    <w:lsdException w:name="Colorful Shading Accent 6" w:uiPriority="71"/>
-    <w:lsdException w:name="Colorful List Accent 6" w:uiPriority="72"/>
-    <w:lsdException w:name="Colorful Grid Accent 6" w:uiPriority="73"/>
-    <w:lsdException w:name="Subtle Emphasis" w:uiPriority="19" w:qFormat="1"/>
-    <w:lsdException w:name="Intense Emphasis" w:uiPriority="21" w:qFormat="1"/>
-    <w:lsdException w:name="Subtle Reference" w:uiPriority="31" w:qFormat="1"/>
-    <w:lsdException w:name="Intense Reference" w:uiPriority="32" w:qFormat="1"/>
-    <w:lsdException w:name="Book Title" w:uiPriority="33" w:qFormat="1"/>
-    <w:lsdException w:name="Bibliography" w:semiHidden="1" w:uiPriority="37" w:unhideWhenUsed="1"/>
-    <w:lsdException w:name="TOC Heading" w:semiHidden="1" w:uiPriority="39" w:unhideWhenUsed="1" w:qFormat="1"/>
-    <w:lsdException w:name="Plain Table 1" w:uiPriority="41"/>
-    <w:lsdException w:name="Plain Table 2" w:uiPriority="42"/>
-    <w:lsdException w:name="Plain Table 3" w:uiPriority="43"/>
-    <w:lsdException w:name="Plain Table 4" w:uiPriority="44"/>
-    <w:lsdException w:name="Plain Table 5" w:uiPriority="45"/>
-    <w:lsdException w:name="Grid Table Light" w:uiPriority="40"/>
-    <w:lsdException w:name="Grid Table 1 Light" w:uiPriority="46"/>
-    <w:lsdException w:name="Grid Table 2" w:uiPriority="47"/>
-    <w:lsdException w:name="Grid Table 3" w:uiPriority="48"/>
-    <w:lsdException w:name="Grid Table 4" w:uiPriority="49"/>
-    <w:lsdException w:name="Grid Table 5 Dark" w:uiPriority="50"/>
-    <w:lsdException w:name="Grid Table 6 Colorful" w:uiPriority="51"/>
-    <w:lsdException w:name="Grid Table 7 Colorful" w:uiPriority="52"/>
-    <w:lsdException w:name="Grid Table 1 Light Accent 1" w:uiPriority="46"/>
-    <w:lsdException w:name="Grid Table 2 Accent 1" w:uiPriority="47"/>
-    <w:lsdException w:name="Grid Table 3 Accent 1" w:uiPriority="48"/>
-    <w:lsdException w:name="Grid Table 4 Accent 1" w:uiPriority="49"/>
-    <w:lsdException w:name="Grid Table 5 Dark Accent 1" w:uiPriority="50"/>
-    <w:lsdException w:name="Grid Table 6 Colorful Accent 1" w:uiPriority="51"/>
-    <w:lsdException w:name="Grid Table 7 Colorful Accent 1" w:uiPriority="52"/>
-    <w:lsdException w:name="Grid Table 1 Light Accent 2" w:uiPriority="46"/>
-    <w:lsdException w:name="Grid Table 2 Accent 2" w:uiPriority="47"/>
-    <w:lsdException w:name="Grid Table 3 Accent 2" w:uiPriority="48"/>
-    <w:lsdException w:name="Grid Table 4 Accent 2" w:uiPriority="49"/>
-    <w:lsdException w:name="Grid Table 5 Dark Accent 2" w:uiPriority="50"/>
-    <w:lsdException w:name="Grid Table 6 Colorful Accent 2" w:uiPriority="51"/>
-    <w:lsdException w:name="Grid Table 7 Colorful Accent 2" w:uiPriority="52"/>
-    <w:lsdException w:name="Grid Table 1 Light Accent 3" w:uiPriority="46"/>
-    <w:lsdException w:name="Grid Table 2 Accent 3" w:uiPriority="47"/>
-    <w:lsdException w:name="Grid Table 3 Accent 3" w:uiPriority="48"/>
-    <w:lsdException w:name="Grid Table 4 Accent 3" w:uiPriority="49"/>
-    <w:lsdException w:name="Grid Table 5 Dark Accent 3" w:uiPriority="50"/>
-    <w:lsdException w:name="Grid Table 6 Colorful Accent 3" w:uiPriority="51"/>
-    <w:lsdException w:name="Grid Table 7 Colorful Accent 3" w:uiPriority="52"/>
-    <w:lsdException w:name="Grid Table 1 Light Accent 4" w:uiPriority="46"/>
-    <w:lsdException w:name="Grid Table 2 Accent 4" w:uiPriority="47"/>
-    <w:lsdException w:name="Grid Table 3 Accent 4" w:uiPriority="48"/>
-    <w:lsdException w:name="Grid Table 4 Accent 4" w:uiPriority="49"/>
-    <w:lsdException w:name="Grid Table 5 Dark Accent 4" w:uiPriority="50"/>
-    <w:lsdException w:name="Grid Table 6 Colorful Accent 4" w:uiPriority="51"/>
-    <w:lsdException w:name="Grid Table 7 Colorful Accent 4" w:uiPriority="52"/>
-    <w:lsdException w:name="Grid Table 1 Light Accent 5" w:uiPriority="46"/>
-    <w:lsdException w:name="Grid Table 2 Accent 5" w:uiPriority="47"/>
-    <w:lsdException w:name="Grid Table 3 Accent 5" w:uiPriority="48"/>
-    <w:lsdException w:name="Grid Table 4 Accent 5" w:uiPriority="49"/>
-    <w:lsdException w:name="Grid Table 5 Dark Accent 5" w:uiPriority="50"/>
-    <w:lsdException w:name="Grid Table 6 Colorful Accent 5" w:uiPriority="51"/>
-    <w:lsdException w:name="Grid Table 7 Colorful Accent 5" w:uiPriority="52"/>
-    <w:lsdException w:name="Grid Table 1 Light Accent 6" w:uiPriority="46"/>
-    <w:lsdException w:name="Grid Table 2 Accent 6" w:uiPriority="47"/>
-    <w:lsdException w:name="Grid Table 3 Accent 6" w:uiPriority="48"/>
-    <w:lsdException w:name="Grid Table 4 Accent 6" w:uiPriority="49"/>
-    <w:lsdException w:name="Grid Table 5 Dark Accent 6" w:uiPriority="50"/>
-    <w:lsdException w:name="Grid Table 6 Colorful Accent 6" w:uiPriority="51"/>
-    <w:lsdException w:name="Grid Table 7 Colorful Accent 6" w:uiPriority="52"/>
-    <w:lsdException w:name="List Table 1 Light" w:uiPriority="46"/>
-    <w:lsdException w:name="List Table 2" w:uiPriority="47"/>
-    <w:lsdException w:name="List Table 3" w:uiPriority="48"/>
-    <w:lsdException w:name="List Table 4" w:uiPriority="49"/>
-    <w:lsdException w:name="List Table 5 Dark" w:uiPriority="50"/>
-    <w:lsdException w:name="List Table 6 Colorful" w:uiPriority="51"/>
-    <w:lsdException w:name="List Table 7 Colorful" w:uiPriority="52"/>
-    <w:lsdException w:name="List Table 1 Light Accent 1" w:uiPriority="46"/>
-    <w:lsdException w:name="List Table 2 Accent 1" w:uiPriority="47"/>
-    <w:lsdException w:name="List Table 3 Accent 1" w:uiPriority="48"/>
-    <w:lsdException w:name="List Table 4 Accent 1" w:uiPriority="49"/>
-    <w:lsdException w:name="List Table 5 Dark Accent 1" w:uiPriority="50"/>
-    <w:lsdException w:name="List Table 6 Colorful Accent 1" w:uiPriority="51"/>
-    <w:lsdException w:name="List Table 7 Colorful Accent 1" w:uiPriority="52"/>
-    <w:lsdException w:name="List Table 1 Light Accent 2" w:uiPriority="46"/>
-    <w:lsdException w:name="List Table 2 Accent 2" w:uiPriority="47"/>
-    <w:lsdException w:name="List Table 3 Accent 2" w:uiPriority="48"/>
-    <w:lsdException w:name="List Table 4 Accent 2" w:uiPriority="49"/>
-    <w:lsdException w:name="List Table 5 Dark Accent 2" w:uiPriority="50"/>
-    <w:lsdException w:name="List Table 6 Colorful Accent 2" w:uiPriority="51"/>
-    <w:lsdException w:name="List Table 7 Colorful Accent 2" w:uiPriority="52"/>
-    <w:lsdException w:name="List Table 1 Light Accent 3" w:uiPriority="46"/>
-    <w:lsdException w:name="List Table 2 Accent 3" w:uiPriority="47"/>
-    <w:lsdException w:name="List Table 3 Accent 3" w:uiPriority="48"/>
-    <w:lsdException w:name="List Table 4 Accent 3" w:uiPriority="49"/>
-    <w:lsdException w:name="List Table 5 Dark Accent 3" w:uiPriority="50"/>
-    <w:lsdException w:name="List Table 6 Colorful Accent 3" w:uiPriority="51"/>
-    <w:lsdException w:name="List Table 7 Colorful Accent 3" w:uiPriority="52"/>
-    <w:lsdException w:name="List Table 1 Light Accent 4" w:uiPriority="46"/>
-    <w:lsdException w:name="List Table 2 Accent 4" w:uiPriority="47"/>
-    <w:lsdException w:name="List Table 3 Accent 4" w:uiPriority="48"/>
-    <w:lsdException w:name="List Table 4 Accent 4" w:uiPriority="49"/>
-    <w:lsdException w:name="List Table 5 Dark Accent 4" w:uiPriority="50"/>
-    <w:lsdException w:name="List Table 6 Colorful Accent 4" w:uiPriority="51"/>
-    <w:lsdException w:name="List Table 7 Colorful Accent 4" w:uiPriority="52"/>
-    <w:lsdException w:name="List Table 1 Light Accent 5" w:uiPriority="46"/>
-    <w:lsdException w:name="List Table 2 Accent 5" w:uiPriority="47"/>
-    <w:lsdException w:name="List Table 3 Accent 5" w:uiPriority="48"/>
-    <w:lsdException w:name="List Table 4 Accent 5" w:uiPriority="49"/>
-    <w:lsdException w:name="List Table 5 Dark Accent 5" w:uiPriority="50"/>
-    <w:lsdException w:name="List Table 6 Colorful Accent 5" w:uiPriority="51"/>
-    <w:lsdException w:name="List Table 7 Colorful Accent 5" w:uiPriority="52"/>
-    <w:lsdException w:name="List Table 1 Light Accent 6" w:uiPriority="46"/>
-    <w:lsdException w:name="List Table 2 Accent 6" w:uiPriority="47"/>
-    <w:lsdException w:name="List Table 3 Accent 6" w:uiPriority="48"/>
-    <w:lsdException w:name="List Table 4 Accent 6" w:uiPriority="49"/>
-    <w:lsdException w:name="List Table 5 Dark Accent 6" w:uiPriority="50"/>
-    <w:lsdException w:name="List Table 6 Colorful Accent 6" w:uiPriority="51"/>
-    <w:lsdException w:name="List Table 7 Colorful Accent 6" w:uiPriority="52"/>
-    <w:lsdException w:name="Mention" w:semiHidden="1" w:uiPriority="99" w:unhideWhenUsed="1"/>
-    <w:lsdException w:name="Smart Hyperlink" w:semiHidden="1" w:uiPriority="99" w:unhideWhenUsed="1"/>
-    <w:lsdException w:name="Hashtag" w:semiHidden="1" w:uiPriority="99" w:unhideWhenUsed="1"/>
-    <w:lsdException w:name="Unresolved Mention" w:semiHidden="1" w:uiPriority="99" w:unhideWhenUsed="1"/>
-    <w:lsdException w:name="Smart Link" w:semiHidden="1" w:uiPriority="99" w:unhideWhenUsed="1"/>
+  <w:latentStyles w:count="260" w:defQFormat="0" w:defUnhideWhenUsed="1" w:defSemiHidden="1" w:defUIPriority="99" w:defLockedState="0">
+    <w:lsdException w:qFormat="1" w:unhideWhenUsed="0" w:uiPriority="0" w:semiHidden="0" w:name="Normal"/>
+    <w:lsdException w:qFormat="1" w:unhideWhenUsed="0" w:uiPriority="0" w:semiHidden="0" w:name="heading 1"/>
+    <w:lsdException w:qFormat="1" w:uiPriority="0" w:semiHidden="0" w:name="heading 2"/>
+    <w:lsdException w:qFormat="1" w:uiPriority="0" w:name="heading 3"/>
+    <w:lsdException w:qFormat="1" w:uiPriority="0" w:semiHidden="0" w:name="heading 4"/>
+    <w:lsdException w:qFormat="1" w:uiPriority="0" w:name="heading 5"/>
+    <w:lsdException w:qFormat="1" w:uiPriority="0" w:name="heading 6"/>
+    <w:lsdException w:qFormat="1" w:uiPriority="0" w:name="heading 7"/>
+    <w:lsdException w:qFormat="1" w:uiPriority="0" w:name="heading 8"/>
+    <w:lsdException w:qFormat="1" w:uiPriority="0" w:name="heading 9"/>
+    <w:lsdException w:unhideWhenUsed="0" w:uiPriority="0" w:semiHidden="0" w:name="index 1"/>
+    <w:lsdException w:unhideWhenUsed="0" w:uiPriority="0" w:semiHidden="0" w:name="index 2"/>
+    <w:lsdException w:unhideWhenUsed="0" w:uiPriority="0" w:semiHidden="0" w:name="index 3"/>
+    <w:lsdException w:unhideWhenUsed="0" w:uiPriority="0" w:semiHidden="0" w:name="index 4"/>
+    <w:lsdException w:unhideWhenUsed="0" w:uiPriority="0" w:semiHidden="0" w:name="index 5"/>
+    <w:lsdException w:unhideWhenUsed="0" w:uiPriority="0" w:semiHidden="0" w:name="index 6"/>
+    <w:lsdException w:unhideWhenUsed="0" w:uiPriority="0" w:semiHidden="0" w:name="index 7"/>
+    <w:lsdException w:unhideWhenUsed="0" w:uiPriority="0" w:semiHidden="0" w:name="index 8"/>
+    <w:lsdException w:unhideWhenUsed="0" w:uiPriority="0" w:semiHidden="0" w:name="index 9"/>
+    <w:lsdException w:qFormat="1" w:unhideWhenUsed="0" w:uiPriority="0" w:semiHidden="0" w:name="toc 1"/>
+    <w:lsdException w:qFormat="1" w:unhideWhenUsed="0" w:uiPriority="0" w:semiHidden="0" w:name="toc 2"/>
+    <w:lsdException w:qFormat="1" w:unhideWhenUsed="0" w:uiPriority="0" w:semiHidden="0" w:name="toc 3"/>
+    <w:lsdException w:unhideWhenUsed="0" w:uiPriority="0" w:semiHidden="0" w:name="toc 4"/>
+    <w:lsdException w:unhideWhenUsed="0" w:uiPriority="0" w:semiHidden="0" w:name="toc 5"/>
+    <w:lsdException w:unhideWhenUsed="0" w:uiPriority="0" w:semiHidden="0" w:name="toc 6"/>
+    <w:lsdException w:unhideWhenUsed="0" w:uiPriority="0" w:semiHidden="0" w:name="toc 7"/>
+    <w:lsdException w:unhideWhenUsed="0" w:uiPriority="0" w:semiHidden="0" w:name="toc 8"/>
+    <w:lsdException w:unhideWhenUsed="0" w:uiPriority="0" w:semiHidden="0" w:name="toc 9"/>
+    <w:lsdException w:unhideWhenUsed="0" w:uiPriority="0" w:semiHidden="0" w:name="Normal Indent"/>
+    <w:lsdException w:unhideWhenUsed="0" w:uiPriority="0" w:semiHidden="0" w:name="footnote text"/>
+    <w:lsdException w:qFormat="1" w:unhideWhenUsed="0" w:uiPriority="0" w:semiHidden="0" w:name="annotation text"/>
+    <w:lsdException w:qFormat="1" w:unhideWhenUsed="0" w:uiPriority="0" w:semiHidden="0" w:name="header"/>
+    <w:lsdException w:qFormat="1" w:unhideWhenUsed="0" w:uiPriority="0" w:semiHidden="0" w:name="footer"/>
+    <w:lsdException w:unhideWhenUsed="0" w:uiPriority="0" w:semiHidden="0" w:name="index heading"/>
+    <w:lsdException w:qFormat="1" w:uiPriority="0" w:name="caption"/>
+    <w:lsdException w:unhideWhenUsed="0" w:uiPriority="0" w:semiHidden="0" w:name="table of figures"/>
+    <w:lsdException w:unhideWhenUsed="0" w:uiPriority="0" w:semiHidden="0" w:name="envelope address"/>
+    <w:lsdException w:unhideWhenUsed="0" w:uiPriority="0" w:semiHidden="0" w:name="envelope return"/>
+    <w:lsdException w:unhideWhenUsed="0" w:uiPriority="0" w:semiHidden="0" w:name="footnote reference"/>
+    <w:lsdException w:unhideWhenUsed="0" w:uiPriority="0" w:semiHidden="0" w:name="annotation reference"/>
+    <w:lsdException w:unhideWhenUsed="0" w:uiPriority="0" w:semiHidden="0" w:name="line number"/>
+    <w:lsdException w:unhideWhenUsed="0" w:uiPriority="0" w:semiHidden="0" w:name="page number"/>
+    <w:lsdException w:unhideWhenUsed="0" w:uiPriority="0" w:semiHidden="0" w:name="endnote reference"/>
+    <w:lsdException w:unhideWhenUsed="0" w:uiPriority="0" w:semiHidden="0" w:name="endnote text"/>
+    <w:lsdException w:unhideWhenUsed="0" w:uiPriority="0" w:semiHidden="0" w:name="table of authorities"/>
+    <w:lsdException w:unhideWhenUsed="0" w:uiPriority="0" w:semiHidden="0" w:name="macro"/>
+    <w:lsdException w:unhideWhenUsed="0" w:uiPriority="0" w:semiHidden="0" w:name="toa heading"/>
+    <w:lsdException w:unhideWhenUsed="0" w:uiPriority="0" w:semiHidden="0" w:name="List"/>
+    <w:lsdException w:unhideWhenUsed="0" w:uiPriority="0" w:semiHidden="0" w:name="List Bullet"/>
+    <w:lsdException w:unhideWhenUsed="0" w:uiPriority="0" w:semiHidden="0" w:name="List Number"/>
+    <w:lsdException w:unhideWhenUsed="0" w:uiPriority="0" w:semiHidden="0" w:name="List 2"/>
+    <w:lsdException w:unhideWhenUsed="0" w:uiPriority="0" w:semiHidden="0" w:name="List 3"/>
+    <w:lsdException w:unhideWhenUsed="0" w:uiPriority="0" w:semiHidden="0" w:name="List 4"/>
+    <w:lsdException w:unhideWhenUsed="0" w:uiPriority="0" w:semiHidden="0" w:name="List 5"/>
+    <w:lsdException w:unhideWhenUsed="0" w:uiPriority="0" w:semiHidden="0" w:name="List Bullet 2"/>
+    <w:lsdException w:unhideWhenUsed="0" w:uiPriority="0" w:semiHidden="0" w:name="List Bullet 3"/>
+    <w:lsdException w:unhideWhenUsed="0" w:uiPriority="0" w:semiHidden="0" w:name="List Bullet 4"/>
+    <w:lsdException w:unhideWhenUsed="0" w:uiPriority="0" w:semiHidden="0" w:name="List Bullet 5"/>
+    <w:lsdException w:unhideWhenUsed="0" w:uiPriority="0" w:semiHidden="0" w:name="List Number 2"/>
+    <w:lsdException w:unhideWhenUsed="0" w:uiPriority="0" w:semiHidden="0" w:name="List Number 3"/>
+    <w:lsdException w:unhideWhenUsed="0" w:uiPriority="0" w:semiHidden="0" w:name="List Number 4"/>
+    <w:lsdException w:unhideWhenUsed="0" w:uiPriority="0" w:semiHidden="0" w:name="List Number 5"/>
+    <w:lsdException w:qFormat="1" w:unhideWhenUsed="0" w:uiPriority="0" w:semiHidden="0" w:name="Title"/>
+    <w:lsdException w:unhideWhenUsed="0" w:uiPriority="0" w:semiHidden="0" w:name="Closing"/>
+    <w:lsdException w:unhideWhenUsed="0" w:uiPriority="0" w:semiHidden="0" w:name="Signature"/>
+    <w:lsdException w:uiPriority="1" w:name="Default Paragraph Font"/>
+    <w:lsdException w:qFormat="1" w:unhideWhenUsed="0" w:uiPriority="0" w:name="Body Text"/>
+    <w:lsdException w:unhideWhenUsed="0" w:uiPriority="0" w:semiHidden="0" w:name="Body Text Indent"/>
+    <w:lsdException w:unhideWhenUsed="0" w:uiPriority="0" w:semiHidden="0" w:name="List Continue"/>
+    <w:lsdException w:unhideWhenUsed="0" w:uiPriority="0" w:semiHidden="0" w:name="List Continue 2"/>
+    <w:lsdException w:unhideWhenUsed="0" w:uiPriority="0" w:semiHidden="0" w:name="List Continue 3"/>
+    <w:lsdException w:unhideWhenUsed="0" w:uiPriority="0" w:semiHidden="0" w:name="List Continue 4"/>
+    <w:lsdException w:unhideWhenUsed="0" w:uiPriority="0" w:semiHidden="0" w:name="List Continue 5"/>
+    <w:lsdException w:unhideWhenUsed="0" w:uiPriority="0" w:semiHidden="0" w:name="Message Header"/>
+    <w:lsdException w:qFormat="1" w:unhideWhenUsed="0" w:uiPriority="0" w:semiHidden="0" w:name="Subtitle"/>
+    <w:lsdException w:unhideWhenUsed="0" w:uiPriority="0" w:semiHidden="0" w:name="Salutation"/>
+    <w:lsdException w:unhideWhenUsed="0" w:uiPriority="0" w:semiHidden="0" w:name="Date"/>
+    <w:lsdException w:unhideWhenUsed="0" w:uiPriority="0" w:semiHidden="0" w:name="Body Text First Indent"/>
+    <w:lsdException w:unhideWhenUsed="0" w:uiPriority="0" w:semiHidden="0" w:name="Body Text First Indent 2"/>
+    <w:lsdException w:uiPriority="99" w:name="Note Heading"/>
+    <w:lsdException w:unhideWhenUsed="0" w:uiPriority="0" w:semiHidden="0" w:name="Body Text 2"/>
+    <w:lsdException w:unhideWhenUsed="0" w:uiPriority="0" w:semiHidden="0" w:name="Body Text 3"/>
+    <w:lsdException w:unhideWhenUsed="0" w:uiPriority="0" w:semiHidden="0" w:name="Body Text Indent 2"/>
+    <w:lsdException w:unhideWhenUsed="0" w:uiPriority="0" w:semiHidden="0" w:name="Body Text Indent 3"/>
+    <w:lsdException w:unhideWhenUsed="0" w:uiPriority="0" w:semiHidden="0" w:name="Block Text"/>
+    <w:lsdException w:unhideWhenUsed="0" w:uiPriority="0" w:semiHidden="0" w:name="Hyperlink"/>
+    <w:lsdException w:unhideWhenUsed="0" w:uiPriority="0" w:semiHidden="0" w:name="FollowedHyperlink"/>
+    <w:lsdException w:qFormat="1" w:unhideWhenUsed="0" w:uiPriority="0" w:semiHidden="0" w:name="Strong"/>
+    <w:lsdException w:qFormat="1" w:unhideWhenUsed="0" w:uiPriority="0" w:semiHidden="0" w:name="Emphasis"/>
+    <w:lsdException w:unhideWhenUsed="0" w:uiPriority="0" w:semiHidden="0" w:name="Document Map"/>
+    <w:lsdException w:unhideWhenUsed="0" w:uiPriority="0" w:semiHidden="0" w:name="Plain Text"/>
+    <w:lsdException w:unhideWhenUsed="0" w:uiPriority="0" w:semiHidden="0" w:name="E-mail Signature"/>
+    <w:lsdException w:qFormat="1" w:unhideWhenUsed="0" w:uiPriority="0" w:semiHidden="0" w:name="Normal (Web)"/>
+    <w:lsdException w:unhideWhenUsed="0" w:uiPriority="0" w:semiHidden="0" w:name="HTML Acronym"/>
+    <w:lsdException w:unhideWhenUsed="0" w:uiPriority="0" w:semiHidden="0" w:name="HTML Address"/>
+    <w:lsdException w:unhideWhenUsed="0" w:uiPriority="0" w:semiHidden="0" w:name="HTML Cite"/>
+    <w:lsdException w:unhideWhenUsed="0" w:uiPriority="0" w:semiHidden="0" w:name="HTML Code"/>
+    <w:lsdException w:unhideWhenUsed="0" w:uiPriority="0" w:semiHidden="0" w:name="HTML Definition"/>
+    <w:lsdException w:unhideWhenUsed="0" w:uiPriority="0" w:semiHidden="0" w:name="HTML Keyboard"/>
+    <w:lsdException w:unhideWhenUsed="0" w:uiPriority="0" w:semiHidden="0" w:name="HTML Preformatted"/>
+    <w:lsdException w:unhideWhenUsed="0" w:uiPriority="0" w:semiHidden="0" w:name="HTML Sample"/>
+    <w:lsdException w:unhideWhenUsed="0" w:uiPriority="0" w:semiHidden="0" w:name="HTML Typewriter"/>
+    <w:lsdException w:unhideWhenUsed="0" w:uiPriority="0" w:semiHidden="0" w:name="HTML Variable"/>
+    <w:lsdException w:uiPriority="99" w:name="Normal Table"/>
+    <w:lsdException w:unhideWhenUsed="0" w:uiPriority="0" w:semiHidden="0" w:name="annotation subject"/>
+    <w:lsdException w:uiPriority="0" w:name="Table Simple 1"/>
+    <w:lsdException w:uiPriority="0" w:name="Table Simple 2"/>
+    <w:lsdException w:uiPriority="0" w:name="Table Simple 3"/>
+    <w:lsdException w:uiPriority="0" w:name="Table Classic 1"/>
+    <w:lsdException w:uiPriority="0" w:name="Table Classic 2"/>
+    <w:lsdException w:uiPriority="0" w:name="Table Classic 3"/>
+    <w:lsdException w:uiPriority="0" w:name="Table Classic 4"/>
+    <w:lsdException w:uiPriority="0" w:name="Table Colorful 1"/>
+    <w:lsdException w:uiPriority="0" w:name="Table Colorful 2"/>
+    <w:lsdException w:uiPriority="0" w:name="Table Colorful 3"/>
+    <w:lsdException w:uiPriority="0" w:name="Table Columns 1"/>
+    <w:lsdException w:uiPriority="0" w:name="Table Columns 2"/>
+    <w:lsdException w:uiPriority="0" w:name="Table Columns 3"/>
+    <w:lsdException w:uiPriority="0" w:name="Table Columns 4"/>
+    <w:lsdException w:uiPriority="0" w:name="Table Columns 5"/>
+    <w:lsdException w:uiPriority="0" w:name="Table Grid 1"/>
+    <w:lsdException w:uiPriority="0" w:name="Table Grid 2"/>
+    <w:lsdException w:uiPriority="0" w:name="Table Grid 3"/>
+    <w:lsdException w:uiPriority="0" w:name="Table Grid 4"/>
+    <w:lsdException w:uiPriority="0" w:name="Table Grid 5"/>
+    <w:lsdException w:uiPriority="0" w:name="Table Grid 6"/>
+    <w:lsdException w:uiPriority="0" w:name="Table Grid 7"/>
+    <w:lsdException w:uiPriority="0" w:name="Table Grid 8"/>
+    <w:lsdException w:uiPriority="0" w:name="Table List 1"/>
+    <w:lsdException w:uiPriority="0" w:name="Table List 2"/>
+    <w:lsdException w:uiPriority="0" w:name="Table List 3"/>
+    <w:lsdException w:uiPriority="0" w:name="Table List 4"/>
+    <w:lsdException w:uiPriority="0" w:name="Table List 5"/>
+    <w:lsdException w:uiPriority="0" w:name="Table List 6"/>
+    <w:lsdException w:uiPriority="0" w:name="Table List 7"/>
+    <w:lsdException w:uiPriority="0" w:name="Table List 8"/>
+    <w:lsdException w:uiPriority="0" w:name="Table 3D effects 1"/>
+    <w:lsdException w:uiPriority="0" w:name="Table 3D effects 2"/>
+    <w:lsdException w:uiPriority="0" w:name="Table 3D effects 3"/>
+    <w:lsdException w:uiPriority="0" w:name="Table Contemporary"/>
+    <w:lsdException w:uiPriority="0" w:name="Table Elegant"/>
+    <w:lsdException w:uiPriority="0" w:name="Table Professional"/>
+    <w:lsdException w:uiPriority="0" w:name="Table Subtle 1"/>
+    <w:lsdException w:uiPriority="0" w:name="Table Subtle 2"/>
+    <w:lsdException w:uiPriority="0" w:name="Table Web 1"/>
+    <w:lsdException w:uiPriority="0" w:name="Table Web 2"/>
+    <w:lsdException w:uiPriority="0" w:name="Table Web 3"/>
+    <w:lsdException w:unhideWhenUsed="0" w:uiPriority="0" w:semiHidden="0" w:name="Balloon Text"/>
+    <w:lsdException w:qFormat="1" w:unhideWhenUsed="0" w:uiPriority="0" w:semiHidden="0" w:name="Table Grid"/>
+    <w:lsdException w:uiPriority="0" w:name="Table Theme"/>
+    <w:lsdException w:unhideWhenUsed="0" w:uiPriority="60" w:semiHidden="0" w:name="Light Shading"/>
+    <w:lsdException w:unhideWhenUsed="0" w:uiPriority="61" w:semiHidden="0" w:name="Light List"/>
+    <w:lsdException w:unhideWhenUsed="0" w:uiPriority="62" w:semiHidden="0" w:name="Light Grid"/>
+    <w:lsdException w:unhideWhenUsed="0" w:uiPriority="63" w:semiHidden="0" w:name="Medium Shading 1"/>
+    <w:lsdException w:unhideWhenUsed="0" w:uiPriority="64" w:semiHidden="0" w:name="Medium Shading 2"/>
+    <w:lsdException w:unhideWhenUsed="0" w:uiPriority="65" w:semiHidden="0" w:name="Medium List 1"/>
+    <w:lsdException w:unhideWhenUsed="0" w:uiPriority="66" w:semiHidden="0" w:name="Medium List 2"/>
+    <w:lsdException w:unhideWhenUsed="0" w:uiPriority="67" w:semiHidden="0" w:name="Medium Grid 1"/>
+    <w:lsdException w:unhideWhenUsed="0" w:uiPriority="68" w:semiHidden="0" w:name="Medium Grid 2"/>
+    <w:lsdException w:unhideWhenUsed="0" w:uiPriority="69" w:semiHidden="0" w:name="Medium Grid 3"/>
+    <w:lsdException w:unhideWhenUsed="0" w:uiPriority="70" w:semiHidden="0" w:name="Dark List"/>
+    <w:lsdException w:unhideWhenUsed="0" w:uiPriority="71" w:semiHidden="0" w:name="Colorful Shading"/>
+    <w:lsdException w:unhideWhenUsed="0" w:uiPriority="72" w:semiHidden="0" w:name="Colorful List"/>
+    <w:lsdException w:unhideWhenUsed="0" w:uiPriority="73" w:semiHidden="0" w:name="Colorful Grid"/>
+    <w:lsdException w:unhideWhenUsed="0" w:uiPriority="60" w:semiHidden="0" w:name="Light Shading Accent 1"/>
+    <w:lsdException w:unhideWhenUsed="0" w:uiPriority="61" w:semiHidden="0" w:name="Light List Accent 1"/>
+    <w:lsdException w:unhideWhenUsed="0" w:uiPriority="62" w:semiHidden="0" w:name="Light Grid Accent 1"/>
+    <w:lsdException w:unhideWhenUsed="0" w:uiPriority="63" w:semiHidden="0" w:name="Medium Shading 1 Accent 1"/>
+    <w:lsdException w:unhideWhenUsed="0" w:uiPriority="64" w:semiHidden="0" w:name="Medium Shading 2 Accent 1"/>
+    <w:lsdException w:unhideWhenUsed="0" w:uiPriority="65" w:semiHidden="0" w:name="Medium List 1 Accent 1"/>
+    <w:lsdException w:unhideWhenUsed="0" w:uiPriority="66" w:semiHidden="0" w:name="Medium List 2 Accent 1"/>
+    <w:lsdException w:unhideWhenUsed="0" w:uiPriority="67" w:semiHidden="0" w:name="Medium Grid 1 Accent 1"/>
+    <w:lsdException w:unhideWhenUsed="0" w:uiPriority="68" w:semiHidden="0" w:name="Medium Grid 2 Accent 1"/>
+    <w:lsdException w:unhideWhenUsed="0" w:uiPriority="69" w:semiHidden="0" w:name="Medium Grid 3 Accent 1"/>
+    <w:lsdException w:unhideWhenUsed="0" w:uiPriority="70" w:semiHidden="0" w:name="Dark List Accent 1"/>
+    <w:lsdException w:unhideWhenUsed="0" w:uiPriority="71" w:semiHidden="0" w:name="Colorful Shading Accent 1"/>
+    <w:lsdException w:unhideWhenUsed="0" w:uiPriority="72" w:semiHidden="0" w:name="Colorful List Accent 1"/>
+    <w:lsdException w:unhideWhenUsed="0" w:uiPriority="73" w:semiHidden="0" w:name="Colorful Grid Accent 1"/>
+    <w:lsdException w:unhideWhenUsed="0" w:uiPriority="60" w:semiHidden="0" w:name="Light Shading Accent 2"/>
+    <w:lsdException w:unhideWhenUsed="0" w:uiPriority="61" w:semiHidden="0" w:name="Light List Accent 2"/>
+    <w:lsdException w:unhideWhenUsed="0" w:uiPriority="62" w:semiHidden="0" w:name="Light Grid Accent 2"/>
+    <w:lsdException w:unhideWhenUsed="0" w:uiPriority="63" w:semiHidden="0" w:name="Medium Shading 1 Accent 2"/>
+    <w:lsdException w:unhideWhenUsed="0" w:uiPriority="64" w:semiHidden="0" w:name="Medium Shading 2 Accent 2"/>
+    <w:lsdException w:unhideWhenUsed="0" w:uiPriority="65" w:semiHidden="0" w:name="Medium List 1 Accent 2"/>
+    <w:lsdException w:unhideWhenUsed="0" w:uiPriority="66" w:semiHidden="0" w:name="Medium List 2 Accent 2"/>
+    <w:lsdException w:unhideWhenUsed="0" w:uiPriority="67" w:semiHidden="0" w:name="Medium Grid 1 Accent 2"/>
+    <w:lsdException w:unhideWhenUsed="0" w:uiPriority="68" w:semiHidden="0" w:name="Medium Grid 2 Accent 2"/>
+    <w:lsdException w:unhideWhenUsed="0" w:uiPriority="69" w:semiHidden="0" w:name="Medium Grid 3 Accent 2"/>
+    <w:lsdException w:unhideWhenUsed="0" w:uiPriority="70" w:semiHidden="0" w:name="Dark List Accent 2"/>
+    <w:lsdException w:unhideWhenUsed="0" w:uiPriority="71" w:semiHidden="0" w:name="Colorful Shading Accent 2"/>
+    <w:lsdException w:unhideWhenUsed="0" w:uiPriority="72" w:semiHidden="0" w:name="Colorful List Accent 2"/>
+    <w:lsdException w:unhideWhenUsed="0" w:uiPriority="73" w:semiHidden="0" w:name="Colorful Grid Accent 2"/>
+    <w:lsdException w:unhideWhenUsed="0" w:uiPriority="60" w:semiHidden="0" w:name="Light Shading Accent 3"/>
+    <w:lsdException w:unhideWhenUsed="0" w:uiPriority="61" w:semiHidden="0" w:name="Light List Accent 3"/>
+    <w:lsdException w:unhideWhenUsed="0" w:uiPriority="62" w:semiHidden="0" w:name="Light Grid Accent 3"/>
+    <w:lsdException w:unhideWhenUsed="0" w:uiPriority="63" w:semiHidden="0" w:name="Medium Shading 1 Accent 3"/>
+    <w:lsdException w:unhideWhenUsed="0" w:uiPriority="64" w:semiHidden="0" w:name="Medium Shading 2 Accent 3"/>
+    <w:lsdException w:unhideWhenUsed="0" w:uiPriority="65" w:semiHidden="0" w:name="Medium List 1 Accent 3"/>
+    <w:lsdException w:unhideWhenUsed="0" w:uiPriority="66" w:semiHidden="0" w:name="Medium List 2 Accent 3"/>
+    <w:lsdException w:unhideWhenUsed="0" w:uiPriority="67" w:semiHidden="0" w:name="Medium Grid 1 Accent 3"/>
+    <w:lsdException w:unhideWhenUsed="0" w:uiPriority="68" w:semiHidden="0" w:name="Medium Grid 2 Accent 3"/>
+    <w:lsdException w:unhideWhenUsed="0" w:uiPriority="69" w:semiHidden="0" w:name="Medium Grid 3 Accent 3"/>
+    <w:lsdException w:unhideWhenUsed="0" w:uiPriority="70" w:semiHidden="0" w:name="Dark List Accent 3"/>
+    <w:lsdException w:unhideWhenUsed="0" w:uiPriority="71" w:semiHidden="0" w:name="Colorful Shading Accent 3"/>
+    <w:lsdException w:unhideWhenUsed="0" w:uiPriority="72" w:semiHidden="0" w:name="Colorful List Accent 3"/>
+    <w:lsdException w:unhideWhenUsed="0" w:uiPriority="73" w:semiHidden="0" w:name="Colorful Grid Accent 3"/>
+    <w:lsdException w:unhideWhenUsed="0" w:uiPriority="60" w:semiHidden="0" w:name="Light Shading Accent 4"/>
+    <w:lsdException w:unhideWhenUsed="0" w:uiPriority="61" w:semiHidden="0" w:name="Light List Accent 4"/>
+    <w:lsdException w:unhideWhenUsed="0" w:uiPriority="62" w:semiHidden="0" w:name="Light Grid Accent 4"/>
+    <w:lsdException w:unhideWhenUsed="0" w:uiPriority="63" w:semiHidden="0" w:name="Medium Shading 1 Accent 4"/>
+    <w:lsdException w:unhideWhenUsed="0" w:uiPriority="64" w:semiHidden="0" w:name="Medium Shading 2 Accent 4"/>
+    <w:lsdException w:unhideWhenUsed="0" w:uiPriority="65" w:semiHidden="0" w:name="Medium List 1 Accent 4"/>
+    <w:lsdException w:unhideWhenUsed="0" w:uiPriority="66" w:semiHidden="0" w:name="Medium List 2 Accent 4"/>
+    <w:lsdException w:unhideWhenUsed="0" w:uiPriority="67" w:semiHidden="0" w:name="Medium Grid 1 Accent 4"/>
+    <w:lsdException w:unhideWhenUsed="0" w:uiPriority="68" w:semiHidden="0" w:name="Medium Grid 2 Accent 4"/>
+    <w:lsdException w:unhideWhenUsed="0" w:uiPriority="69" w:semiHidden="0" w:name="Medium Grid 3 Accent 4"/>
+    <w:lsdException w:unhideWhenUsed="0" w:uiPriority="70" w:semiHidden="0" w:name="Dark List Accent 4"/>
+    <w:lsdException w:unhideWhenUsed="0" w:uiPriority="71" w:semiHidden="0" w:name="Colorful Shading Accent 4"/>
+    <w:lsdException w:unhideWhenUsed="0" w:uiPriority="72" w:semiHidden="0" w:name="Colorful List Accent 4"/>
+    <w:lsdException w:unhideWhenUsed="0" w:uiPriority="73" w:semiHidden="0" w:name="Colorful Grid Accent 4"/>
+    <w:lsdException w:unhideWhenUsed="0" w:uiPriority="60" w:semiHidden="0" w:name="Light Shading Accent 5"/>
+    <w:lsdException w:unhideWhenUsed="0" w:uiPriority="61" w:semiHidden="0" w:name="Light List Accent 5"/>
+    <w:lsdException w:unhideWhenUsed="0" w:uiPriority="62" w:semiHidden="0" w:name="Light Grid Accent 5"/>
+    <w:lsdException w:unhideWhenUsed="0" w:uiPriority="63" w:semiHidden="0" w:name="Medium Shading 1 Accent 5"/>
+    <w:lsdException w:unhideWhenUsed="0" w:uiPriority="64" w:semiHidden="0" w:name="Medium Shading 2 Accent 5"/>
+    <w:lsdException w:unhideWhenUsed="0" w:uiPriority="65" w:semiHidden="0" w:name="Medium List 1 Accent 5"/>
+    <w:lsdException w:unhideWhenUsed="0" w:uiPriority="66" w:semiHidden="0" w:name="Medium List 2 Accent 5"/>
+    <w:lsdException w:unhideWhenUsed="0" w:uiPriority="67" w:semiHidden="0" w:name="Medium Grid 1 Accent 5"/>
+    <w:lsdException w:unhideWhenUsed="0" w:uiPriority="68" w:semiHidden="0" w:name="Medium Grid 2 Accent 5"/>
+    <w:lsdException w:unhideWhenUsed="0" w:uiPriority="69" w:semiHidden="0" w:name="Medium Grid 3 Accent 5"/>
+    <w:lsdException w:unhideWhenUsed="0" w:uiPriority="70" w:semiHidden="0" w:name="Dark List Accent 5"/>
+    <w:lsdException w:unhideWhenUsed="0" w:uiPriority="71" w:semiHidden="0" w:name="Colorful Shading Accent 5"/>
+    <w:lsdException w:unhideWhenUsed="0" w:uiPriority="72" w:semiHidden="0" w:name="Colorful List Accent 5"/>
+    <w:lsdException w:unhideWhenUsed="0" w:uiPriority="73" w:semiHidden="0" w:name="Colorful Grid Accent 5"/>
+    <w:lsdException w:unhideWhenUsed="0" w:uiPriority="60" w:semiHidden="0" w:name="Light Shading Accent 6"/>
+    <w:lsdException w:unhideWhenUsed="0" w:uiPriority="61" w:semiHidden="0" w:name="Light List Accent 6"/>
+    <w:lsdException w:unhideWhenUsed="0" w:uiPriority="62" w:semiHidden="0" w:name="Light Grid Accent 6"/>
+    <w:lsdException w:unhideWhenUsed="0" w:uiPriority="63" w:semiHidden="0" w:name="Medium Shading 1 Accent 6"/>
+    <w:lsdException w:unhideWhenUsed="0" w:uiPriority="64" w:semiHidden="0" w:name="Medium Shading 2 Accent 6"/>
+    <w:lsdException w:unhideWhenUsed="0" w:uiPriority="65" w:semiHidden="0" w:name="Medium List 1 Accent 6"/>
+    <w:lsdException w:unhideWhenUsed="0" w:uiPriority="66" w:semiHidden="0" w:name="Medium List 2 Accent 6"/>
+    <w:lsdException w:unhideWhenUsed="0" w:uiPriority="67" w:semiHidden="0" w:name="Medium Grid 1 Accent 6"/>
+    <w:lsdException w:unhideWhenUsed="0" w:uiPriority="68" w:semiHidden="0" w:name="Medium Grid 2 Accent 6"/>
+    <w:lsdException w:unhideWhenUsed="0" w:uiPriority="69" w:semiHidden="0" w:name="Medium Grid 3 Accent 6"/>
+    <w:lsdException w:unhideWhenUsed="0" w:uiPriority="70" w:semiHidden="0" w:name="Dark List Accent 6"/>
+    <w:lsdException w:unhideWhenUsed="0" w:uiPriority="71" w:semiHidden="0" w:name="Colorful Shading Accent 6"/>
+    <w:lsdException w:unhideWhenUsed="0" w:uiPriority="72" w:semiHidden="0" w:name="Colorful List Accent 6"/>
+    <w:lsdException w:unhideWhenUsed="0" w:uiPriority="73" w:semiHidden="0" w:name="Colorful Grid Accent 6"/>
   </w:latentStyles>
-  <w:style w:type="paragraph" w:default="1" w:styleId="a">
+  <w:style w:type="paragraph" w:default="1" w:styleId="1">
     <w:name w:val="Normal"/>
     <w:qFormat/>
+    <w:uiPriority w:val="0"/>
     <w:pPr>
       <w:kinsoku w:val="0"/>
       <w:autoSpaceDE w:val="0"/>
@@ -3382,23 +3567,25 @@
       <w:textAlignment w:val="baseline"/>
     </w:pPr>
     <w:rPr>
-      <w:rFonts w:ascii="Arial" w:hAnsi="Arial" w:cs="Arial"/>
+      <w:rFonts w:ascii="Arial" w:hAnsi="Arial" w:eastAsia="宋体" w:cs="Arial"/>
       <w:snapToGrid w:val="0"/>
       <w:color w:val="000000"/>
       <w:sz w:val="21"/>
       <w:szCs w:val="21"/>
-      <w:lang w:eastAsia="en-US"/>
+      <w:lang w:val="en-US" w:eastAsia="en-US" w:bidi="ar-SA"/>
     </w:rPr>
   </w:style>
-  <w:style w:type="paragraph" w:styleId="1">
+  <w:style w:type="paragraph" w:styleId="2">
     <w:name w:val="heading 1"/>
-    <w:basedOn w:val="a"/>
-    <w:next w:val="a"/>
+    <w:basedOn w:val="1"/>
+    <w:next w:val="1"/>
     <w:qFormat/>
+    <w:uiPriority w:val="0"/>
     <w:pPr>
       <w:keepNext/>
       <w:keepLines/>
       <w:numPr>
+        <w:ilvl w:val="0"/>
         <w:numId w:val="1"/>
       </w:numPr>
       <w:spacing w:before="340" w:after="330" w:line="576" w:lineRule="auto"/>
@@ -3410,12 +3597,13 @@
       <w:sz w:val="44"/>
     </w:rPr>
   </w:style>
-  <w:style w:type="paragraph" w:styleId="2">
+  <w:style w:type="paragraph" w:styleId="3">
     <w:name w:val="heading 2"/>
-    <w:basedOn w:val="a"/>
-    <w:next w:val="a"/>
+    <w:basedOn w:val="1"/>
+    <w:next w:val="1"/>
     <w:unhideWhenUsed/>
     <w:qFormat/>
+    <w:uiPriority w:val="0"/>
     <w:pPr>
       <w:keepNext/>
       <w:keepLines/>
@@ -3432,13 +3620,14 @@
       <w:sz w:val="32"/>
     </w:rPr>
   </w:style>
-  <w:style w:type="paragraph" w:styleId="3">
+  <w:style w:type="paragraph" w:styleId="4">
     <w:name w:val="heading 3"/>
-    <w:basedOn w:val="a"/>
-    <w:next w:val="a"/>
+    <w:basedOn w:val="1"/>
+    <w:next w:val="1"/>
     <w:semiHidden/>
     <w:unhideWhenUsed/>
     <w:qFormat/>
+    <w:uiPriority w:val="0"/>
     <w:pPr>
       <w:keepNext/>
       <w:keepLines/>
@@ -3454,12 +3643,13 @@
       <w:sz w:val="32"/>
     </w:rPr>
   </w:style>
-  <w:style w:type="paragraph" w:styleId="4">
+  <w:style w:type="paragraph" w:styleId="5">
     <w:name w:val="heading 4"/>
-    <w:basedOn w:val="a"/>
-    <w:next w:val="a"/>
+    <w:basedOn w:val="1"/>
+    <w:next w:val="1"/>
     <w:unhideWhenUsed/>
     <w:qFormat/>
+    <w:uiPriority w:val="0"/>
     <w:pPr>
       <w:keepNext/>
       <w:keepLines/>
@@ -3476,13 +3666,14 @@
       <w:sz w:val="28"/>
     </w:rPr>
   </w:style>
-  <w:style w:type="paragraph" w:styleId="5">
+  <w:style w:type="paragraph" w:styleId="6">
     <w:name w:val="heading 5"/>
-    <w:basedOn w:val="a"/>
-    <w:next w:val="a"/>
+    <w:basedOn w:val="1"/>
+    <w:next w:val="1"/>
     <w:semiHidden/>
     <w:unhideWhenUsed/>
     <w:qFormat/>
+    <w:uiPriority w:val="0"/>
     <w:pPr>
       <w:keepNext/>
       <w:keepLines/>
@@ -3498,13 +3689,14 @@
       <w:sz w:val="28"/>
     </w:rPr>
   </w:style>
-  <w:style w:type="paragraph" w:styleId="6">
+  <w:style w:type="paragraph" w:styleId="7">
     <w:name w:val="heading 6"/>
-    <w:basedOn w:val="a"/>
-    <w:next w:val="a"/>
+    <w:basedOn w:val="1"/>
+    <w:next w:val="1"/>
     <w:semiHidden/>
     <w:unhideWhenUsed/>
     <w:qFormat/>
+    <w:uiPriority w:val="0"/>
     <w:pPr>
       <w:keepNext/>
       <w:keepLines/>
@@ -3521,13 +3713,14 @@
       <w:sz w:val="24"/>
     </w:rPr>
   </w:style>
-  <w:style w:type="paragraph" w:styleId="7">
+  <w:style w:type="paragraph" w:styleId="8">
     <w:name w:val="heading 7"/>
-    <w:basedOn w:val="a"/>
-    <w:next w:val="a"/>
+    <w:basedOn w:val="1"/>
+    <w:next w:val="1"/>
     <w:semiHidden/>
     <w:unhideWhenUsed/>
     <w:qFormat/>
+    <w:uiPriority w:val="0"/>
     <w:pPr>
       <w:keepNext/>
       <w:keepLines/>
@@ -3543,13 +3736,14 @@
       <w:sz w:val="24"/>
     </w:rPr>
   </w:style>
-  <w:style w:type="paragraph" w:styleId="8">
+  <w:style w:type="paragraph" w:styleId="9">
     <w:name w:val="heading 8"/>
-    <w:basedOn w:val="a"/>
-    <w:next w:val="a"/>
+    <w:basedOn w:val="1"/>
+    <w:next w:val="1"/>
     <w:semiHidden/>
     <w:unhideWhenUsed/>
     <w:qFormat/>
+    <w:uiPriority w:val="0"/>
     <w:pPr>
       <w:keepNext/>
       <w:keepLines/>
@@ -3565,13 +3759,14 @@
       <w:sz w:val="24"/>
     </w:rPr>
   </w:style>
-  <w:style w:type="paragraph" w:styleId="9">
+  <w:style w:type="paragraph" w:styleId="10">
     <w:name w:val="heading 9"/>
-    <w:basedOn w:val="a"/>
-    <w:next w:val="a"/>
+    <w:basedOn w:val="1"/>
+    <w:next w:val="1"/>
     <w:semiHidden/>
     <w:unhideWhenUsed/>
     <w:qFormat/>
+    <w:uiPriority w:val="0"/>
     <w:pPr>
       <w:keepNext/>
       <w:keepLines/>
@@ -3586,19 +3781,18 @@
       <w:rFonts w:eastAsia="黑体"/>
     </w:rPr>
   </w:style>
-  <w:style w:type="character" w:default="1" w:styleId="a0">
+  <w:style w:type="character" w:default="1" w:styleId="22">
     <w:name w:val="Default Paragraph Font"/>
-    <w:uiPriority w:val="1"/>
     <w:semiHidden/>
     <w:unhideWhenUsed/>
+    <w:uiPriority w:val="1"/>
   </w:style>
-  <w:style w:type="table" w:default="1" w:styleId="a1">
+  <w:style w:type="table" w:default="1" w:styleId="20">
     <w:name w:val="Normal Table"/>
-    <w:uiPriority w:val="99"/>
     <w:semiHidden/>
     <w:unhideWhenUsed/>
+    <w:uiPriority w:val="99"/>
     <w:tblPr>
-      <w:tblInd w:w="0" w:type="dxa"/>
       <w:tblCellMar>
         <w:top w:w="0" w:type="dxa"/>
         <w:left w:w="108" w:type="dxa"/>
@@ -3607,39 +3801,37 @@
       </w:tblCellMar>
     </w:tblPr>
   </w:style>
-  <w:style w:type="numbering" w:default="1" w:styleId="a2">
-    <w:name w:val="No List"/>
-    <w:uiPriority w:val="99"/>
-    <w:semiHidden/>
-    <w:unhideWhenUsed/>
+  <w:style w:type="paragraph" w:styleId="11">
+    <w:name w:val="annotation text"/>
+    <w:basedOn w:val="1"/>
+    <w:qFormat/>
+    <w:uiPriority w:val="0"/>
   </w:style>
-  <w:style w:type="paragraph" w:styleId="a3">
-    <w:name w:val="annotation text"/>
-    <w:basedOn w:val="a"/>
-    <w:qFormat/>
-  </w:style>
-  <w:style w:type="paragraph" w:styleId="a4">
+  <w:style w:type="paragraph" w:styleId="12">
     <w:name w:val="Body Text"/>
-    <w:basedOn w:val="a"/>
+    <w:basedOn w:val="1"/>
     <w:semiHidden/>
     <w:qFormat/>
+    <w:uiPriority w:val="0"/>
     <w:rPr>
       <w:rFonts w:eastAsia="Arial"/>
     </w:rPr>
   </w:style>
-  <w:style w:type="paragraph" w:styleId="TOC3">
+  <w:style w:type="paragraph" w:styleId="13">
     <w:name w:val="toc 3"/>
-    <w:basedOn w:val="a"/>
-    <w:next w:val="a"/>
+    <w:basedOn w:val="1"/>
+    <w:next w:val="1"/>
     <w:qFormat/>
+    <w:uiPriority w:val="0"/>
     <w:pPr>
-      <w:ind w:leftChars="400" w:left="840"/>
+      <w:ind w:left="840" w:leftChars="400"/>
     </w:pPr>
   </w:style>
-  <w:style w:type="paragraph" w:styleId="a5">
+  <w:style w:type="paragraph" w:styleId="14">
     <w:name w:val="footer"/>
-    <w:basedOn w:val="a"/>
+    <w:basedOn w:val="1"/>
     <w:qFormat/>
+    <w:uiPriority w:val="0"/>
     <w:pPr>
       <w:tabs>
         <w:tab w:val="center" w:pos="4153"/>
@@ -3650,16 +3842,17 @@
       <w:sz w:val="18"/>
     </w:rPr>
   </w:style>
-  <w:style w:type="paragraph" w:styleId="a6">
+  <w:style w:type="paragraph" w:styleId="15">
     <w:name w:val="header"/>
-    <w:basedOn w:val="a"/>
+    <w:basedOn w:val="1"/>
     <w:qFormat/>
+    <w:uiPriority w:val="0"/>
     <w:pPr>
       <w:pBdr>
-        <w:top w:val="nil"/>
-        <w:left w:val="nil"/>
-        <w:bottom w:val="nil"/>
-        <w:right w:val="nil"/>
+        <w:top w:val="none" w:color="auto" w:sz="0" w:space="0"/>
+        <w:left w:val="none" w:color="auto" w:sz="0" w:space="0"/>
+        <w:bottom w:val="none" w:color="auto" w:sz="0" w:space="0"/>
+        <w:right w:val="none" w:color="auto" w:sz="0" w:space="0"/>
       </w:pBdr>
       <w:tabs>
         <w:tab w:val="center" w:pos="4153"/>
@@ -3672,37 +3865,41 @@
       <w:sz w:val="18"/>
     </w:rPr>
   </w:style>
-  <w:style w:type="paragraph" w:styleId="TOC1">
+  <w:style w:type="paragraph" w:styleId="16">
     <w:name w:val="toc 1"/>
-    <w:basedOn w:val="a"/>
-    <w:next w:val="a"/>
+    <w:basedOn w:val="1"/>
+    <w:next w:val="1"/>
     <w:qFormat/>
+    <w:uiPriority w:val="0"/>
     <w:rPr>
       <w:rFonts w:eastAsia="Microsoft JhengHei"/>
       <w:sz w:val="24"/>
     </w:rPr>
   </w:style>
-  <w:style w:type="paragraph" w:styleId="TOC2">
+  <w:style w:type="paragraph" w:styleId="17">
     <w:name w:val="toc 2"/>
-    <w:basedOn w:val="a"/>
-    <w:next w:val="a"/>
+    <w:basedOn w:val="1"/>
+    <w:next w:val="1"/>
     <w:qFormat/>
+    <w:uiPriority w:val="0"/>
     <w:pPr>
-      <w:ind w:leftChars="200" w:left="420"/>
+      <w:ind w:left="420" w:leftChars="200"/>
     </w:pPr>
   </w:style>
-  <w:style w:type="paragraph" w:styleId="a7">
+  <w:style w:type="paragraph" w:styleId="18">
     <w:name w:val="Normal (Web)"/>
-    <w:basedOn w:val="a"/>
+    <w:basedOn w:val="1"/>
     <w:qFormat/>
+    <w:uiPriority w:val="0"/>
     <w:rPr>
       <w:sz w:val="24"/>
     </w:rPr>
   </w:style>
-  <w:style w:type="paragraph" w:styleId="a8">
+  <w:style w:type="paragraph" w:styleId="19">
     <w:name w:val="Title"/>
-    <w:basedOn w:val="a"/>
+    <w:basedOn w:val="1"/>
     <w:qFormat/>
+    <w:uiPriority w:val="0"/>
     <w:pPr>
       <w:spacing w:before="240" w:after="60"/>
       <w:jc w:val="center"/>
@@ -3713,68 +3910,73 @@
       <w:sz w:val="32"/>
     </w:rPr>
   </w:style>
-  <w:style w:type="table" w:styleId="a9">
+  <w:style w:type="table" w:styleId="21">
     <w:name w:val="Table Grid"/>
-    <w:basedOn w:val="a1"/>
+    <w:basedOn w:val="20"/>
     <w:qFormat/>
+    <w:uiPriority w:val="0"/>
     <w:pPr>
       <w:widowControl w:val="0"/>
       <w:jc w:val="both"/>
     </w:pPr>
     <w:tblPr>
       <w:tblBorders>
-        <w:top w:val="single" w:sz="4" w:space="0" w:color="auto"/>
-        <w:left w:val="single" w:sz="4" w:space="0" w:color="auto"/>
-        <w:bottom w:val="single" w:sz="4" w:space="0" w:color="auto"/>
-        <w:right w:val="single" w:sz="4" w:space="0" w:color="auto"/>
-        <w:insideH w:val="single" w:sz="4" w:space="0" w:color="auto"/>
-        <w:insideV w:val="single" w:sz="4" w:space="0" w:color="auto"/>
+        <w:top w:val="single" w:color="auto" w:sz="4" w:space="0"/>
+        <w:left w:val="single" w:color="auto" w:sz="4" w:space="0"/>
+        <w:bottom w:val="single" w:color="auto" w:sz="4" w:space="0"/>
+        <w:right w:val="single" w:color="auto" w:sz="4" w:space="0"/>
+        <w:insideH w:val="single" w:color="auto" w:sz="4" w:space="0"/>
+        <w:insideV w:val="single" w:color="auto" w:sz="4" w:space="0"/>
       </w:tblBorders>
     </w:tblPr>
   </w:style>
-  <w:style w:type="character" w:styleId="aa">
+  <w:style w:type="character" w:styleId="23">
     <w:name w:val="Strong"/>
-    <w:basedOn w:val="a0"/>
+    <w:basedOn w:val="22"/>
     <w:qFormat/>
+    <w:uiPriority w:val="0"/>
     <w:rPr>
       <w:b/>
     </w:rPr>
   </w:style>
-  <w:style w:type="paragraph" w:customStyle="1" w:styleId="ab">
+  <w:style w:type="paragraph" w:customStyle="1" w:styleId="24">
     <w:name w:val="柴_公司名"/>
-    <w:basedOn w:val="a8"/>
+    <w:basedOn w:val="19"/>
     <w:qFormat/>
+    <w:uiPriority w:val="0"/>
     <w:pPr>
-      <w:spacing w:afterLines="600" w:after="600"/>
+      <w:spacing w:after="600" w:afterLines="600"/>
     </w:pPr>
     <w:rPr>
-      <w:rFonts w:ascii="宋体" w:hAnsi="宋体" w:cs="宋体" w:hint="eastAsia"/>
+      <w:rFonts w:hint="eastAsia" w:ascii="宋体" w:hAnsi="宋体" w:cs="宋体"/>
       <w:bCs/>
       <w:spacing w:val="-6"/>
       <w:sz w:val="52"/>
       <w:szCs w:val="52"/>
     </w:rPr>
   </w:style>
-  <w:style w:type="paragraph" w:customStyle="1" w:styleId="ac">
+  <w:style w:type="paragraph" w:customStyle="1" w:styleId="25">
     <w:name w:val="柴_文档名"/>
-    <w:basedOn w:val="a8"/>
+    <w:basedOn w:val="19"/>
     <w:qFormat/>
+    <w:uiPriority w:val="0"/>
     <w:pPr>
-      <w:spacing w:afterLines="900" w:after="900"/>
+      <w:spacing w:after="900" w:afterLines="900"/>
     </w:pPr>
     <w:rPr>
-      <w:rFonts w:ascii="黑体" w:eastAsia="黑体" w:hAnsi="黑体" w:cs="黑体"/>
+      <w:rFonts w:ascii="黑体" w:hAnsi="黑体" w:eastAsia="黑体" w:cs="黑体"/>
       <w:bCs/>
       <w:spacing w:val="-7"/>
       <w:sz w:val="52"/>
       <w:szCs w:val="52"/>
     </w:rPr>
   </w:style>
-  <w:style w:type="table" w:customStyle="1" w:styleId="TableNormal0">
+  <w:style w:type="table" w:customStyle="1" w:styleId="26">
     <w:name w:val="Table Normal_0"/>
     <w:semiHidden/>
     <w:unhideWhenUsed/>
     <w:qFormat/>
+    <w:uiPriority w:val="0"/>
     <w:tblPr>
       <w:tblCellMar>
         <w:top w:w="0" w:type="dxa"/>
@@ -3784,21 +3986,23 @@
       </w:tblCellMar>
     </w:tblPr>
   </w:style>
-  <w:style w:type="paragraph" w:customStyle="1" w:styleId="TableText">
+  <w:style w:type="paragraph" w:customStyle="1" w:styleId="27">
     <w:name w:val="Table Text"/>
-    <w:basedOn w:val="a"/>
+    <w:basedOn w:val="1"/>
     <w:semiHidden/>
     <w:qFormat/>
+    <w:uiPriority w:val="0"/>
     <w:rPr>
       <w:rFonts w:ascii="宋体" w:hAnsi="宋体" w:cs="宋体"/>
     </w:rPr>
   </w:style>
-  <w:style w:type="paragraph" w:customStyle="1" w:styleId="10">
+  <w:style w:type="paragraph" w:customStyle="1" w:styleId="28">
     <w:name w:val="柴_标题1"/>
-    <w:basedOn w:val="1"/>
-    <w:next w:val="ad"/>
-    <w:link w:val="1Char"/>
+    <w:basedOn w:val="2"/>
+    <w:next w:val="29"/>
+    <w:link w:val="38"/>
     <w:qFormat/>
+    <w:uiPriority w:val="0"/>
     <w:pPr>
       <w:spacing w:before="100" w:after="90" w:line="360" w:lineRule="auto"/>
     </w:pPr>
@@ -3806,13 +4010,14 @@
       <w:sz w:val="32"/>
     </w:rPr>
   </w:style>
-  <w:style w:type="paragraph" w:customStyle="1" w:styleId="ad">
+  <w:style w:type="paragraph" w:customStyle="1" w:styleId="29">
     <w:name w:val="柴_正文"/>
-    <w:basedOn w:val="a4"/>
-    <w:link w:val="Char"/>
+    <w:basedOn w:val="12"/>
+    <w:link w:val="41"/>
     <w:qFormat/>
+    <w:uiPriority w:val="0"/>
     <w:pPr>
-      <w:ind w:firstLineChars="200" w:firstLine="470"/>
+      <w:ind w:firstLine="470" w:firstLineChars="200"/>
     </w:pPr>
     <w:rPr>
       <w:rFonts w:eastAsia="宋体"/>
@@ -3820,11 +4025,12 @@
       <w:lang w:eastAsia="zh-CN"/>
     </w:rPr>
   </w:style>
-  <w:style w:type="paragraph" w:customStyle="1" w:styleId="20">
+  <w:style w:type="paragraph" w:customStyle="1" w:styleId="30">
     <w:name w:val="柴_标题2"/>
-    <w:basedOn w:val="2"/>
-    <w:next w:val="ad"/>
+    <w:basedOn w:val="3"/>
+    <w:next w:val="29"/>
     <w:qFormat/>
+    <w:uiPriority w:val="0"/>
     <w:pPr>
       <w:spacing w:line="360" w:lineRule="auto"/>
     </w:pPr>
@@ -3833,14 +4039,15 @@
       <w:sz w:val="28"/>
     </w:rPr>
   </w:style>
-  <w:style w:type="paragraph" w:customStyle="1" w:styleId="30">
+  <w:style w:type="paragraph" w:customStyle="1" w:styleId="31">
     <w:name w:val="柴_标题3"/>
-    <w:basedOn w:val="3"/>
-    <w:next w:val="ad"/>
+    <w:basedOn w:val="4"/>
+    <w:next w:val="29"/>
     <w:qFormat/>
+    <w:uiPriority w:val="0"/>
     <w:pPr>
       <w:spacing w:line="360" w:lineRule="auto"/>
-      <w:ind w:left="0" w:firstLineChars="200" w:firstLine="472"/>
+      <w:ind w:left="0" w:firstLine="472" w:firstLineChars="200"/>
     </w:pPr>
     <w:rPr>
       <w:rFonts w:ascii="宋体" w:hAnsi="宋体" w:cs="宋体"/>
@@ -3849,11 +4056,12 @@
       <w:szCs w:val="24"/>
     </w:rPr>
   </w:style>
-  <w:style w:type="paragraph" w:customStyle="1" w:styleId="ae">
+  <w:style w:type="paragraph" w:customStyle="1" w:styleId="32">
     <w:name w:val="柴_目录"/>
-    <w:basedOn w:val="a"/>
-    <w:next w:val="a4"/>
+    <w:basedOn w:val="1"/>
+    <w:next w:val="12"/>
     <w:qFormat/>
+    <w:uiPriority w:val="0"/>
     <w:pPr>
       <w:tabs>
         <w:tab w:val="right" w:leader="dot" w:pos="8442"/>
@@ -3864,37 +4072,54 @@
       <w:sz w:val="24"/>
     </w:rPr>
   </w:style>
-  <w:style w:type="paragraph" w:customStyle="1" w:styleId="WPSOffice1">
+  <w:style w:type="paragraph" w:customStyle="1" w:styleId="33">
     <w:name w:val="WPSOffice手动目录 1"/>
     <w:qFormat/>
+    <w:uiPriority w:val="0"/>
+    <w:rPr>
+      <w:rFonts w:ascii="Times New Roman" w:hAnsi="Times New Roman" w:eastAsia="宋体" w:cs="Times New Roman"/>
+      <w:lang w:val="en-US" w:eastAsia="zh-CN" w:bidi="ar-SA"/>
+    </w:rPr>
   </w:style>
-  <w:style w:type="paragraph" w:customStyle="1" w:styleId="WPSOffice2">
+  <w:style w:type="paragraph" w:customStyle="1" w:styleId="34">
     <w:name w:val="WPSOffice手动目录 2"/>
     <w:qFormat/>
+    <w:uiPriority w:val="0"/>
     <w:pPr>
-      <w:ind w:leftChars="200" w:left="200"/>
+      <w:ind w:left="200" w:leftChars="200"/>
     </w:pPr>
+    <w:rPr>
+      <w:rFonts w:ascii="Times New Roman" w:hAnsi="Times New Roman" w:eastAsia="宋体" w:cs="Times New Roman"/>
+      <w:lang w:val="en-US" w:eastAsia="zh-CN" w:bidi="ar-SA"/>
+    </w:rPr>
   </w:style>
-  <w:style w:type="paragraph" w:customStyle="1" w:styleId="WPSOffice3">
+  <w:style w:type="paragraph" w:customStyle="1" w:styleId="35">
     <w:name w:val="WPSOffice手动目录 3"/>
     <w:qFormat/>
+    <w:uiPriority w:val="0"/>
     <w:pPr>
-      <w:ind w:leftChars="400" w:left="400"/>
+      <w:ind w:left="400" w:leftChars="400"/>
     </w:pPr>
+    <w:rPr>
+      <w:rFonts w:ascii="Times New Roman" w:hAnsi="Times New Roman" w:eastAsia="宋体" w:cs="Times New Roman"/>
+      <w:lang w:val="en-US" w:eastAsia="zh-CN" w:bidi="ar-SA"/>
+    </w:rPr>
   </w:style>
-  <w:style w:type="paragraph" w:customStyle="1" w:styleId="Compact">
+  <w:style w:type="paragraph" w:customStyle="1" w:styleId="36">
     <w:name w:val="Compact"/>
-    <w:basedOn w:val="a4"/>
+    <w:basedOn w:val="12"/>
     <w:qFormat/>
+    <w:uiPriority w:val="0"/>
     <w:pPr>
       <w:spacing w:before="36" w:after="36"/>
     </w:pPr>
   </w:style>
-  <w:style w:type="table" w:customStyle="1" w:styleId="Table">
+  <w:style w:type="table" w:customStyle="1" w:styleId="37">
     <w:name w:val="Table"/>
     <w:semiHidden/>
     <w:unhideWhenUsed/>
     <w:qFormat/>
+    <w:uiPriority w:val="0"/>
     <w:tblPr>
       <w:tblCellMar>
         <w:top w:w="0" w:type="dxa"/>
@@ -3904,28 +4129,29 @@
       </w:tblCellMar>
     </w:tblPr>
     <w:tblStylePr w:type="firstRow">
-      <w:tblPr/>
       <w:tcPr>
         <w:tcBorders>
-          <w:bottom w:val="single" w:sz="0" w:space="0" w:color="auto"/>
+          <w:bottom w:val="single" w:color="auto" w:sz="0" w:space="0"/>
         </w:tcBorders>
         <w:vAlign w:val="bottom"/>
       </w:tcPr>
     </w:tblStylePr>
   </w:style>
-  <w:style w:type="character" w:customStyle="1" w:styleId="1Char">
+  <w:style w:type="character" w:customStyle="1" w:styleId="38">
     <w:name w:val="柴_标题1 Char"/>
-    <w:link w:val="10"/>
+    <w:link w:val="28"/>
     <w:qFormat/>
+    <w:uiPriority w:val="0"/>
     <w:rPr>
-      <w:rFonts w:ascii="Arial" w:eastAsia="宋体" w:hAnsi="Arial"/>
+      <w:rFonts w:ascii="Arial" w:hAnsi="Arial" w:eastAsia="宋体"/>
       <w:sz w:val="32"/>
     </w:rPr>
   </w:style>
-  <w:style w:type="paragraph" w:customStyle="1" w:styleId="af">
+  <w:style w:type="paragraph" w:customStyle="1" w:styleId="39">
     <w:name w:val="柴_正文_无缩进"/>
-    <w:basedOn w:val="a"/>
+    <w:basedOn w:val="1"/>
     <w:qFormat/>
+    <w:uiPriority w:val="0"/>
     <w:rPr>
       <w:sz w:val="24"/>
       <w:lang w:eastAsia="zh-CN"/>
@@ -3933,27 +4159,29 @@
   </w:style>
   <w:style w:type="paragraph" w:customStyle="1" w:styleId="40">
     <w:name w:val="柴_标题4"/>
-    <w:basedOn w:val="4"/>
-    <w:next w:val="a"/>
+    <w:basedOn w:val="5"/>
+    <w:next w:val="1"/>
     <w:qFormat/>
+    <w:uiPriority w:val="0"/>
     <w:pPr>
       <w:widowControl w:val="0"/>
       <w:spacing w:before="160" w:line="360" w:lineRule="auto"/>
-      <w:ind w:leftChars="300" w:left="981" w:hanging="862"/>
+      <w:ind w:left="981" w:leftChars="300" w:hanging="862"/>
     </w:pPr>
     <w:rPr>
-      <w:rFonts w:ascii="Calibri" w:eastAsia="宋体" w:hAnsi="Calibri" w:cs="宋体" w:hint="eastAsia"/>
+      <w:rFonts w:hint="eastAsia" w:ascii="Calibri" w:hAnsi="Calibri" w:eastAsia="宋体" w:cs="宋体"/>
       <w:sz w:val="24"/>
       <w:szCs w:val="24"/>
       <w:lang w:eastAsia="zh-CN" w:bidi="zh-CN"/>
     </w:rPr>
   </w:style>
-  <w:style w:type="character" w:customStyle="1" w:styleId="Char">
+  <w:style w:type="character" w:customStyle="1" w:styleId="41">
     <w:name w:val="柴_正文 Char"/>
-    <w:link w:val="ad"/>
+    <w:link w:val="29"/>
     <w:qFormat/>
+    <w:uiPriority w:val="0"/>
     <w:rPr>
-      <w:rFonts w:ascii="Arial" w:eastAsia="宋体" w:hAnsi="Arial"/>
+      <w:rFonts w:ascii="Arial" w:hAnsi="Arial" w:eastAsia="宋体"/>
       <w:sz w:val="24"/>
       <w:lang w:eastAsia="zh-CN"/>
     </w:rPr>
@@ -4205,6 +4433,5 @@
     </a:fmtScheme>
   </a:themeElements>
   <a:objectDefaults/>
-  <a:extraClrSchemeLst/>
 </a:theme>
 </file>
--- a/4-质量管理/运行记录类文件/040206-管理评审报告.docx
+++ b/4-质量管理/运行记录类文件/040206-管理评审报告.docx
@@ -2,48 +2,6 @@
 <file path=word/document.xml><?xml version="1.0" encoding="utf-8"?>
 <w:document xmlns:wpc="http://schemas.microsoft.com/office/word/2010/wordprocessingCanvas" xmlns:mc="http://schemas.openxmlformats.org/markup-compatibility/2006" xmlns:o="urn:schemas-microsoft-com:office:office" xmlns:r="http://schemas.openxmlformats.org/officeDocument/2006/relationships" xmlns:m="http://schemas.openxmlformats.org/officeDocument/2006/math" xmlns:v="urn:schemas-microsoft-com:vml" xmlns:wp14="http://schemas.microsoft.com/office/word/2010/wordprocessingDrawing" xmlns:wp="http://schemas.openxmlformats.org/drawingml/2006/wordprocessingDrawing" xmlns:w="http://schemas.openxmlformats.org/wordprocessingml/2006/main" xmlns:w14="http://schemas.microsoft.com/office/word/2010/wordml" xmlns:w10="urn:schemas-microsoft-com:office:word" xmlns:w15="http://schemas.microsoft.com/office/word/2012/wordml" xmlns:wpg="http://schemas.microsoft.com/office/word/2010/wordprocessingGroup" xmlns:wpi="http://schemas.microsoft.com/office/word/2010/wordprocessingInk" xmlns:wne="http://schemas.microsoft.com/office/word/2006/wordml" xmlns:wps="http://schemas.microsoft.com/office/word/2010/wordprocessingShape" xmlns:wpsCustomData="http://www.wps.cn/officeDocument/2013/wpsCustomData" mc:Ignorable="w14 w15 wp14">
   <w:body>
-    <w:p>
-      <w:pPr>
-        <w:spacing w:before="78" w:line="219" w:lineRule="auto"/>
-        <w:ind w:left="25"/>
-        <w:rPr>
-          <w:rFonts w:hint="eastAsia" w:ascii="宋体" w:hAnsi="宋体" w:cs="宋体"/>
-          <w:b/>
-          <w:bCs/>
-          <w:spacing w:val="-3"/>
-          <w:sz w:val="24"/>
-          <w:szCs w:val="24"/>
-        </w:rPr>
-      </w:pPr>
-    </w:p>
-    <w:p>
-      <w:pPr>
-        <w:spacing w:before="78" w:line="219" w:lineRule="auto"/>
-        <w:ind w:left="25"/>
-        <w:rPr>
-          <w:rFonts w:hint="eastAsia" w:ascii="宋体" w:hAnsi="宋体" w:cs="宋体"/>
-          <w:b/>
-          <w:bCs/>
-          <w:spacing w:val="-3"/>
-          <w:sz w:val="24"/>
-          <w:szCs w:val="24"/>
-        </w:rPr>
-      </w:pPr>
-    </w:p>
-    <w:p>
-      <w:pPr>
-        <w:spacing w:before="78" w:line="219" w:lineRule="auto"/>
-        <w:ind w:left="25"/>
-        <w:rPr>
-          <w:rFonts w:hint="eastAsia" w:ascii="宋体" w:hAnsi="宋体" w:cs="宋体"/>
-          <w:b/>
-          <w:bCs/>
-          <w:spacing w:val="-3"/>
-          <w:sz w:val="24"/>
-          <w:szCs w:val="24"/>
-        </w:rPr>
-      </w:pPr>
-    </w:p>
     <w:p>
       <w:pPr>
         <w:spacing w:before="78" w:line="219" w:lineRule="auto"/>
@@ -65,7 +23,33 @@
           <w:szCs w:val="24"/>
           <w:lang w:eastAsia="zh-CN"/>
         </w:rPr>
-        <w:t>文件编号：ITSS-10-0</w:t>
+        <w:t>文件编号：ITSS-</w:t>
+      </w:r>
+      <w:r>
+        <w:rPr>
+          <w:rFonts w:hint="eastAsia" w:ascii="宋体" w:hAnsi="宋体" w:cs="宋体"/>
+          <w:b/>
+          <w:bCs/>
+          <w:spacing w:val="-3"/>
+          <w:sz w:val="24"/>
+          <w:szCs w:val="24"/>
+          <w:lang w:val="en-US" w:eastAsia="zh-CN"/>
+        </w:rPr>
+        <w:t>04</w:t>
+      </w:r>
+      <w:bookmarkStart w:id="1" w:name="_GoBack"/>
+      <w:bookmarkEnd w:id="1"/>
+      <w:r>
+        <w:rPr>
+          <w:rFonts w:ascii="宋体" w:hAnsi="宋体" w:cs="宋体"/>
+          <w:b/>
+          <w:bCs/>
+          <w:spacing w:val="-3"/>
+          <w:sz w:val="24"/>
+          <w:szCs w:val="24"/>
+          <w:lang w:eastAsia="zh-CN"/>
+        </w:rPr>
+        <w:t>-0</w:t>
       </w:r>
       <w:r>
         <w:rPr>
@@ -2600,8 +2584,6 @@
               </w:rPr>
               <w:t>从目前的实施情况看，通过对内审发现的不符合项进行总结分析，对年度指标跟踪中未达成的指标进行调查分析，根据分析结果确定改进措施，制定服务能力改进计划，从而达到提升运行维护服务能力的目的</w:t>
             </w:r>
-            <w:bookmarkStart w:id="1" w:name="_GoBack"/>
-            <w:bookmarkEnd w:id="1"/>
             <w:r>
               <w:rPr>
                 <w:lang w:eastAsia="zh-CN"/>
